--- a/legend-dynamics/site/dust-and-damnation/Dust_Damnation_Players_Guide.docx
+++ b/legend-dynamics/site/dust-and-damnation/Dust_Damnation_Players_Guide.docx
@@ -22551,7 +22551,7 @@
       </w:tr>
     </w:tbl>
     <w:bookmarkEnd w:id="111"/>
-    <w:bookmarkStart w:id="112" w:name="quick-reference"/>
+    <w:bookmarkStart w:id="113" w:name="quick-reference"/>
     <w:p>
       <w:pPr>
         <w:pStyle w:val="Heading1"/>
@@ -22731,10 +22731,30 @@
           <w:iCs/>
           <w:i/>
         </w:rPr>
-        <w:t xml:space="preserve">Legend Dynamics RPG system. The core rules and this setting are original works.</w:t>
-      </w:r>
-    </w:p>
-    <w:bookmarkEnd w:id="112"/>
+        <w:t xml:space="preserve">Legend Dynamics RPG system.</w:t>
+      </w:r>
+      <w:r>
+        <w:t xml:space="preserve"> </w:t>
+      </w:r>
+      <w:r>
+        <w:t xml:space="preserve">This RPG is released under the</w:t>
+      </w:r>
+      <w:r>
+        <w:t xml:space="preserve"> </w:t>
+      </w:r>
+      <w:hyperlink r:id="rId112">
+        <w:r>
+          <w:rPr>
+            <w:rStyle w:val="Hyperlink"/>
+          </w:rPr>
+          <w:t xml:space="preserve">Creative Commons Attribution 4.0 International License</w:t>
+        </w:r>
+      </w:hyperlink>
+      <w:r>
+        <w:t xml:space="preserve">. You may share, adapt, and use it for any purpose, including commercially, as long as you give appropriate credit to the author.</w:t>
+      </w:r>
+    </w:p>
+    <w:bookmarkEnd w:id="113"/>
     <w:sectPr/>
   </w:body>
 </w:document>

--- a/legend-dynamics/site/dust-and-damnation/Dust_Damnation_Players_Guide.docx
+++ b/legend-dynamics/site/dust-and-damnation/Dust_Damnation_Players_Guide.docx
@@ -88,6 +88,20 @@
       </w:r>
       <w:r>
         <w:t xml:space="preserve">system</w:t>
+      </w:r>
+    </w:p>
+    <w:p>
+      <w:pPr>
+        <w:pStyle w:val="Author"/>
+      </w:pPr>
+      <w:r>
+        <w:t xml:space="preserve">Don</w:t>
+      </w:r>
+      <w:r>
+        <w:t xml:space="preserve"> </w:t>
+      </w:r>
+      <w:r>
+        <w:t xml:space="preserve">Smallwood</w:t>
       </w:r>
     </w:p>
     <w:p>
@@ -22731,7 +22745,7 @@
           <w:iCs/>
           <w:i/>
         </w:rPr>
-        <w:t xml:space="preserve">Legend Dynamics RPG system.</w:t>
+        <w:t xml:space="preserve">Legend Dynamics RPG system, created by Don Smallwood.</w:t>
       </w:r>
       <w:r>
         <w:t xml:space="preserve"> </w:t>

--- a/legend-dynamics/site/dust-and-damnation/Dust_Damnation_Players_Guide.docx
+++ b/legend-dynamics/site/dust-and-damnation/Dust_Damnation_Players_Guide.docx
@@ -5698,7 +5698,7 @@
               <w:rPr>
                 <w:sz w:val="19"/>
               </w:rPr>
-              <w:t xml:space="preserve">Six shots; reloading takes an action. Hits mark 2 boxes.</w:t>
+              <w:t xml:space="preserve">Six shots; reloading takes an action. Hits mark 2 boxes. Short range.</w:t>
             </w:r>
           </w:p>
         </w:tc>
@@ -5731,7 +5731,7 @@
               <w:rPr>
                 <w:sz w:val="19"/>
               </w:rPr>
-              <w:t xml:space="preserve">A lever-action repeater with fifteen shots and long range. Hits mark 2 boxes.</w:t>
+              <w:t xml:space="preserve">A lever-action repeater with fifteen shots. Hits mark 2 boxes. Long range.</w:t>
             </w:r>
           </w:p>
         </w:tc>
@@ -5764,7 +5764,7 @@
               <w:rPr>
                 <w:sz w:val="19"/>
               </w:rPr>
-              <w:t xml:space="preserve">Two barrels. Devastating close up (3 boxes and Dying), weak beyond a few paces (1 box).</w:t>
+              <w:t xml:space="preserve">Two barrels. Devastating close up (3 boxes and Dying), weak beyond a few paces (1 box). Close range (Short for 1 box).</w:t>
             </w:r>
           </w:p>
         </w:tc>
@@ -6061,7 +6061,7 @@
               <w:rPr>
                 <w:sz w:val="19"/>
               </w:rPr>
-              <w:t xml:space="preserve">Three sticks. Throw with Athletics; the fuse burns for a round. 1 box nearby, 3 and Dying at the centre.</w:t>
+              <w:t xml:space="preserve">Three sticks. Throw with Athletics; the fuse burns for a round. 1 box nearby, 3 and Dying at the centre. Close range (thrown).</w:t>
             </w:r>
           </w:p>
         </w:tc>
@@ -6127,7 +6127,7 @@
               <w:rPr>
                 <w:sz w:val="19"/>
               </w:rPr>
-              <w:t xml:space="preserve">Three flasks. Thrown or splashed, it burns undead and demons (1 box) and breaks minor hexes.</w:t>
+              <w:t xml:space="preserve">Three flasks. Thrown or splashed, it burns undead and demons (1 box) and breaks minor hexes. Close range (thrown).</w:t>
             </w:r>
           </w:p>
         </w:tc>
@@ -6736,7 +6736,7 @@
     </w:p>
     <w:bookmarkEnd w:id="48"/>
     <w:bookmarkEnd w:id="49"/>
-    <w:bookmarkStart w:id="56" w:name="personal-combat"/>
+    <w:bookmarkStart w:id="57" w:name="personal-combat"/>
     <w:p>
       <w:pPr>
         <w:pStyle w:val="Heading1"/>
@@ -6759,7 +6759,7 @@
         <w:pStyle w:val="FirstParagraph"/>
       </w:pPr>
       <w:r>
-        <w:t xml:space="preserve">Act in descending Agility order. Players choose the order of tied characters; the GM resolves other ties. A round lasts a few seconds. On your turn, move a short distance and take one meaningful action, such as attacking, reloading, helping, or attempting a task.</w:t>
+        <w:t xml:space="preserve">Act in descending Agility order. Players choose the order of tied characters; the GM resolves other ties. A round lasts a few seconds. On your turn, move a short distance (up to 10 yards: the Close band below) and take one meaningful action, such as attacking, reloading, helping, or attempting a task.</w:t>
       </w:r>
     </w:p>
     <w:bookmarkEnd w:id="50"/>
@@ -6789,7 +6789,374 @@
       </w:r>
     </w:p>
     <w:bookmarkEnd w:id="51"/>
-    <w:bookmarkStart w:id="53" w:name="injury"/>
+    <w:bookmarkStart w:id="52" w:name="range"/>
+    <w:p>
+      <w:pPr>
+        <w:pStyle w:val="Heading2"/>
+      </w:pPr>
+      <w:r>
+        <w:t xml:space="preserve">Range</w:t>
+      </w:r>
+    </w:p>
+    <w:p>
+      <w:pPr>
+        <w:pStyle w:val="FirstParagraph"/>
+      </w:pPr>
+      <w:r>
+        <w:t xml:space="preserve">Distances fall into five bands:</w:t>
+      </w:r>
+    </w:p>
+    <w:tbl>
+      <w:tblPr>
+        <w:tblStyle w:val="Table"/>
+        <w:tblW w:type="pct" w:w="5000"/>
+        <w:tblLook w:firstRow="1" w:lastRow="0" w:firstColumn="0" w:lastColumn="0" w:noHBand="0" w:noVBand="0" w:val="0020"/>
+        <w:jc w:val="start"/>
+        <w:tblBorders>
+          <w:top w:val="single" w:sz="4" w:color="B8C2D3"/>
+          <w:left w:val="single" w:sz="4" w:color="B8C2D3"/>
+          <w:bottom w:val="single" w:sz="4" w:color="B8C2D3"/>
+          <w:right w:val="single" w:sz="4" w:color="B8C2D3"/>
+          <w:insideH w:val="single" w:sz="4" w:color="B8C2D3"/>
+          <w:insideV w:val="single" w:sz="4" w:color="B8C2D3"/>
+        </w:tblBorders>
+      </w:tblPr>
+      <w:tblGrid>
+        <w:gridCol w:w="2640"/>
+        <w:gridCol w:w="2640"/>
+        <w:gridCol w:w="2640"/>
+      </w:tblGrid>
+      <w:tr>
+        <w:trPr>
+          <w:tblHeader w:val="true"/>
+        </w:trPr>
+        <w:tc>
+          <w:tcPr>
+            <w:shd w:val="clear" w:fill="E6E8E6"/>
+          </w:tcPr>
+          <w:p>
+            <w:pPr>
+              <w:pStyle w:val="Compact"/>
+              <w:jc w:val="left"/>
+            </w:pPr>
+            <w:r>
+              <w:rPr>
+                <w:b/>
+                <w:sz w:val="19"/>
+              </w:rPr>
+              <w:t xml:space="preserve">Band</w:t>
+            </w:r>
+          </w:p>
+        </w:tc>
+        <w:tc>
+          <w:tcPr>
+            <w:shd w:val="clear" w:fill="E6E8E6"/>
+          </w:tcPr>
+          <w:p>
+            <w:pPr>
+              <w:pStyle w:val="Compact"/>
+              <w:jc w:val="left"/>
+            </w:pPr>
+            <w:r>
+              <w:rPr>
+                <w:b/>
+                <w:sz w:val="19"/>
+              </w:rPr>
+              <w:t xml:space="preserve">Distance</w:t>
+            </w:r>
+          </w:p>
+        </w:tc>
+        <w:tc>
+          <w:tcPr>
+            <w:shd w:val="clear" w:fill="E6E8E6"/>
+          </w:tcPr>
+          <w:p>
+            <w:pPr>
+              <w:pStyle w:val="Compact"/>
+              <w:jc w:val="left"/>
+            </w:pPr>
+            <w:r>
+              <w:rPr>
+                <w:b/>
+                <w:sz w:val="19"/>
+              </w:rPr>
+              <w:t xml:space="preserve">For example</w:t>
+            </w:r>
+          </w:p>
+        </w:tc>
+      </w:tr>
+      <w:tr>
+        <w:tc>
+          <w:tcPr/>
+          <w:p>
+            <w:pPr>
+              <w:pStyle w:val="Compact"/>
+              <w:jc w:val="left"/>
+            </w:pPr>
+            <w:r>
+              <w:rPr>
+                <w:b/>
+                <w:sz w:val="19"/>
+              </w:rPr>
+              <w:t xml:space="preserve">Close</w:t>
+            </w:r>
+          </w:p>
+        </w:tc>
+        <w:tc>
+          <w:tcPr/>
+          <w:p>
+            <w:pPr>
+              <w:pStyle w:val="Compact"/>
+              <w:jc w:val="left"/>
+            </w:pPr>
+            <w:r>
+              <w:rPr>
+                <w:sz w:val="19"/>
+              </w:rPr>
+              <w:t xml:space="preserve">Up to 10 yards</w:t>
+            </w:r>
+          </w:p>
+        </w:tc>
+        <w:tc>
+          <w:tcPr/>
+          <w:p>
+            <w:pPr>
+              <w:pStyle w:val="Compact"/>
+              <w:jc w:val="left"/>
+            </w:pPr>
+            <w:r>
+              <w:rPr>
+                <w:sz w:val="19"/>
+              </w:rPr>
+              <w:t xml:space="preserve">Across a room; one move covers it</w:t>
+            </w:r>
+          </w:p>
+        </w:tc>
+      </w:tr>
+      <w:tr>
+        <w:tc>
+          <w:tcPr/>
+          <w:p>
+            <w:pPr>
+              <w:pStyle w:val="Compact"/>
+              <w:jc w:val="left"/>
+            </w:pPr>
+            <w:r>
+              <w:rPr>
+                <w:b/>
+                <w:sz w:val="19"/>
+              </w:rPr>
+              <w:t xml:space="preserve">Short</w:t>
+            </w:r>
+          </w:p>
+        </w:tc>
+        <w:tc>
+          <w:tcPr/>
+          <w:p>
+            <w:pPr>
+              <w:pStyle w:val="Compact"/>
+              <w:jc w:val="left"/>
+            </w:pPr>
+            <w:r>
+              <w:rPr>
+                <w:sz w:val="19"/>
+              </w:rPr>
+              <w:t xml:space="preserve">Up to 50 yards</w:t>
+            </w:r>
+          </w:p>
+        </w:tc>
+        <w:tc>
+          <w:tcPr/>
+          <w:p>
+            <w:pPr>
+              <w:pStyle w:val="Compact"/>
+              <w:jc w:val="left"/>
+            </w:pPr>
+            <w:r>
+              <w:rPr>
+                <w:sz w:val="19"/>
+              </w:rPr>
+              <w:t xml:space="preserve">Across a street or a courtyard</w:t>
+            </w:r>
+          </w:p>
+        </w:tc>
+      </w:tr>
+      <w:tr>
+        <w:tc>
+          <w:tcPr/>
+          <w:p>
+            <w:pPr>
+              <w:pStyle w:val="Compact"/>
+              <w:jc w:val="left"/>
+            </w:pPr>
+            <w:r>
+              <w:rPr>
+                <w:b/>
+                <w:sz w:val="19"/>
+              </w:rPr>
+              <w:t xml:space="preserve">Medium</w:t>
+            </w:r>
+          </w:p>
+        </w:tc>
+        <w:tc>
+          <w:tcPr/>
+          <w:p>
+            <w:pPr>
+              <w:pStyle w:val="Compact"/>
+              <w:jc w:val="left"/>
+            </w:pPr>
+            <w:r>
+              <w:rPr>
+                <w:sz w:val="19"/>
+              </w:rPr>
+              <w:t xml:space="preserve">Up to 150 yards</w:t>
+            </w:r>
+          </w:p>
+        </w:tc>
+        <w:tc>
+          <w:tcPr/>
+          <w:p>
+            <w:pPr>
+              <w:pStyle w:val="Compact"/>
+              <w:jc w:val="left"/>
+            </w:pPr>
+            <w:r>
+              <w:rPr>
+                <w:sz w:val="19"/>
+              </w:rPr>
+              <w:t xml:space="preserve">A city block, a long field</w:t>
+            </w:r>
+          </w:p>
+        </w:tc>
+      </w:tr>
+      <w:tr>
+        <w:tc>
+          <w:tcPr/>
+          <w:p>
+            <w:pPr>
+              <w:pStyle w:val="Compact"/>
+              <w:jc w:val="left"/>
+            </w:pPr>
+            <w:r>
+              <w:rPr>
+                <w:b/>
+                <w:sz w:val="19"/>
+              </w:rPr>
+              <w:t xml:space="preserve">Long</w:t>
+            </w:r>
+          </w:p>
+        </w:tc>
+        <w:tc>
+          <w:tcPr/>
+          <w:p>
+            <w:pPr>
+              <w:pStyle w:val="Compact"/>
+              <w:jc w:val="left"/>
+            </w:pPr>
+            <w:r>
+              <w:rPr>
+                <w:sz w:val="19"/>
+              </w:rPr>
+              <w:t xml:space="preserve">Up to 500 yards</w:t>
+            </w:r>
+          </w:p>
+        </w:tc>
+        <w:tc>
+          <w:tcPr/>
+          <w:p>
+            <w:pPr>
+              <w:pStyle w:val="Compact"/>
+              <w:jc w:val="left"/>
+            </w:pPr>
+            <w:r>
+              <w:rPr>
+                <w:sz w:val="19"/>
+              </w:rPr>
+              <w:t xml:space="preserve">Across a valley, a park or a harbor</w:t>
+            </w:r>
+          </w:p>
+        </w:tc>
+      </w:tr>
+      <w:tr>
+        <w:tc>
+          <w:tcPr/>
+          <w:p>
+            <w:pPr>
+              <w:pStyle w:val="Compact"/>
+              <w:jc w:val="left"/>
+            </w:pPr>
+            <w:r>
+              <w:rPr>
+                <w:b/>
+                <w:sz w:val="19"/>
+              </w:rPr>
+              <w:t xml:space="preserve">Extreme</w:t>
+            </w:r>
+          </w:p>
+        </w:tc>
+        <w:tc>
+          <w:tcPr/>
+          <w:p>
+            <w:pPr>
+              <w:pStyle w:val="Compact"/>
+              <w:jc w:val="left"/>
+            </w:pPr>
+            <w:r>
+              <w:rPr>
+                <w:sz w:val="19"/>
+              </w:rPr>
+              <w:t xml:space="preserve">Up to a mile, in line of sight</w:t>
+            </w:r>
+          </w:p>
+        </w:tc>
+        <w:tc>
+          <w:tcPr/>
+          <w:p>
+            <w:pPr>
+              <w:pStyle w:val="Compact"/>
+              <w:jc w:val="left"/>
+            </w:pPr>
+            <w:r>
+              <w:rPr>
+                <w:sz w:val="19"/>
+              </w:rPr>
+              <w:t xml:space="preserve">Rooftop to rooftop across a town</w:t>
+            </w:r>
+          </w:p>
+        </w:tc>
+      </w:tr>
+    </w:tbl>
+    <w:p>
+      <w:pPr>
+        <w:pStyle w:val="BodyText"/>
+      </w:pPr>
+      <w:r>
+        <w:t xml:space="preserve">Every ranged weapon has an</w:t>
+      </w:r>
+      <w:r>
+        <w:t xml:space="preserve"> </w:t>
+      </w:r>
+      <w:r>
+        <w:rPr>
+          <w:bCs/>
+          <w:b/>
+        </w:rPr>
+        <w:t xml:space="preserve">effective band</w:t>
+      </w:r>
+      <w:r>
+        <w:t xml:space="preserve">, shown in the weapons table. Attacks within it take no penalty. One band beyond it is −2, two bands beyond is −4, and anything farther is out of range. Weapons in hand and fists reach only someone next to you; move into reach as part of your turn. A thrown weapon’s effective band is Close.</w:t>
+      </w:r>
+    </w:p>
+    <w:p>
+      <w:pPr>
+        <w:pStyle w:val="BodyText"/>
+      </w:pPr>
+      <w:r>
+        <w:t xml:space="preserve">Moving: your move each turn covers the Close band. Give up your action to run and you cover Short instead.</w:t>
+      </w:r>
+    </w:p>
+    <w:bookmarkEnd w:id="52"/>
+    <w:bookmarkStart w:id="54" w:name="injury"/>
     <w:p>
       <w:pPr>
         <w:pStyle w:val="Heading2"/>
@@ -7078,7 +7445,7 @@
         <w:t xml:space="preserve">Injury penalties replace each other rather than stacking. They apply to movement, attacks, Dodge, and other tasks the injury physically hinders.</w:t>
       </w:r>
     </w:p>
-    <w:bookmarkStart w:id="52" w:name="dying-and-death"/>
+    <w:bookmarkStart w:id="53" w:name="dying-and-death"/>
     <w:p>
       <w:pPr>
         <w:pStyle w:val="Heading3"/>
@@ -7190,9 +7557,9 @@
         <w:t xml:space="preserve">Your protection is avoiding the hit: Dodge, cover, and a Grit point, which reduces a hit by one box.</w:t>
       </w:r>
     </w:p>
-    <w:bookmarkEnd w:id="52"/>
     <w:bookmarkEnd w:id="53"/>
-    <w:bookmarkStart w:id="54" w:name="weapons-and-damage"/>
+    <w:bookmarkEnd w:id="54"/>
+    <w:bookmarkStart w:id="55" w:name="weapons-and-damage"/>
     <w:p>
       <w:pPr>
         <w:pStyle w:val="Heading2"/>
@@ -7238,9 +7605,10 @@
         </w:tblBorders>
       </w:tblPr>
       <w:tblGrid>
-        <w:gridCol w:w="2640"/>
-        <w:gridCol w:w="2640"/>
-        <w:gridCol w:w="2640"/>
+        <w:gridCol w:w="1980"/>
+        <w:gridCol w:w="1980"/>
+        <w:gridCol w:w="1980"/>
+        <w:gridCol w:w="1980"/>
       </w:tblGrid>
       <w:tr>
         <w:trPr>
@@ -7278,7 +7646,7 @@
                 <w:b/>
                 <w:sz w:val="19"/>
               </w:rPr>
-              <w:t xml:space="preserve">Boxes on a hit</w:t>
+              <w:t xml:space="preserve">Range</w:t>
             </w:r>
           </w:p>
         </w:tc>
@@ -7296,6 +7664,24 @@
                 <w:b/>
                 <w:sz w:val="19"/>
               </w:rPr>
+              <w:t xml:space="preserve">Boxes on a hit</w:t>
+            </w:r>
+          </w:p>
+        </w:tc>
+        <w:tc>
+          <w:tcPr>
+            <w:shd w:val="clear" w:fill="E6E8E6"/>
+          </w:tcPr>
+          <w:p>
+            <w:pPr>
+              <w:pStyle w:val="Compact"/>
+              <w:jc w:val="left"/>
+            </w:pPr>
+            <w:r>
+              <w:rPr>
+                <w:b/>
+                <w:sz w:val="19"/>
+              </w:rPr>
               <w:t xml:space="preserve">What the injury looks like</w:t>
             </w:r>
           </w:p>
@@ -7329,6 +7715,21 @@
               <w:rPr>
                 <w:sz w:val="19"/>
               </w:rPr>
+              <w:t xml:space="preserve">Melee</w:t>
+            </w:r>
+          </w:p>
+        </w:tc>
+        <w:tc>
+          <w:tcPr/>
+          <w:p>
+            <w:pPr>
+              <w:pStyle w:val="Compact"/>
+              <w:jc w:val="left"/>
+            </w:pPr>
+            <w:r>
+              <w:rPr>
+                <w:sz w:val="19"/>
+              </w:rPr>
               <w:t xml:space="preserve">1</w:t>
             </w:r>
           </w:p>
@@ -7377,6 +7778,21 @@
               <w:rPr>
                 <w:sz w:val="19"/>
               </w:rPr>
+              <w:t xml:space="preserve">Melee</w:t>
+            </w:r>
+          </w:p>
+        </w:tc>
+        <w:tc>
+          <w:tcPr/>
+          <w:p>
+            <w:pPr>
+              <w:pStyle w:val="Compact"/>
+              <w:jc w:val="left"/>
+            </w:pPr>
+            <w:r>
+              <w:rPr>
+                <w:sz w:val="19"/>
+              </w:rPr>
               <w:t xml:space="preserve">1</w:t>
             </w:r>
           </w:p>
@@ -7410,7 +7826,22 @@
                 <w:b/>
                 <w:sz w:val="19"/>
               </w:rPr>
-              <w:t xml:space="preserve">Knife, hatchet, arrow</w:t>
+              <w:t xml:space="preserve">Knife or hatchet</w:t>
+            </w:r>
+          </w:p>
+        </w:tc>
+        <w:tc>
+          <w:tcPr/>
+          <w:p>
+            <w:pPr>
+              <w:pStyle w:val="Compact"/>
+              <w:jc w:val="left"/>
+            </w:pPr>
+            <w:r>
+              <w:rPr>
+                <w:sz w:val="19"/>
+              </w:rPr>
+              <w:t xml:space="preserve">Melee; Close thrown</w:t>
             </w:r>
           </w:p>
         </w:tc>
@@ -7458,6 +7889,69 @@
                 <w:b/>
                 <w:sz w:val="19"/>
               </w:rPr>
+              <w:t xml:space="preserve">Arrow</w:t>
+            </w:r>
+          </w:p>
+        </w:tc>
+        <w:tc>
+          <w:tcPr/>
+          <w:p>
+            <w:pPr>
+              <w:pStyle w:val="Compact"/>
+              <w:jc w:val="left"/>
+            </w:pPr>
+            <w:r>
+              <w:rPr>
+                <w:sz w:val="19"/>
+              </w:rPr>
+              <w:t xml:space="preserve">Medium</w:t>
+            </w:r>
+          </w:p>
+        </w:tc>
+        <w:tc>
+          <w:tcPr/>
+          <w:p>
+            <w:pPr>
+              <w:pStyle w:val="Compact"/>
+              <w:jc w:val="left"/>
+            </w:pPr>
+            <w:r>
+              <w:rPr>
+                <w:sz w:val="19"/>
+              </w:rPr>
+              <w:t xml:space="preserve">1</w:t>
+            </w:r>
+          </w:p>
+        </w:tc>
+        <w:tc>
+          <w:tcPr/>
+          <w:p>
+            <w:pPr>
+              <w:pStyle w:val="Compact"/>
+              <w:jc w:val="left"/>
+            </w:pPr>
+            <w:r>
+              <w:rPr>
+                <w:sz w:val="19"/>
+              </w:rPr>
+              <w:t xml:space="preserve">A cut or stab wound that bleeds</w:t>
+            </w:r>
+          </w:p>
+        </w:tc>
+      </w:tr>
+      <w:tr>
+        <w:tc>
+          <w:tcPr/>
+          <w:p>
+            <w:pPr>
+              <w:pStyle w:val="Compact"/>
+              <w:jc w:val="left"/>
+            </w:pPr>
+            <w:r>
+              <w:rPr>
+                <w:b/>
+                <w:sz w:val="19"/>
+              </w:rPr>
               <w:t xml:space="preserve">Axe, saber or bowie knife used to kill</w:t>
             </w:r>
           </w:p>
@@ -7473,6 +7967,21 @@
               <w:rPr>
                 <w:sz w:val="19"/>
               </w:rPr>
+              <w:t xml:space="preserve">Melee</w:t>
+            </w:r>
+          </w:p>
+        </w:tc>
+        <w:tc>
+          <w:tcPr/>
+          <w:p>
+            <w:pPr>
+              <w:pStyle w:val="Compact"/>
+              <w:jc w:val="left"/>
+            </w:pPr>
+            <w:r>
+              <w:rPr>
+                <w:sz w:val="19"/>
+              </w:rPr>
               <w:t xml:space="preserve">2</w:t>
             </w:r>
           </w:p>
@@ -7521,6 +8030,21 @@
               <w:rPr>
                 <w:sz w:val="19"/>
               </w:rPr>
+              <w:t xml:space="preserve">Melee</w:t>
+            </w:r>
+          </w:p>
+        </w:tc>
+        <w:tc>
+          <w:tcPr/>
+          <w:p>
+            <w:pPr>
+              <w:pStyle w:val="Compact"/>
+              <w:jc w:val="left"/>
+            </w:pPr>
+            <w:r>
+              <w:rPr>
+                <w:sz w:val="19"/>
+              </w:rPr>
               <w:t xml:space="preserve">2</w:t>
             </w:r>
           </w:p>
@@ -7554,7 +8078,22 @@
                 <w:b/>
                 <w:sz w:val="19"/>
               </w:rPr>
-              <w:t xml:space="preserve">Derringer, revolver or rifle</w:t>
+              <w:t xml:space="preserve">Derringer</w:t>
+            </w:r>
+          </w:p>
+        </w:tc>
+        <w:tc>
+          <w:tcPr/>
+          <w:p>
+            <w:pPr>
+              <w:pStyle w:val="Compact"/>
+              <w:jc w:val="left"/>
+            </w:pPr>
+            <w:r>
+              <w:rPr>
+                <w:sz w:val="19"/>
+              </w:rPr>
+              <w:t xml:space="preserve">Close</w:t>
             </w:r>
           </w:p>
         </w:tc>
@@ -7602,7 +8141,148 @@
                 <w:b/>
                 <w:sz w:val="19"/>
               </w:rPr>
-              <w:t xml:space="preserve">Shotgun, within a few paces</w:t>
+              <w:t xml:space="preserve">Revolver</w:t>
+            </w:r>
+          </w:p>
+        </w:tc>
+        <w:tc>
+          <w:tcPr/>
+          <w:p>
+            <w:pPr>
+              <w:pStyle w:val="Compact"/>
+              <w:jc w:val="left"/>
+            </w:pPr>
+            <w:r>
+              <w:rPr>
+                <w:sz w:val="19"/>
+              </w:rPr>
+              <w:t xml:space="preserve">Short</w:t>
+            </w:r>
+          </w:p>
+        </w:tc>
+        <w:tc>
+          <w:tcPr/>
+          <w:p>
+            <w:pPr>
+              <w:pStyle w:val="Compact"/>
+              <w:jc w:val="left"/>
+            </w:pPr>
+            <w:r>
+              <w:rPr>
+                <w:sz w:val="19"/>
+              </w:rPr>
+              <w:t xml:space="preserve">2</w:t>
+            </w:r>
+          </w:p>
+        </w:tc>
+        <w:tc>
+          <w:tcPr/>
+          <w:p>
+            <w:pPr>
+              <w:pStyle w:val="Compact"/>
+              <w:jc w:val="left"/>
+            </w:pPr>
+            <w:r>
+              <w:rPr>
+                <w:sz w:val="19"/>
+              </w:rPr>
+              <w:t xml:space="preserve">A gunshot wound</w:t>
+            </w:r>
+          </w:p>
+        </w:tc>
+      </w:tr>
+      <w:tr>
+        <w:tc>
+          <w:tcPr/>
+          <w:p>
+            <w:pPr>
+              <w:pStyle w:val="Compact"/>
+              <w:jc w:val="left"/>
+            </w:pPr>
+            <w:r>
+              <w:rPr>
+                <w:b/>
+                <w:sz w:val="19"/>
+              </w:rPr>
+              <w:t xml:space="preserve">Rifle</w:t>
+            </w:r>
+          </w:p>
+        </w:tc>
+        <w:tc>
+          <w:tcPr/>
+          <w:p>
+            <w:pPr>
+              <w:pStyle w:val="Compact"/>
+              <w:jc w:val="left"/>
+            </w:pPr>
+            <w:r>
+              <w:rPr>
+                <w:sz w:val="19"/>
+              </w:rPr>
+              <w:t xml:space="preserve">Long</w:t>
+            </w:r>
+          </w:p>
+        </w:tc>
+        <w:tc>
+          <w:tcPr/>
+          <w:p>
+            <w:pPr>
+              <w:pStyle w:val="Compact"/>
+              <w:jc w:val="left"/>
+            </w:pPr>
+            <w:r>
+              <w:rPr>
+                <w:sz w:val="19"/>
+              </w:rPr>
+              <w:t xml:space="preserve">2</w:t>
+            </w:r>
+          </w:p>
+        </w:tc>
+        <w:tc>
+          <w:tcPr/>
+          <w:p>
+            <w:pPr>
+              <w:pStyle w:val="Compact"/>
+              <w:jc w:val="left"/>
+            </w:pPr>
+            <w:r>
+              <w:rPr>
+                <w:sz w:val="19"/>
+              </w:rPr>
+              <w:t xml:space="preserve">A gunshot wound</w:t>
+            </w:r>
+          </w:p>
+        </w:tc>
+      </w:tr>
+      <w:tr>
+        <w:tc>
+          <w:tcPr/>
+          <w:p>
+            <w:pPr>
+              <w:pStyle w:val="Compact"/>
+              <w:jc w:val="left"/>
+            </w:pPr>
+            <w:r>
+              <w:rPr>
+                <w:b/>
+                <w:sz w:val="19"/>
+              </w:rPr>
+              <w:t xml:space="preserve">Shotgun, at Close range</w:t>
+            </w:r>
+          </w:p>
+        </w:tc>
+        <w:tc>
+          <w:tcPr/>
+          <w:p>
+            <w:pPr>
+              <w:pStyle w:val="Compact"/>
+              <w:jc w:val="left"/>
+            </w:pPr>
+            <w:r>
+              <w:rPr>
+                <w:sz w:val="19"/>
+              </w:rPr>
+              <w:t xml:space="preserve">Close</w:t>
             </w:r>
           </w:p>
         </w:tc>
@@ -7650,7 +8330,22 @@
                 <w:b/>
                 <w:sz w:val="19"/>
               </w:rPr>
-              <w:t xml:space="preserve">Shotgun, farther away</w:t>
+              <w:t xml:space="preserve">Shotgun, at Short range</w:t>
+            </w:r>
+          </w:p>
+        </w:tc>
+        <w:tc>
+          <w:tcPr/>
+          <w:p>
+            <w:pPr>
+              <w:pStyle w:val="Compact"/>
+              <w:jc w:val="left"/>
+            </w:pPr>
+            <w:r>
+              <w:rPr>
+                <w:sz w:val="19"/>
+              </w:rPr>
+              <w:t xml:space="preserve">Short (no effect beyond)</w:t>
             </w:r>
           </w:p>
         </w:tc>
@@ -7713,6 +8408,21 @@
               <w:rPr>
                 <w:sz w:val="19"/>
               </w:rPr>
+              <w:t xml:space="preserve">Extreme</w:t>
+            </w:r>
+          </w:p>
+        </w:tc>
+        <w:tc>
+          <w:tcPr/>
+          <w:p>
+            <w:pPr>
+              <w:pStyle w:val="Compact"/>
+              <w:jc w:val="left"/>
+            </w:pPr>
+            <w:r>
+              <w:rPr>
+                <w:sz w:val="19"/>
+              </w:rPr>
               <w:t xml:space="preserve">3, and Dying</w:t>
             </w:r>
           </w:p>
@@ -7761,6 +8471,21 @@
               <w:rPr>
                 <w:sz w:val="19"/>
               </w:rPr>
+              <w:t xml:space="preserve">Close (thrown)</w:t>
+            </w:r>
+          </w:p>
+        </w:tc>
+        <w:tc>
+          <w:tcPr/>
+          <w:p>
+            <w:pPr>
+              <w:pStyle w:val="Compact"/>
+              <w:jc w:val="left"/>
+            </w:pPr>
+            <w:r>
+              <w:rPr>
+                <w:sz w:val="19"/>
+              </w:rPr>
               <w:t xml:space="preserve">1 to everyone nearby, 3 and Dying at the centre</w:t>
             </w:r>
           </w:p>
@@ -7809,6 +8534,21 @@
               <w:rPr>
                 <w:sz w:val="19"/>
               </w:rPr>
+              <w:t xml:space="preserve">—</w:t>
+            </w:r>
+          </w:p>
+        </w:tc>
+        <w:tc>
+          <w:tcPr/>
+          <w:p>
+            <w:pPr>
+              <w:pStyle w:val="Compact"/>
+              <w:jc w:val="left"/>
+            </w:pPr>
+            <w:r>
+              <w:rPr>
+                <w:sz w:val="19"/>
+              </w:rPr>
               <w:t xml:space="preserve">1 for a bad fall, 2 for a long one</w:t>
             </w:r>
           </w:p>
@@ -7843,6 +8583,21 @@
                 <w:sz w:val="19"/>
               </w:rPr>
               <w:t xml:space="preserve">Fire</w:t>
+            </w:r>
+          </w:p>
+        </w:tc>
+        <w:tc>
+          <w:tcPr/>
+          <w:p>
+            <w:pPr>
+              <w:pStyle w:val="Compact"/>
+              <w:jc w:val="left"/>
+            </w:pPr>
+            <w:r>
+              <w:rPr>
+                <w:sz w:val="19"/>
+              </w:rPr>
+              <w:t xml:space="preserve">—</w:t>
             </w:r>
           </w:p>
         </w:tc>
@@ -7904,8 +8659,8 @@
         <w:t xml:space="preserve">To take someone down without killing them, use fists, a club, a grapple, or a lasso.</w:t>
       </w:r>
     </w:p>
-    <w:bookmarkEnd w:id="54"/>
-    <w:bookmarkStart w:id="55" w:name="gun-and-rounds"/>
+    <w:bookmarkEnd w:id="55"/>
+    <w:bookmarkStart w:id="56" w:name="gun-and-rounds"/>
     <w:p>
       <w:pPr>
         <w:pStyle w:val="Heading2"/>
@@ -8446,9 +9201,9 @@
         <w:t xml:space="preserve">A natural 18 with this weapon also jams it: clearing it takes an action.</w:t>
       </w:r>
     </w:p>
-    <w:bookmarkEnd w:id="55"/>
     <w:bookmarkEnd w:id="56"/>
-    <w:bookmarkStart w:id="61" w:name="medical-care"/>
+    <w:bookmarkEnd w:id="57"/>
+    <w:bookmarkStart w:id="62" w:name="medical-care"/>
     <w:p>
       <w:pPr>
         <w:pStyle w:val="Heading1"/>
@@ -8481,7 +9236,7 @@
         <w:t xml:space="preserve">below.</w:t>
       </w:r>
     </w:p>
-    <w:bookmarkStart w:id="57" w:name="diagnosis-and-stabilization"/>
+    <w:bookmarkStart w:id="58" w:name="diagnosis-and-stabilization"/>
     <w:p>
       <w:pPr>
         <w:pStyle w:val="Heading2"/>
@@ -8498,8 +9253,8 @@
         <w:t xml:space="preserve">Roll Medicine when the diagnosis is uncertain or an urgent treatment decision matters. Emergency stabilization takes one action and a successful Medicine roll with a doctor’s bag. It ends Dying and stops deterioration, but removes no boxes.</w:t>
       </w:r>
     </w:p>
-    <w:bookmarkEnd w:id="57"/>
-    <w:bookmarkStart w:id="58" w:name="field-treatment"/>
+    <w:bookmarkEnd w:id="58"/>
+    <w:bookmarkStart w:id="59" w:name="field-treatment"/>
     <w:p>
       <w:pPr>
         <w:pStyle w:val="Heading2"/>
@@ -8516,8 +9271,8 @@
         <w:t xml:space="preserve">With a doctor’s bag and several uninterrupted minutes, successful Medicine removes one injury box; success by 5 or more removes two. Each injury receives one field-treatment attempt; further attempts need changed circumstances.</w:t>
       </w:r>
     </w:p>
-    <w:bookmarkEnd w:id="58"/>
-    <w:bookmarkStart w:id="59" w:name="proper-care"/>
+    <w:bookmarkEnd w:id="59"/>
+    <w:bookmarkStart w:id="60" w:name="proper-care"/>
     <w:p>
       <w:pPr>
         <w:pStyle w:val="Heading2"/>
@@ -8534,8 +9289,8 @@
         <w:t xml:space="preserve">A doctor’s surgery with instruments, chloroform and a clean table grants +2 to Medicine. A successful treatment removes two boxes; success by 5 or more removes three. Allow the time the treatment requires.</w:t>
       </w:r>
     </w:p>
-    <w:bookmarkEnd w:id="59"/>
-    <w:bookmarkStart w:id="60" w:name="natural-recovery"/>
+    <w:bookmarkEnd w:id="60"/>
+    <w:bookmarkStart w:id="61" w:name="natural-recovery"/>
     <w:p>
       <w:pPr>
         <w:pStyle w:val="Heading2"/>
@@ -8568,9 +9323,9 @@
         <w:t xml:space="preserve">of rest clears one injury box. Rest means nothing strenuous. At three boxes, rest alone clears nothing: treatment must clear the first box.</w:t>
       </w:r>
     </w:p>
-    <w:bookmarkEnd w:id="60"/>
     <w:bookmarkEnd w:id="61"/>
-    <w:bookmarkStart w:id="65" w:name="grit-points-and-tracks"/>
+    <w:bookmarkEnd w:id="62"/>
+    <w:bookmarkStart w:id="66" w:name="grit-points-and-tracks"/>
     <w:p>
       <w:pPr>
         <w:pStyle w:val="Heading1"/>
@@ -8579,7 +9334,7 @@
         <w:t xml:space="preserve">Grit points and tracks</w:t>
       </w:r>
     </w:p>
-    <w:bookmarkStart w:id="62" w:name="using-grit-points"/>
+    <w:bookmarkStart w:id="63" w:name="using-grit-points"/>
     <w:p>
       <w:pPr>
         <w:pStyle w:val="Heading2"/>
@@ -8764,8 +9519,8 @@
         <w:t xml:space="preserve">Gain one point when one of your complications creates a meaningful problem you accept, including a companion complication. You can decline the proposed complication without penalty.</w:t>
       </w:r>
     </w:p>
-    <w:bookmarkEnd w:id="62"/>
-    <w:bookmarkStart w:id="63" w:name="trouble"/>
+    <w:bookmarkEnd w:id="63"/>
+    <w:bookmarkStart w:id="64" w:name="trouble"/>
     <w:p>
       <w:pPr>
         <w:pStyle w:val="Heading2"/>
@@ -9054,8 +9809,8 @@
         </w:tc>
       </w:tr>
     </w:tbl>
-    <w:bookmarkEnd w:id="63"/>
-    <w:bookmarkStart w:id="64" w:name="advancement"/>
+    <w:bookmarkEnd w:id="64"/>
+    <w:bookmarkStart w:id="65" w:name="advancement"/>
     <w:p>
       <w:pPr>
         <w:pStyle w:val="Heading2"/>
@@ -9072,9 +9827,9 @@
         <w:t xml:space="preserve">After a significant job, the GM may authorize one relevant skill to advance from Untrained to Trained or from Trained to Specialty, or allow revision of an advantage or complication. Only an Old hand’s starting skill is Expert; a skill raised later tops out at Specialty (+3) unless they broaden (see Step 3).</w:t>
       </w:r>
     </w:p>
-    <w:bookmarkEnd w:id="64"/>
     <w:bookmarkEnd w:id="65"/>
-    <w:bookmarkStart w:id="68" w:name="running-jobs"/>
+    <w:bookmarkEnd w:id="66"/>
+    <w:bookmarkStart w:id="69" w:name="running-jobs"/>
     <w:p>
       <w:pPr>
         <w:pStyle w:val="Heading1"/>
@@ -9083,7 +9838,7 @@
         <w:t xml:space="preserve">Running jobs</w:t>
       </w:r>
     </w:p>
-    <w:bookmarkStart w:id="66" w:name="job-seeds"/>
+    <w:bookmarkStart w:id="67" w:name="job-seeds"/>
     <w:p>
       <w:pPr>
         <w:pStyle w:val="Heading2"/>
@@ -11315,8 +12070,8 @@
         </w:tc>
       </w:tr>
     </w:tbl>
-    <w:bookmarkEnd w:id="66"/>
-    <w:bookmarkStart w:id="67" w:name="the-trail-journal"/>
+    <w:bookmarkEnd w:id="67"/>
+    <w:bookmarkStart w:id="68" w:name="the-trail-journal"/>
     <w:p>
       <w:pPr>
         <w:pStyle w:val="Heading2"/>
@@ -11443,9 +12198,9 @@
         <w:t xml:space="preserve">After a significant job, the GM may authorize one skill step for each character.</w:t>
       </w:r>
     </w:p>
-    <w:bookmarkEnd w:id="67"/>
     <w:bookmarkEnd w:id="68"/>
-    <w:bookmarkStart w:id="74" w:name="monsters-and-magic"/>
+    <w:bookmarkEnd w:id="69"/>
+    <w:bookmarkStart w:id="75" w:name="monsters-and-magic"/>
     <w:p>
       <w:pPr>
         <w:pStyle w:val="Heading1"/>
@@ -11454,7 +12209,7 @@
         <w:t xml:space="preserve">Monsters and magic</w:t>
       </w:r>
     </w:p>
-    <w:bookmarkStart w:id="69" w:name="the-sight"/>
+    <w:bookmarkStart w:id="70" w:name="the-sight"/>
     <w:p>
       <w:pPr>
         <w:pStyle w:val="Heading2"/>
@@ -11484,8 +12239,8 @@
         <w:t xml:space="preserve">. They see ghosts, the true faces of monsters wearing human ones, and magic at work. To everyone else the darkness is a rumor, until it isn’t.</w:t>
       </w:r>
     </w:p>
-    <w:bookmarkEnd w:id="69"/>
-    <w:bookmarkStart w:id="70" w:name="monstrous-forms"/>
+    <w:bookmarkEnd w:id="70"/>
+    <w:bookmarkStart w:id="71" w:name="monstrous-forms"/>
     <w:p>
       <w:pPr>
         <w:pStyle w:val="Heading2"/>
@@ -11544,8 +12299,8 @@
         <w:t xml:space="preserve">.</w:t>
       </w:r>
     </w:p>
-    <w:bookmarkEnd w:id="70"/>
-    <w:bookmarkStart w:id="71" w:name="magic"/>
+    <w:bookmarkEnd w:id="71"/>
+    <w:bookmarkStart w:id="72" w:name="magic"/>
     <w:p>
       <w:pPr>
         <w:pStyle w:val="Heading2"/>
@@ -11891,8 +12646,8 @@
         <w:t xml:space="preserve">, and the Order of the Iron Cross hunts known practitioners.</w:t>
       </w:r>
     </w:p>
-    <w:bookmarkEnd w:id="71"/>
-    <w:bookmarkStart w:id="72" w:name="weaknesses"/>
+    <w:bookmarkEnd w:id="72"/>
+    <w:bookmarkStart w:id="73" w:name="weaknesses"/>
     <w:p>
       <w:pPr>
         <w:pStyle w:val="Heading2"/>
@@ -12184,8 +12939,8 @@
         </w:tc>
       </w:tr>
     </w:tbl>
-    <w:bookmarkEnd w:id="72"/>
-    <w:bookmarkStart w:id="73" w:name="bites-and-curses"/>
+    <w:bookmarkEnd w:id="73"/>
+    <w:bookmarkStart w:id="74" w:name="bites-and-curses"/>
     <w:p>
       <w:pPr>
         <w:pStyle w:val="Heading2"/>
@@ -12276,9 +13031,9 @@
         <w:t xml:space="preserve">A vampire who drains a victim to Dying can choose to turn them.</w:t>
       </w:r>
     </w:p>
-    <w:bookmarkEnd w:id="73"/>
     <w:bookmarkEnd w:id="74"/>
-    <w:bookmarkStart w:id="75" w:name="threats"/>
+    <w:bookmarkEnd w:id="75"/>
+    <w:bookmarkStart w:id="76" w:name="threats"/>
     <w:p>
       <w:pPr>
         <w:pStyle w:val="Heading1"/>
@@ -13549,8 +14304,8 @@
         <w:t xml:space="preserve">For a tougher version, add +1 to its targets and one box; for a weaker one, subtract.</w:t>
       </w:r>
     </w:p>
-    <w:bookmarkEnd w:id="75"/>
-    <w:bookmarkStart w:id="82" w:name="ready-made-characters"/>
+    <w:bookmarkEnd w:id="76"/>
+    <w:bookmarkStart w:id="83" w:name="ready-made-characters"/>
     <w:p>
       <w:pPr>
         <w:pStyle w:val="Heading1"/>
@@ -13567,7 +14322,7 @@
         <w:t xml:space="preserve">Characters ready to play, for one-shots, new players, or a group in a hurry. Each follows the creation rules exactly, and their connections tie them together. In the creator, choose one from the ready-made list to open it and make it your own.</w:t>
       </w:r>
     </w:p>
-    <w:bookmarkStart w:id="76" w:name="ruth-calloway"/>
+    <w:bookmarkStart w:id="77" w:name="ruth-calloway"/>
     <w:p>
       <w:pPr>
         <w:pStyle w:val="Heading2"/>
@@ -13752,8 +14507,8 @@
         <w:t xml:space="preserve">Isaiah Booker brought in the man who killed her father, alive, when he could have collected either way.</w:t>
       </w:r>
     </w:p>
-    <w:bookmarkEnd w:id="76"/>
-    <w:bookmarkStart w:id="77" w:name="dr.-elias-webb"/>
+    <w:bookmarkEnd w:id="77"/>
+    <w:bookmarkStart w:id="78" w:name="dr.-elias-webb"/>
     <w:p>
       <w:pPr>
         <w:pStyle w:val="Heading2"/>
@@ -13938,8 +14693,8 @@
         <w:t xml:space="preserve">Reverend Stone is the only one who knows why he left Philadelphia.</w:t>
       </w:r>
     </w:p>
-    <w:bookmarkEnd w:id="77"/>
-    <w:bookmarkStart w:id="78" w:name="tom-feeney"/>
+    <w:bookmarkEnd w:id="78"/>
+    <w:bookmarkStart w:id="79" w:name="tom-feeney"/>
     <w:p>
       <w:pPr>
         <w:pStyle w:val="Heading2"/>
@@ -14140,8 +14895,8 @@
         <w:t xml:space="preserve">Plays cards with Lucinda Marsh every Saturday, and loses.</w:t>
       </w:r>
     </w:p>
-    <w:bookmarkEnd w:id="78"/>
-    <w:bookmarkStart w:id="79" w:name="lucinda-marsh"/>
+    <w:bookmarkEnd w:id="79"/>
+    <w:bookmarkStart w:id="80" w:name="lucinda-marsh"/>
     <w:p>
       <w:pPr>
         <w:pStyle w:val="Heading2"/>
@@ -14326,8 +15081,8 @@
         <w:t xml:space="preserve">Owes Ruth Calloway a favor for a warrant that went missing.</w:t>
       </w:r>
     </w:p>
-    <w:bookmarkEnd w:id="79"/>
-    <w:bookmarkStart w:id="80" w:name="isaiah-booker"/>
+    <w:bookmarkEnd w:id="80"/>
+    <w:bookmarkStart w:id="81" w:name="isaiah-booker"/>
     <w:p>
       <w:pPr>
         <w:pStyle w:val="Heading2"/>
@@ -14512,8 +15267,8 @@
         <w:t xml:space="preserve">Taught Tom Feeney to shoot straight, and still reminds him of it.</w:t>
       </w:r>
     </w:p>
-    <w:bookmarkEnd w:id="80"/>
-    <w:bookmarkStart w:id="81" w:name="rev.-abigail-stone"/>
+    <w:bookmarkEnd w:id="81"/>
+    <w:bookmarkStart w:id="82" w:name="rev.-abigail-stone"/>
     <w:p>
       <w:pPr>
         <w:pStyle w:val="Heading2"/>
@@ -14698,9 +15453,9 @@
         <w:t xml:space="preserve">Keeps Dr. Webb’s secret, and his whiskey hidden.</w:t>
       </w:r>
     </w:p>
-    <w:bookmarkEnd w:id="81"/>
     <w:bookmarkEnd w:id="82"/>
-    <w:bookmarkStart w:id="83" w:name="advantages"/>
+    <w:bookmarkEnd w:id="83"/>
+    <w:bookmarkStart w:id="84" w:name="advantages"/>
     <w:p>
       <w:pPr>
         <w:pStyle w:val="Heading1"/>
@@ -15522,8 +16277,8 @@
         <w:t xml:space="preserve">A badge is legal authority, not a magic word: outlaws and the powerful don’t always care about it, and it carries a duty. Your superiors can give you orders, and abusing the badge or failing in your duty can cost you it. Law callings (Marshal, Deputy) usually take one, as their advantage or as a second advantage Edge. A Pinkerton detective takes Pinkerton Credentials instead: the agency’s reach and files, but no badge.</w:t>
       </w:r>
     </w:p>
-    <w:bookmarkEnd w:id="83"/>
-    <w:bookmarkStart w:id="99" w:name="origins"/>
+    <w:bookmarkEnd w:id="84"/>
+    <w:bookmarkStart w:id="100" w:name="origins"/>
     <w:p>
       <w:pPr>
         <w:pStyle w:val="Heading1"/>
@@ -16513,7 +17268,7 @@
         </w:tc>
       </w:tr>
     </w:tbl>
-    <w:bookmarkStart w:id="84" w:name="shared-rules"/>
+    <w:bookmarkStart w:id="85" w:name="shared-rules"/>
     <w:p>
       <w:pPr>
         <w:pStyle w:val="Heading2"/>
@@ -16715,8 +17470,8 @@
         </w:tc>
       </w:tr>
     </w:tbl>
-    <w:bookmarkEnd w:id="84"/>
-    <w:bookmarkStart w:id="85" w:name="city-bred"/>
+    <w:bookmarkEnd w:id="85"/>
+    <w:bookmarkStart w:id="86" w:name="city-bred"/>
     <w:p>
       <w:pPr>
         <w:pStyle w:val="Heading2"/>
@@ -16967,8 +17722,8 @@
         </w:tc>
       </w:tr>
     </w:tbl>
-    <w:bookmarkEnd w:id="85"/>
-    <w:bookmarkStart w:id="86" w:name="drifter"/>
+    <w:bookmarkEnd w:id="86"/>
+    <w:bookmarkStart w:id="87" w:name="drifter"/>
     <w:p>
       <w:pPr>
         <w:pStyle w:val="Heading2"/>
@@ -17219,8 +17974,8 @@
         </w:tc>
       </w:tr>
     </w:tbl>
-    <w:bookmarkEnd w:id="86"/>
-    <w:bookmarkStart w:id="87" w:name="frontier-born"/>
+    <w:bookmarkEnd w:id="87"/>
+    <w:bookmarkStart w:id="88" w:name="frontier-born"/>
     <w:p>
       <w:pPr>
         <w:pStyle w:val="Heading2"/>
@@ -17471,8 +18226,8 @@
         </w:tc>
       </w:tr>
     </w:tbl>
-    <w:bookmarkEnd w:id="87"/>
-    <w:bookmarkStart w:id="88" w:name="immigrant"/>
+    <w:bookmarkEnd w:id="88"/>
+    <w:bookmarkStart w:id="89" w:name="immigrant"/>
     <w:p>
       <w:pPr>
         <w:pStyle w:val="Heading2"/>
@@ -17723,8 +18478,8 @@
         </w:tc>
       </w:tr>
     </w:tbl>
-    <w:bookmarkEnd w:id="88"/>
-    <w:bookmarkStart w:id="89" w:name="old-money"/>
+    <w:bookmarkEnd w:id="89"/>
+    <w:bookmarkStart w:id="90" w:name="old-money"/>
     <w:p>
       <w:pPr>
         <w:pStyle w:val="Heading2"/>
@@ -17975,8 +18730,8 @@
         </w:tc>
       </w:tr>
     </w:tbl>
-    <w:bookmarkEnd w:id="89"/>
-    <w:bookmarkStart w:id="90" w:name="railroad-hand"/>
+    <w:bookmarkEnd w:id="90"/>
+    <w:bookmarkStart w:id="91" w:name="railroad-hand"/>
     <w:p>
       <w:pPr>
         <w:pStyle w:val="Heading2"/>
@@ -18227,8 +18982,8 @@
         </w:tc>
       </w:tr>
     </w:tbl>
-    <w:bookmarkEnd w:id="90"/>
-    <w:bookmarkStart w:id="91" w:name="war-veteran"/>
+    <w:bookmarkEnd w:id="91"/>
+    <w:bookmarkStart w:id="92" w:name="war-veteran"/>
     <w:p>
       <w:pPr>
         <w:pStyle w:val="Heading2"/>
@@ -18479,8 +19234,8 @@
         </w:tc>
       </w:tr>
     </w:tbl>
-    <w:bookmarkEnd w:id="91"/>
-    <w:bookmarkStart w:id="92" w:name="sighted"/>
+    <w:bookmarkEnd w:id="92"/>
+    <w:bookmarkStart w:id="93" w:name="sighted"/>
     <w:p>
       <w:pPr>
         <w:pStyle w:val="Heading2"/>
@@ -18755,8 +19510,8 @@
         </w:tc>
       </w:tr>
     </w:tbl>
-    <w:bookmarkEnd w:id="92"/>
-    <w:bookmarkStart w:id="93" w:name="dhampir"/>
+    <w:bookmarkEnd w:id="93"/>
+    <w:bookmarkStart w:id="94" w:name="dhampir"/>
     <w:p>
       <w:pPr>
         <w:pStyle w:val="Heading2"/>
@@ -19055,8 +19810,8 @@
         </w:tc>
       </w:tr>
     </w:tbl>
-    <w:bookmarkEnd w:id="93"/>
-    <w:bookmarkStart w:id="94" w:name="practitioner"/>
+    <w:bookmarkEnd w:id="94"/>
+    <w:bookmarkStart w:id="95" w:name="practitioner"/>
     <w:p>
       <w:pPr>
         <w:pStyle w:val="Heading2"/>
@@ -19665,8 +20420,8 @@
         </w:tc>
       </w:tr>
     </w:tbl>
-    <w:bookmarkEnd w:id="94"/>
-    <w:bookmarkStart w:id="95" w:name="revenant"/>
+    <w:bookmarkEnd w:id="95"/>
+    <w:bookmarkStart w:id="96" w:name="revenant"/>
     <w:p>
       <w:pPr>
         <w:pStyle w:val="Heading2"/>
@@ -19965,8 +20720,8 @@
         </w:tc>
       </w:tr>
     </w:tbl>
-    <w:bookmarkEnd w:id="95"/>
-    <w:bookmarkStart w:id="96" w:name="werewolf"/>
+    <w:bookmarkEnd w:id="96"/>
+    <w:bookmarkStart w:id="97" w:name="werewolf"/>
     <w:p>
       <w:pPr>
         <w:pStyle w:val="Heading2"/>
@@ -20299,8 +21054,8 @@
         </w:tc>
       </w:tr>
     </w:tbl>
-    <w:bookmarkEnd w:id="96"/>
-    <w:bookmarkStart w:id="97" w:name="pact-bound"/>
+    <w:bookmarkEnd w:id="97"/>
+    <w:bookmarkStart w:id="98" w:name="pact-bound"/>
     <w:p>
       <w:pPr>
         <w:pStyle w:val="Heading2"/>
@@ -20599,8 +21354,8 @@
         </w:tc>
       </w:tr>
     </w:tbl>
-    <w:bookmarkEnd w:id="97"/>
-    <w:bookmarkStart w:id="98" w:name="vampire"/>
+    <w:bookmarkEnd w:id="98"/>
+    <w:bookmarkStart w:id="99" w:name="vampire"/>
     <w:p>
       <w:pPr>
         <w:pStyle w:val="Heading2"/>
@@ -20945,9 +21700,9 @@
         </w:tc>
       </w:tr>
     </w:tbl>
-    <w:bookmarkEnd w:id="98"/>
     <w:bookmarkEnd w:id="99"/>
-    <w:bookmarkStart w:id="110" w:name="making-your-own"/>
+    <w:bookmarkEnd w:id="100"/>
+    <w:bookmarkStart w:id="111" w:name="making-your-own"/>
     <w:p>
       <w:pPr>
         <w:pStyle w:val="Heading1"/>
@@ -20980,7 +21735,7 @@
         <w:t xml:space="preserve">option at the end of each list, and its checklist holds a custom choice to the same rules as everything else.</w:t>
       </w:r>
     </w:p>
-    <w:bookmarkStart w:id="100" w:name="a-custom-calling"/>
+    <w:bookmarkStart w:id="101" w:name="a-custom-calling"/>
     <w:p>
       <w:pPr>
         <w:pStyle w:val="Heading2"/>
@@ -21156,8 +21911,8 @@
         <w:t xml:space="preserve">.</w:t>
       </w:r>
     </w:p>
-    <w:bookmarkEnd w:id="100"/>
-    <w:bookmarkStart w:id="109" w:name="a-custom-origin"/>
+    <w:bookmarkEnd w:id="101"/>
+    <w:bookmarkStart w:id="110" w:name="a-custom-origin"/>
     <w:p>
       <w:pPr>
         <w:pStyle w:val="Heading2"/>
@@ -21174,7 +21929,7 @@
         <w:t xml:space="preserve">Build it with the GM, one step at a time.</w:t>
       </w:r>
     </w:p>
-    <w:bookmarkStart w:id="101" w:name="the-concept"/>
+    <w:bookmarkStart w:id="102" w:name="the-concept"/>
     <w:p>
       <w:pPr>
         <w:pStyle w:val="Heading3"/>
@@ -21191,8 +21946,8 @@
         <w:t xml:space="preserve">Two or three sentences: where they come from, what sets them apart, and how others see them. It should be something the origins in this book don’t already cover.</w:t>
       </w:r>
     </w:p>
-    <w:bookmarkEnd w:id="101"/>
-    <w:bookmarkStart w:id="102" w:name="the-tier"/>
+    <w:bookmarkEnd w:id="102"/>
+    <w:bookmarkStart w:id="103" w:name="the-tier"/>
     <w:p>
       <w:pPr>
         <w:pStyle w:val="Heading3"/>
@@ -21489,8 +22244,8 @@
         <w:t xml:space="preserve">When in doubt, choose the higher tier.</w:t>
       </w:r>
     </w:p>
-    <w:bookmarkEnd w:id="102"/>
-    <w:bookmarkStart w:id="103" w:name="attribute-adjustments"/>
+    <w:bookmarkEnd w:id="103"/>
+    <w:bookmarkStart w:id="104" w:name="attribute-adjustments"/>
     <w:p>
       <w:pPr>
         <w:pStyle w:val="Heading3"/>
@@ -21536,8 +22291,8 @@
         <w:t xml:space="preserve">: a +2 needs a −2 or two −1s. The adjustments move the attribute’s base (+1 starts it at 11) and raise its starting maximum (13 plus the bonus). Most origins change two to four attributes.</w:t>
       </w:r>
     </w:p>
-    <w:bookmarkEnd w:id="103"/>
-    <w:bookmarkStart w:id="104" w:name="core-rules-tier-1-and-up"/>
+    <w:bookmarkEnd w:id="104"/>
+    <w:bookmarkStart w:id="105" w:name="core-rules-tier-1-and-up"/>
     <w:p>
       <w:pPr>
         <w:pStyle w:val="Heading3"/>
@@ -21554,8 +22309,8 @@
         <w:t xml:space="preserve">One to three short rules that always apply: what they can do (see in the dark, resist cold, a free Trained skill) and what it costs (a weakness, a people’s distrust, a hazard they can’t abide). A strength with no drawback is worth more than it looks, so price it a tier higher.</w:t>
       </w:r>
     </w:p>
-    <w:bookmarkEnd w:id="104"/>
-    <w:bookmarkStart w:id="105" w:name="origin-advantages"/>
+    <w:bookmarkEnd w:id="105"/>
+    <w:bookmarkStart w:id="106" w:name="origin-advantages"/>
     <w:p>
       <w:pPr>
         <w:pStyle w:val="Heading3"/>
@@ -21610,8 +22365,8 @@
         <w:t xml:space="preserve">: a problem the trait causes, with a clear trigger and a real consequence, which earns a Grit point when it bites, like any complication. A character takes one advantage, general or origin, so make them distinct choices.</w:t>
       </w:r>
     </w:p>
-    <w:bookmarkEnd w:id="105"/>
-    <w:bookmarkStart w:id="106" w:name="an-alternate-form-optional-tier-2-or-3"/>
+    <w:bookmarkEnd w:id="106"/>
+    <w:bookmarkStart w:id="107" w:name="an-alternate-form-optional-tier-2-or-3"/>
     <w:p>
       <w:pPr>
         <w:pStyle w:val="Heading3"/>
@@ -21644,8 +22399,8 @@
         <w:t xml:space="preserve">apply.</w:t>
       </w:r>
     </w:p>
-    <w:bookmarkEnd w:id="106"/>
-    <w:bookmarkStart w:id="107" w:name="in-the-creator"/>
+    <w:bookmarkEnd w:id="107"/>
+    <w:bookmarkStart w:id="108" w:name="in-the-creator"/>
     <w:p>
       <w:pPr>
         <w:pStyle w:val="Heading3"/>
@@ -21750,8 +22505,8 @@
         <w:t xml:space="preserve">and enter the advantage and its companion complication.</w:t>
       </w:r>
     </w:p>
-    <w:bookmarkEnd w:id="107"/>
-    <w:bookmarkStart w:id="108" w:name="example"/>
+    <w:bookmarkEnd w:id="108"/>
+    <w:bookmarkStart w:id="109" w:name="example"/>
     <w:p>
       <w:pPr>
         <w:pStyle w:val="Heading3"/>
@@ -21856,10 +22611,10 @@
         <w:t xml:space="preserve">: something from the other side follows you; when it matters, accept the chill, the stopped clock or the panicked horse.</w:t>
       </w:r>
     </w:p>
-    <w:bookmarkEnd w:id="108"/>
     <w:bookmarkEnd w:id="109"/>
     <w:bookmarkEnd w:id="110"/>
-    <w:bookmarkStart w:id="111" w:name="complications"/>
+    <w:bookmarkEnd w:id="111"/>
+    <w:bookmarkStart w:id="112" w:name="complications"/>
     <w:p>
       <w:pPr>
         <w:pStyle w:val="Heading1"/>
@@ -22564,8 +23319,8 @@
         </w:tc>
       </w:tr>
     </w:tbl>
-    <w:bookmarkEnd w:id="111"/>
-    <w:bookmarkStart w:id="113" w:name="quick-reference"/>
+    <w:bookmarkEnd w:id="112"/>
+    <w:bookmarkStart w:id="114" w:name="quick-reference"/>
     <w:p>
       <w:pPr>
         <w:pStyle w:val="Heading1"/>
@@ -22756,7 +23511,7 @@
       <w:r>
         <w:t xml:space="preserve"> </w:t>
       </w:r>
-      <w:hyperlink r:id="rId112">
+      <w:hyperlink r:id="rId113">
         <w:r>
           <w:rPr>
             <w:rStyle w:val="Hyperlink"/>
@@ -22768,7 +23523,7 @@
         <w:t xml:space="preserve">. You may share, adapt, and use it for any purpose, including commercially, as long as you give appropriate credit to the author.</w:t>
       </w:r>
     </w:p>
-    <w:bookmarkEnd w:id="113"/>
+    <w:bookmarkEnd w:id="114"/>
     <w:sectPr/>
   </w:body>
 </w:document>

--- a/legend-dynamics/site/dust-and-damnation/Dust_Damnation_Players_Guide.docx
+++ b/legend-dynamics/site/dust-and-damnation/Dust_Damnation_Players_Guide.docx
@@ -5698,7 +5698,7 @@
               <w:rPr>
                 <w:sz w:val="19"/>
               </w:rPr>
-              <w:t xml:space="preserve">Six shots; reloading takes an action. Hits mark 2 boxes. Short range.</w:t>
+              <w:t xml:space="preserve">Six shots; reloading takes an action. Hits mark 2 boxes. Close range.</w:t>
             </w:r>
           </w:p>
         </w:tc>
@@ -5731,7 +5731,7 @@
               <w:rPr>
                 <w:sz w:val="19"/>
               </w:rPr>
-              <w:t xml:space="preserve">A lever-action repeater with fifteen shots. Hits mark 2 boxes. Long range.</w:t>
+              <w:t xml:space="preserve">A lever-action repeater with fifteen shots. Hits mark 2 boxes. Medium range.</w:t>
             </w:r>
           </w:p>
         </w:tc>
@@ -7904,6 +7904,321 @@
               <w:rPr>
                 <w:sz w:val="19"/>
               </w:rPr>
+              <w:t xml:space="preserve">Short</w:t>
+            </w:r>
+          </w:p>
+        </w:tc>
+        <w:tc>
+          <w:tcPr/>
+          <w:p>
+            <w:pPr>
+              <w:pStyle w:val="Compact"/>
+              <w:jc w:val="left"/>
+            </w:pPr>
+            <w:r>
+              <w:rPr>
+                <w:sz w:val="19"/>
+              </w:rPr>
+              <w:t xml:space="preserve">1</w:t>
+            </w:r>
+          </w:p>
+        </w:tc>
+        <w:tc>
+          <w:tcPr/>
+          <w:p>
+            <w:pPr>
+              <w:pStyle w:val="Compact"/>
+              <w:jc w:val="left"/>
+            </w:pPr>
+            <w:r>
+              <w:rPr>
+                <w:sz w:val="19"/>
+              </w:rPr>
+              <w:t xml:space="preserve">A cut or stab wound that bleeds</w:t>
+            </w:r>
+          </w:p>
+        </w:tc>
+      </w:tr>
+      <w:tr>
+        <w:tc>
+          <w:tcPr/>
+          <w:p>
+            <w:pPr>
+              <w:pStyle w:val="Compact"/>
+              <w:jc w:val="left"/>
+            </w:pPr>
+            <w:r>
+              <w:rPr>
+                <w:b/>
+                <w:sz w:val="19"/>
+              </w:rPr>
+              <w:t xml:space="preserve">Axe, saber or bowie knife used to kill</w:t>
+            </w:r>
+          </w:p>
+        </w:tc>
+        <w:tc>
+          <w:tcPr/>
+          <w:p>
+            <w:pPr>
+              <w:pStyle w:val="Compact"/>
+              <w:jc w:val="left"/>
+            </w:pPr>
+            <w:r>
+              <w:rPr>
+                <w:sz w:val="19"/>
+              </w:rPr>
+              <w:t xml:space="preserve">Melee</w:t>
+            </w:r>
+          </w:p>
+        </w:tc>
+        <w:tc>
+          <w:tcPr/>
+          <w:p>
+            <w:pPr>
+              <w:pStyle w:val="Compact"/>
+              <w:jc w:val="left"/>
+            </w:pPr>
+            <w:r>
+              <w:rPr>
+                <w:sz w:val="19"/>
+              </w:rPr>
+              <w:t xml:space="preserve">2</w:t>
+            </w:r>
+          </w:p>
+        </w:tc>
+        <w:tc>
+          <w:tcPr/>
+          <w:p>
+            <w:pPr>
+              <w:pStyle w:val="Compact"/>
+              <w:jc w:val="left"/>
+            </w:pPr>
+            <w:r>
+              <w:rPr>
+                <w:sz w:val="19"/>
+              </w:rPr>
+              <w:t xml:space="preserve">A deep wound or a broken bone</w:t>
+            </w:r>
+          </w:p>
+        </w:tc>
+      </w:tr>
+      <w:tr>
+        <w:tc>
+          <w:tcPr/>
+          <w:p>
+            <w:pPr>
+              <w:pStyle w:val="Compact"/>
+              <w:jc w:val="left"/>
+            </w:pPr>
+            <w:r>
+              <w:rPr>
+                <w:b/>
+                <w:sz w:val="19"/>
+              </w:rPr>
+              <w:t xml:space="preserve">Claws and fangs of a monster</w:t>
+            </w:r>
+          </w:p>
+        </w:tc>
+        <w:tc>
+          <w:tcPr/>
+          <w:p>
+            <w:pPr>
+              <w:pStyle w:val="Compact"/>
+              <w:jc w:val="left"/>
+            </w:pPr>
+            <w:r>
+              <w:rPr>
+                <w:sz w:val="19"/>
+              </w:rPr>
+              <w:t xml:space="preserve">Melee</w:t>
+            </w:r>
+          </w:p>
+        </w:tc>
+        <w:tc>
+          <w:tcPr/>
+          <w:p>
+            <w:pPr>
+              <w:pStyle w:val="Compact"/>
+              <w:jc w:val="left"/>
+            </w:pPr>
+            <w:r>
+              <w:rPr>
+                <w:sz w:val="19"/>
+              </w:rPr>
+              <w:t xml:space="preserve">2</w:t>
+            </w:r>
+          </w:p>
+        </w:tc>
+        <w:tc>
+          <w:tcPr/>
+          <w:p>
+            <w:pPr>
+              <w:pStyle w:val="Compact"/>
+              <w:jc w:val="left"/>
+            </w:pPr>
+            <w:r>
+              <w:rPr>
+                <w:sz w:val="19"/>
+              </w:rPr>
+              <w:t xml:space="preserve">Torn flesh</w:t>
+            </w:r>
+          </w:p>
+        </w:tc>
+      </w:tr>
+      <w:tr>
+        <w:tc>
+          <w:tcPr/>
+          <w:p>
+            <w:pPr>
+              <w:pStyle w:val="Compact"/>
+              <w:jc w:val="left"/>
+            </w:pPr>
+            <w:r>
+              <w:rPr>
+                <w:b/>
+                <w:sz w:val="19"/>
+              </w:rPr>
+              <w:t xml:space="preserve">Derringer</w:t>
+            </w:r>
+          </w:p>
+        </w:tc>
+        <w:tc>
+          <w:tcPr/>
+          <w:p>
+            <w:pPr>
+              <w:pStyle w:val="Compact"/>
+              <w:jc w:val="left"/>
+            </w:pPr>
+            <w:r>
+              <w:rPr>
+                <w:sz w:val="19"/>
+              </w:rPr>
+              <w:t xml:space="preserve">Close (out of range beyond Short)</w:t>
+            </w:r>
+          </w:p>
+        </w:tc>
+        <w:tc>
+          <w:tcPr/>
+          <w:p>
+            <w:pPr>
+              <w:pStyle w:val="Compact"/>
+              <w:jc w:val="left"/>
+            </w:pPr>
+            <w:r>
+              <w:rPr>
+                <w:sz w:val="19"/>
+              </w:rPr>
+              <w:t xml:space="preserve">2</w:t>
+            </w:r>
+          </w:p>
+        </w:tc>
+        <w:tc>
+          <w:tcPr/>
+          <w:p>
+            <w:pPr>
+              <w:pStyle w:val="Compact"/>
+              <w:jc w:val="left"/>
+            </w:pPr>
+            <w:r>
+              <w:rPr>
+                <w:sz w:val="19"/>
+              </w:rPr>
+              <w:t xml:space="preserve">A gunshot wound</w:t>
+            </w:r>
+          </w:p>
+        </w:tc>
+      </w:tr>
+      <w:tr>
+        <w:tc>
+          <w:tcPr/>
+          <w:p>
+            <w:pPr>
+              <w:pStyle w:val="Compact"/>
+              <w:jc w:val="left"/>
+            </w:pPr>
+            <w:r>
+              <w:rPr>
+                <w:b/>
+                <w:sz w:val="19"/>
+              </w:rPr>
+              <w:t xml:space="preserve">Revolver</w:t>
+            </w:r>
+          </w:p>
+        </w:tc>
+        <w:tc>
+          <w:tcPr/>
+          <w:p>
+            <w:pPr>
+              <w:pStyle w:val="Compact"/>
+              <w:jc w:val="left"/>
+            </w:pPr>
+            <w:r>
+              <w:rPr>
+                <w:sz w:val="19"/>
+              </w:rPr>
+              <w:t xml:space="preserve">Close</w:t>
+            </w:r>
+          </w:p>
+        </w:tc>
+        <w:tc>
+          <w:tcPr/>
+          <w:p>
+            <w:pPr>
+              <w:pStyle w:val="Compact"/>
+              <w:jc w:val="left"/>
+            </w:pPr>
+            <w:r>
+              <w:rPr>
+                <w:sz w:val="19"/>
+              </w:rPr>
+              <w:t xml:space="preserve">2</w:t>
+            </w:r>
+          </w:p>
+        </w:tc>
+        <w:tc>
+          <w:tcPr/>
+          <w:p>
+            <w:pPr>
+              <w:pStyle w:val="Compact"/>
+              <w:jc w:val="left"/>
+            </w:pPr>
+            <w:r>
+              <w:rPr>
+                <w:sz w:val="19"/>
+              </w:rPr>
+              <w:t xml:space="preserve">A gunshot wound</w:t>
+            </w:r>
+          </w:p>
+        </w:tc>
+      </w:tr>
+      <w:tr>
+        <w:tc>
+          <w:tcPr/>
+          <w:p>
+            <w:pPr>
+              <w:pStyle w:val="Compact"/>
+              <w:jc w:val="left"/>
+            </w:pPr>
+            <w:r>
+              <w:rPr>
+                <w:b/>
+                <w:sz w:val="19"/>
+              </w:rPr>
+              <w:t xml:space="preserve">Rifle</w:t>
+            </w:r>
+          </w:p>
+        </w:tc>
+        <w:tc>
+          <w:tcPr/>
+          <w:p>
+            <w:pPr>
+              <w:pStyle w:val="Compact"/>
+              <w:jc w:val="left"/>
+            </w:pPr>
+            <w:r>
+              <w:rPr>
+                <w:sz w:val="19"/>
+              </w:rPr>
               <w:t xml:space="preserve">Medium</w:t>
             </w:r>
           </w:p>
@@ -7919,6 +8234,132 @@
               <w:rPr>
                 <w:sz w:val="19"/>
               </w:rPr>
+              <w:t xml:space="preserve">2</w:t>
+            </w:r>
+          </w:p>
+        </w:tc>
+        <w:tc>
+          <w:tcPr/>
+          <w:p>
+            <w:pPr>
+              <w:pStyle w:val="Compact"/>
+              <w:jc w:val="left"/>
+            </w:pPr>
+            <w:r>
+              <w:rPr>
+                <w:sz w:val="19"/>
+              </w:rPr>
+              <w:t xml:space="preserve">A gunshot wound</w:t>
+            </w:r>
+          </w:p>
+        </w:tc>
+      </w:tr>
+      <w:tr>
+        <w:tc>
+          <w:tcPr/>
+          <w:p>
+            <w:pPr>
+              <w:pStyle w:val="Compact"/>
+              <w:jc w:val="left"/>
+            </w:pPr>
+            <w:r>
+              <w:rPr>
+                <w:b/>
+                <w:sz w:val="19"/>
+              </w:rPr>
+              <w:t xml:space="preserve">Shotgun, at Close range</w:t>
+            </w:r>
+          </w:p>
+        </w:tc>
+        <w:tc>
+          <w:tcPr/>
+          <w:p>
+            <w:pPr>
+              <w:pStyle w:val="Compact"/>
+              <w:jc w:val="left"/>
+            </w:pPr>
+            <w:r>
+              <w:rPr>
+                <w:sz w:val="19"/>
+              </w:rPr>
+              <w:t xml:space="preserve">Close</w:t>
+            </w:r>
+          </w:p>
+        </w:tc>
+        <w:tc>
+          <w:tcPr/>
+          <w:p>
+            <w:pPr>
+              <w:pStyle w:val="Compact"/>
+              <w:jc w:val="left"/>
+            </w:pPr>
+            <w:r>
+              <w:rPr>
+                <w:sz w:val="19"/>
+              </w:rPr>
+              <w:t xml:space="preserve">3, and Dying</w:t>
+            </w:r>
+          </w:p>
+        </w:tc>
+        <w:tc>
+          <w:tcPr/>
+          <w:p>
+            <w:pPr>
+              <w:pStyle w:val="Compact"/>
+              <w:jc w:val="left"/>
+            </w:pPr>
+            <w:r>
+              <w:rPr>
+                <w:sz w:val="19"/>
+              </w:rPr>
+              <w:t xml:space="preserve">A ruinous wound</w:t>
+            </w:r>
+          </w:p>
+        </w:tc>
+      </w:tr>
+      <w:tr>
+        <w:tc>
+          <w:tcPr/>
+          <w:p>
+            <w:pPr>
+              <w:pStyle w:val="Compact"/>
+              <w:jc w:val="left"/>
+            </w:pPr>
+            <w:r>
+              <w:rPr>
+                <w:b/>
+                <w:sz w:val="19"/>
+              </w:rPr>
+              <w:t xml:space="preserve">Shotgun, at Short range</w:t>
+            </w:r>
+          </w:p>
+        </w:tc>
+        <w:tc>
+          <w:tcPr/>
+          <w:p>
+            <w:pPr>
+              <w:pStyle w:val="Compact"/>
+              <w:jc w:val="left"/>
+            </w:pPr>
+            <w:r>
+              <w:rPr>
+                <w:sz w:val="19"/>
+              </w:rPr>
+              <w:t xml:space="preserve">Short (no effect beyond)</w:t>
+            </w:r>
+          </w:p>
+        </w:tc>
+        <w:tc>
+          <w:tcPr/>
+          <w:p>
+            <w:pPr>
+              <w:pStyle w:val="Compact"/>
+              <w:jc w:val="left"/>
+            </w:pPr>
+            <w:r>
+              <w:rPr>
+                <w:sz w:val="19"/>
+              </w:rPr>
               <w:t xml:space="preserve">1</w:t>
             </w:r>
           </w:p>
@@ -7934,277 +8375,25 @@
               <w:rPr>
                 <w:sz w:val="19"/>
               </w:rPr>
-              <w:t xml:space="preserve">A cut or stab wound that bleeds</w:t>
-            </w:r>
-          </w:p>
-        </w:tc>
-      </w:tr>
-      <w:tr>
-        <w:tc>
-          <w:tcPr/>
-          <w:p>
-            <w:pPr>
-              <w:pStyle w:val="Compact"/>
-              <w:jc w:val="left"/>
-            </w:pPr>
-            <w:r>
-              <w:rPr>
-                <w:b/>
-                <w:sz w:val="19"/>
-              </w:rPr>
-              <w:t xml:space="preserve">Axe, saber or bowie knife used to kill</w:t>
-            </w:r>
-          </w:p>
-        </w:tc>
-        <w:tc>
-          <w:tcPr/>
-          <w:p>
-            <w:pPr>
-              <w:pStyle w:val="Compact"/>
-              <w:jc w:val="left"/>
-            </w:pPr>
-            <w:r>
-              <w:rPr>
-                <w:sz w:val="19"/>
-              </w:rPr>
-              <w:t xml:space="preserve">Melee</w:t>
-            </w:r>
-          </w:p>
-        </w:tc>
-        <w:tc>
-          <w:tcPr/>
-          <w:p>
-            <w:pPr>
-              <w:pStyle w:val="Compact"/>
-              <w:jc w:val="left"/>
-            </w:pPr>
-            <w:r>
-              <w:rPr>
-                <w:sz w:val="19"/>
-              </w:rPr>
-              <w:t xml:space="preserve">2</w:t>
-            </w:r>
-          </w:p>
-        </w:tc>
-        <w:tc>
-          <w:tcPr/>
-          <w:p>
-            <w:pPr>
-              <w:pStyle w:val="Compact"/>
-              <w:jc w:val="left"/>
-            </w:pPr>
-            <w:r>
-              <w:rPr>
-                <w:sz w:val="19"/>
-              </w:rPr>
-              <w:t xml:space="preserve">A deep wound or a broken bone</w:t>
-            </w:r>
-          </w:p>
-        </w:tc>
-      </w:tr>
-      <w:tr>
-        <w:tc>
-          <w:tcPr/>
-          <w:p>
-            <w:pPr>
-              <w:pStyle w:val="Compact"/>
-              <w:jc w:val="left"/>
-            </w:pPr>
-            <w:r>
-              <w:rPr>
-                <w:b/>
-                <w:sz w:val="19"/>
-              </w:rPr>
-              <w:t xml:space="preserve">Claws and fangs of a monster</w:t>
-            </w:r>
-          </w:p>
-        </w:tc>
-        <w:tc>
-          <w:tcPr/>
-          <w:p>
-            <w:pPr>
-              <w:pStyle w:val="Compact"/>
-              <w:jc w:val="left"/>
-            </w:pPr>
-            <w:r>
-              <w:rPr>
-                <w:sz w:val="19"/>
-              </w:rPr>
-              <w:t xml:space="preserve">Melee</w:t>
-            </w:r>
-          </w:p>
-        </w:tc>
-        <w:tc>
-          <w:tcPr/>
-          <w:p>
-            <w:pPr>
-              <w:pStyle w:val="Compact"/>
-              <w:jc w:val="left"/>
-            </w:pPr>
-            <w:r>
-              <w:rPr>
-                <w:sz w:val="19"/>
-              </w:rPr>
-              <w:t xml:space="preserve">2</w:t>
-            </w:r>
-          </w:p>
-        </w:tc>
-        <w:tc>
-          <w:tcPr/>
-          <w:p>
-            <w:pPr>
-              <w:pStyle w:val="Compact"/>
-              <w:jc w:val="left"/>
-            </w:pPr>
-            <w:r>
-              <w:rPr>
-                <w:sz w:val="19"/>
-              </w:rPr>
-              <w:t xml:space="preserve">Torn flesh</w:t>
-            </w:r>
-          </w:p>
-        </w:tc>
-      </w:tr>
-      <w:tr>
-        <w:tc>
-          <w:tcPr/>
-          <w:p>
-            <w:pPr>
-              <w:pStyle w:val="Compact"/>
-              <w:jc w:val="left"/>
-            </w:pPr>
-            <w:r>
-              <w:rPr>
-                <w:b/>
-                <w:sz w:val="19"/>
-              </w:rPr>
-              <w:t xml:space="preserve">Derringer</w:t>
-            </w:r>
-          </w:p>
-        </w:tc>
-        <w:tc>
-          <w:tcPr/>
-          <w:p>
-            <w:pPr>
-              <w:pStyle w:val="Compact"/>
-              <w:jc w:val="left"/>
-            </w:pPr>
-            <w:r>
-              <w:rPr>
-                <w:sz w:val="19"/>
-              </w:rPr>
-              <w:t xml:space="preserve">Close</w:t>
-            </w:r>
-          </w:p>
-        </w:tc>
-        <w:tc>
-          <w:tcPr/>
-          <w:p>
-            <w:pPr>
-              <w:pStyle w:val="Compact"/>
-              <w:jc w:val="left"/>
-            </w:pPr>
-            <w:r>
-              <w:rPr>
-                <w:sz w:val="19"/>
-              </w:rPr>
-              <w:t xml:space="preserve">2</w:t>
-            </w:r>
-          </w:p>
-        </w:tc>
-        <w:tc>
-          <w:tcPr/>
-          <w:p>
-            <w:pPr>
-              <w:pStyle w:val="Compact"/>
-              <w:jc w:val="left"/>
-            </w:pPr>
-            <w:r>
-              <w:rPr>
-                <w:sz w:val="19"/>
-              </w:rPr>
-              <w:t xml:space="preserve">A gunshot wound</w:t>
-            </w:r>
-          </w:p>
-        </w:tc>
-      </w:tr>
-      <w:tr>
-        <w:tc>
-          <w:tcPr/>
-          <w:p>
-            <w:pPr>
-              <w:pStyle w:val="Compact"/>
-              <w:jc w:val="left"/>
-            </w:pPr>
-            <w:r>
-              <w:rPr>
-                <w:b/>
-                <w:sz w:val="19"/>
-              </w:rPr>
-              <w:t xml:space="preserve">Revolver</w:t>
-            </w:r>
-          </w:p>
-        </w:tc>
-        <w:tc>
-          <w:tcPr/>
-          <w:p>
-            <w:pPr>
-              <w:pStyle w:val="Compact"/>
-              <w:jc w:val="left"/>
-            </w:pPr>
-            <w:r>
-              <w:rPr>
-                <w:sz w:val="19"/>
-              </w:rPr>
-              <w:t xml:space="preserve">Short</w:t>
-            </w:r>
-          </w:p>
-        </w:tc>
-        <w:tc>
-          <w:tcPr/>
-          <w:p>
-            <w:pPr>
-              <w:pStyle w:val="Compact"/>
-              <w:jc w:val="left"/>
-            </w:pPr>
-            <w:r>
-              <w:rPr>
-                <w:sz w:val="19"/>
-              </w:rPr>
-              <w:t xml:space="preserve">2</w:t>
-            </w:r>
-          </w:p>
-        </w:tc>
-        <w:tc>
-          <w:tcPr/>
-          <w:p>
-            <w:pPr>
-              <w:pStyle w:val="Compact"/>
-              <w:jc w:val="left"/>
-            </w:pPr>
-            <w:r>
-              <w:rPr>
-                <w:sz w:val="19"/>
-              </w:rPr>
-              <w:t xml:space="preserve">A gunshot wound</w:t>
-            </w:r>
-          </w:p>
-        </w:tc>
-      </w:tr>
-      <w:tr>
-        <w:tc>
-          <w:tcPr/>
-          <w:p>
-            <w:pPr>
-              <w:pStyle w:val="Compact"/>
-              <w:jc w:val="left"/>
-            </w:pPr>
-            <w:r>
-              <w:rPr>
-                <w:b/>
-                <w:sz w:val="19"/>
-              </w:rPr>
-              <w:t xml:space="preserve">Rifle</w:t>
+              <w:t xml:space="preserve">Scattered pellets</w:t>
+            </w:r>
+          </w:p>
+        </w:tc>
+      </w:tr>
+      <w:tr>
+        <w:tc>
+          <w:tcPr/>
+          <w:p>
+            <w:pPr>
+              <w:pStyle w:val="Compact"/>
+              <w:jc w:val="left"/>
+            </w:pPr>
+            <w:r>
+              <w:rPr>
+                <w:b/>
+                <w:sz w:val="19"/>
+              </w:rPr>
+              <w:t xml:space="preserve">Buffalo rifle</w:t>
             </w:r>
           </w:p>
         </w:tc>
@@ -8234,69 +8423,6 @@
               <w:rPr>
                 <w:sz w:val="19"/>
               </w:rPr>
-              <w:t xml:space="preserve">2</w:t>
-            </w:r>
-          </w:p>
-        </w:tc>
-        <w:tc>
-          <w:tcPr/>
-          <w:p>
-            <w:pPr>
-              <w:pStyle w:val="Compact"/>
-              <w:jc w:val="left"/>
-            </w:pPr>
-            <w:r>
-              <w:rPr>
-                <w:sz w:val="19"/>
-              </w:rPr>
-              <w:t xml:space="preserve">A gunshot wound</w:t>
-            </w:r>
-          </w:p>
-        </w:tc>
-      </w:tr>
-      <w:tr>
-        <w:tc>
-          <w:tcPr/>
-          <w:p>
-            <w:pPr>
-              <w:pStyle w:val="Compact"/>
-              <w:jc w:val="left"/>
-            </w:pPr>
-            <w:r>
-              <w:rPr>
-                <w:b/>
-                <w:sz w:val="19"/>
-              </w:rPr>
-              <w:t xml:space="preserve">Shotgun, at Close range</w:t>
-            </w:r>
-          </w:p>
-        </w:tc>
-        <w:tc>
-          <w:tcPr/>
-          <w:p>
-            <w:pPr>
-              <w:pStyle w:val="Compact"/>
-              <w:jc w:val="left"/>
-            </w:pPr>
-            <w:r>
-              <w:rPr>
-                <w:sz w:val="19"/>
-              </w:rPr>
-              <w:t xml:space="preserve">Close</w:t>
-            </w:r>
-          </w:p>
-        </w:tc>
-        <w:tc>
-          <w:tcPr/>
-          <w:p>
-            <w:pPr>
-              <w:pStyle w:val="Compact"/>
-              <w:jc w:val="left"/>
-            </w:pPr>
-            <w:r>
-              <w:rPr>
-                <w:sz w:val="19"/>
-              </w:rPr>
               <w:t xml:space="preserve">3, and Dying</w:t>
             </w:r>
           </w:p>
@@ -8330,132 +8456,6 @@
                 <w:b/>
                 <w:sz w:val="19"/>
               </w:rPr>
-              <w:t xml:space="preserve">Shotgun, at Short range</w:t>
-            </w:r>
-          </w:p>
-        </w:tc>
-        <w:tc>
-          <w:tcPr/>
-          <w:p>
-            <w:pPr>
-              <w:pStyle w:val="Compact"/>
-              <w:jc w:val="left"/>
-            </w:pPr>
-            <w:r>
-              <w:rPr>
-                <w:sz w:val="19"/>
-              </w:rPr>
-              <w:t xml:space="preserve">Short (no effect beyond)</w:t>
-            </w:r>
-          </w:p>
-        </w:tc>
-        <w:tc>
-          <w:tcPr/>
-          <w:p>
-            <w:pPr>
-              <w:pStyle w:val="Compact"/>
-              <w:jc w:val="left"/>
-            </w:pPr>
-            <w:r>
-              <w:rPr>
-                <w:sz w:val="19"/>
-              </w:rPr>
-              <w:t xml:space="preserve">1</w:t>
-            </w:r>
-          </w:p>
-        </w:tc>
-        <w:tc>
-          <w:tcPr/>
-          <w:p>
-            <w:pPr>
-              <w:pStyle w:val="Compact"/>
-              <w:jc w:val="left"/>
-            </w:pPr>
-            <w:r>
-              <w:rPr>
-                <w:sz w:val="19"/>
-              </w:rPr>
-              <w:t xml:space="preserve">Scattered pellets</w:t>
-            </w:r>
-          </w:p>
-        </w:tc>
-      </w:tr>
-      <w:tr>
-        <w:tc>
-          <w:tcPr/>
-          <w:p>
-            <w:pPr>
-              <w:pStyle w:val="Compact"/>
-              <w:jc w:val="left"/>
-            </w:pPr>
-            <w:r>
-              <w:rPr>
-                <w:b/>
-                <w:sz w:val="19"/>
-              </w:rPr>
-              <w:t xml:space="preserve">Buffalo rifle</w:t>
-            </w:r>
-          </w:p>
-        </w:tc>
-        <w:tc>
-          <w:tcPr/>
-          <w:p>
-            <w:pPr>
-              <w:pStyle w:val="Compact"/>
-              <w:jc w:val="left"/>
-            </w:pPr>
-            <w:r>
-              <w:rPr>
-                <w:sz w:val="19"/>
-              </w:rPr>
-              <w:t xml:space="preserve">Extreme</w:t>
-            </w:r>
-          </w:p>
-        </w:tc>
-        <w:tc>
-          <w:tcPr/>
-          <w:p>
-            <w:pPr>
-              <w:pStyle w:val="Compact"/>
-              <w:jc w:val="left"/>
-            </w:pPr>
-            <w:r>
-              <w:rPr>
-                <w:sz w:val="19"/>
-              </w:rPr>
-              <w:t xml:space="preserve">3, and Dying</w:t>
-            </w:r>
-          </w:p>
-        </w:tc>
-        <w:tc>
-          <w:tcPr/>
-          <w:p>
-            <w:pPr>
-              <w:pStyle w:val="Compact"/>
-              <w:jc w:val="left"/>
-            </w:pPr>
-            <w:r>
-              <w:rPr>
-                <w:sz w:val="19"/>
-              </w:rPr>
-              <w:t xml:space="preserve">A ruinous wound</w:t>
-            </w:r>
-          </w:p>
-        </w:tc>
-      </w:tr>
-      <w:tr>
-        <w:tc>
-          <w:tcPr/>
-          <w:p>
-            <w:pPr>
-              <w:pStyle w:val="Compact"/>
-              <w:jc w:val="left"/>
-            </w:pPr>
-            <w:r>
-              <w:rPr>
-                <w:b/>
-                <w:sz w:val="19"/>
-              </w:rPr>
               <w:t xml:space="preserve">Dynamite</w:t>
             </w:r>
           </w:p>
@@ -8633,6 +8633,24 @@
         </w:tc>
       </w:tr>
     </w:tbl>
+    <w:p>
+      <w:pPr>
+        <w:pStyle w:val="BodyText"/>
+      </w:pPr>
+      <w:r>
+        <w:rPr>
+          <w:bCs/>
+          <w:b/>
+        </w:rPr>
+        <w:t xml:space="preserve">Period ranges.</w:t>
+      </w:r>
+      <w:r>
+        <w:t xml:space="preserve"> </w:t>
+      </w:r>
+      <w:r>
+        <w:t xml:space="preserve">These are 1870s guns: a revolver is a close-quarters weapon, and most gunfights happen across a room or a street. A derringer is useless beyond Short range, and a shotgun beyond it does nothing.</w:t>
+      </w:r>
+    </w:p>
     <w:p>
       <w:pPr>
         <w:pStyle w:val="BodyText"/>

--- a/legend-dynamics/site/dust-and-damnation/Dust_Damnation_Players_Guide.docx
+++ b/legend-dynamics/site/dust-and-damnation/Dust_Damnation_Players_Guide.docx
@@ -12218,7 +12218,7 @@
     </w:p>
     <w:bookmarkEnd w:id="68"/>
     <w:bookmarkEnd w:id="69"/>
-    <w:bookmarkStart w:id="75" w:name="monsters-and-magic"/>
+    <w:bookmarkStart w:id="76" w:name="monsters-and-magic"/>
     <w:p>
       <w:pPr>
         <w:pStyle w:val="Heading1"/>
@@ -12318,7 +12318,7 @@
       </w:r>
     </w:p>
     <w:bookmarkEnd w:id="71"/>
-    <w:bookmarkStart w:id="72" w:name="magic"/>
+    <w:bookmarkStart w:id="73" w:name="magic"/>
     <w:p>
       <w:pPr>
         <w:pStyle w:val="Heading2"/>
@@ -12664,8 +12664,332 @@
         <w:t xml:space="preserve">, and the Order of the Iron Cross hunts known practitioners.</w:t>
       </w:r>
     </w:p>
+    <w:bookmarkStart w:id="72" w:name="magic-advancement"/>
+    <w:p>
+      <w:pPr>
+        <w:pStyle w:val="Heading3"/>
+      </w:pPr>
+      <w:r>
+        <w:t xml:space="preserve">Magic advancement</w:t>
+      </w:r>
+    </w:p>
+    <w:p>
+      <w:pPr>
+        <w:pStyle w:val="FirstParagraph"/>
+      </w:pPr>
+      <w:r>
+        <w:t xml:space="preserve">A practitioner’s craft grows in play. After a significant job, a practitioner can take one of these</w:t>
+      </w:r>
+      <w:r>
+        <w:t xml:space="preserve"> </w:t>
+      </w:r>
+      <w:r>
+        <w:rPr>
+          <w:bCs/>
+          <w:b/>
+        </w:rPr>
+        <w:t xml:space="preserve">instead of a skill step</w:t>
+      </w:r>
+      <w:r>
+        <w:t xml:space="preserve">, with the GM’s approval and a reason from the story: a grimoire taken off a dead man, a teacher who owes you, a ritual worked so often the words come without thinking. The Dark and the Order still apply to everything below.</w:t>
+      </w:r>
+    </w:p>
+    <w:tbl>
+      <w:tblPr>
+        <w:tblStyle w:val="Table"/>
+        <w:tblW w:type="pct" w:w="5000"/>
+        <w:tblLook w:firstRow="1" w:lastRow="0" w:firstColumn="0" w:lastColumn="0" w:noHBand="0" w:noVBand="0" w:val="0020"/>
+        <w:jc w:val="start"/>
+        <w:tblBorders>
+          <w:top w:val="single" w:sz="4" w:color="B8C2D3"/>
+          <w:left w:val="single" w:sz="4" w:color="B8C2D3"/>
+          <w:bottom w:val="single" w:sz="4" w:color="B8C2D3"/>
+          <w:right w:val="single" w:sz="4" w:color="B8C2D3"/>
+          <w:insideH w:val="single" w:sz="4" w:color="B8C2D3"/>
+          <w:insideV w:val="single" w:sz="4" w:color="B8C2D3"/>
+        </w:tblBorders>
+      </w:tblPr>
+      <w:tblGrid>
+        <w:gridCol w:w="2640"/>
+        <w:gridCol w:w="2640"/>
+        <w:gridCol w:w="2640"/>
+      </w:tblGrid>
+      <w:tr>
+        <w:trPr>
+          <w:tblHeader w:val="true"/>
+        </w:trPr>
+        <w:tc>
+          <w:tcPr>
+            <w:shd w:val="clear" w:fill="E6E8E6"/>
+          </w:tcPr>
+          <w:p>
+            <w:pPr>
+              <w:pStyle w:val="Compact"/>
+              <w:jc w:val="left"/>
+            </w:pPr>
+            <w:r>
+              <w:rPr>
+                <w:b/>
+                <w:sz w:val="19"/>
+              </w:rPr>
+              <w:t xml:space="preserve">Option</w:t>
+            </w:r>
+          </w:p>
+        </w:tc>
+        <w:tc>
+          <w:tcPr>
+            <w:shd w:val="clear" w:fill="E6E8E6"/>
+          </w:tcPr>
+          <w:p>
+            <w:pPr>
+              <w:pStyle w:val="Compact"/>
+              <w:jc w:val="left"/>
+            </w:pPr>
+            <w:r>
+              <w:rPr>
+                <w:b/>
+                <w:sz w:val="19"/>
+              </w:rPr>
+              <w:t xml:space="preserve">Effect</w:t>
+            </w:r>
+          </w:p>
+        </w:tc>
+        <w:tc>
+          <w:tcPr>
+            <w:shd w:val="clear" w:fill="E6E8E6"/>
+          </w:tcPr>
+          <w:p>
+            <w:pPr>
+              <w:pStyle w:val="Compact"/>
+              <w:jc w:val="left"/>
+            </w:pPr>
+            <w:r>
+              <w:rPr>
+                <w:b/>
+                <w:sz w:val="19"/>
+              </w:rPr>
+              <w:t xml:space="preserve">Limit</w:t>
+            </w:r>
+          </w:p>
+        </w:tc>
+      </w:tr>
+      <w:tr>
+        <w:tc>
+          <w:tcPr/>
+          <w:p>
+            <w:pPr>
+              <w:pStyle w:val="Compact"/>
+              <w:jc w:val="left"/>
+            </w:pPr>
+            <w:r>
+              <w:rPr>
+                <w:b/>
+                <w:sz w:val="19"/>
+              </w:rPr>
+              <w:t xml:space="preserve">Another charm</w:t>
+            </w:r>
+          </w:p>
+        </w:tc>
+        <w:tc>
+          <w:tcPr/>
+          <w:p>
+            <w:pPr>
+              <w:pStyle w:val="Compact"/>
+              <w:jc w:val="left"/>
+            </w:pPr>
+            <w:r>
+              <w:rPr>
+                <w:sz w:val="19"/>
+              </w:rPr>
+              <w:t xml:space="preserve">Carry one more ready charm than your Occult training allows</w:t>
+            </w:r>
+          </w:p>
+        </w:tc>
+        <w:tc>
+          <w:tcPr/>
+          <w:p>
+            <w:pPr>
+              <w:pStyle w:val="Compact"/>
+              <w:jc w:val="left"/>
+            </w:pPr>
+            <w:r>
+              <w:rPr>
+                <w:sz w:val="19"/>
+              </w:rPr>
+              <w:t xml:space="preserve">Up to 2 extra</w:t>
+            </w:r>
+          </w:p>
+        </w:tc>
+      </w:tr>
+      <w:tr>
+        <w:tc>
+          <w:tcPr/>
+          <w:p>
+            <w:pPr>
+              <w:pStyle w:val="Compact"/>
+              <w:jc w:val="left"/>
+            </w:pPr>
+            <w:r>
+              <w:rPr>
+                <w:b/>
+                <w:sz w:val="19"/>
+              </w:rPr>
+              <w:t xml:space="preserve">Ritual by heart</w:t>
+            </w:r>
+          </w:p>
+        </w:tc>
+        <w:tc>
+          <w:tcPr/>
+          <w:p>
+            <w:pPr>
+              <w:pStyle w:val="Compact"/>
+              <w:jc w:val="left"/>
+            </w:pPr>
+            <w:r>
+              <w:rPr>
+                <w:sz w:val="19"/>
+              </w:rPr>
+              <w:t xml:space="preserve">One kind of ritual (wards, curses, questions of the dead) takes one fewer segment, to a minimum of 1</w:t>
+            </w:r>
+          </w:p>
+        </w:tc>
+        <w:tc>
+          <w:tcPr/>
+          <w:p>
+            <w:pPr>
+              <w:pStyle w:val="Compact"/>
+              <w:jc w:val="left"/>
+            </w:pPr>
+            <w:r>
+              <w:rPr>
+                <w:sz w:val="19"/>
+              </w:rPr>
+              <w:t xml:space="preserve">Each kind once</w:t>
+            </w:r>
+          </w:p>
+        </w:tc>
+      </w:tr>
+      <w:tr>
+        <w:tc>
+          <w:tcPr/>
+          <w:p>
+            <w:pPr>
+              <w:pStyle w:val="Compact"/>
+              <w:jc w:val="left"/>
+            </w:pPr>
+            <w:r>
+              <w:rPr>
+                <w:b/>
+                <w:sz w:val="19"/>
+              </w:rPr>
+              <w:t xml:space="preserve">Quicker hand</w:t>
+            </w:r>
+          </w:p>
+        </w:tc>
+        <w:tc>
+          <w:tcPr/>
+          <w:p>
+            <w:pPr>
+              <w:pStyle w:val="Compact"/>
+              <w:jc w:val="left"/>
+            </w:pPr>
+            <w:r>
+              <w:rPr>
+                <w:sz w:val="19"/>
+              </w:rPr>
+              <w:t xml:space="preserve">One ritual you know is worked at a faster pace: an hour a roll becomes ten minutes, ten minutes becomes one action</w:t>
+            </w:r>
+          </w:p>
+        </w:tc>
+        <w:tc>
+          <w:tcPr/>
+          <w:p>
+            <w:pPr>
+              <w:pStyle w:val="Compact"/>
+              <w:jc w:val="left"/>
+            </w:pPr>
+            <w:r>
+              <w:rPr>
+                <w:sz w:val="19"/>
+              </w:rPr>
+              <w:t xml:space="preserve">Each ritual once</w:t>
+            </w:r>
+          </w:p>
+        </w:tc>
+      </w:tr>
+      <w:tr>
+        <w:tc>
+          <w:tcPr/>
+          <w:p>
+            <w:pPr>
+              <w:pStyle w:val="Compact"/>
+              <w:jc w:val="left"/>
+            </w:pPr>
+            <w:r>
+              <w:rPr>
+                <w:b/>
+                <w:sz w:val="19"/>
+              </w:rPr>
+              <w:t xml:space="preserve">Master of the tradition</w:t>
+            </w:r>
+          </w:p>
+        </w:tc>
+        <w:tc>
+          <w:tcPr/>
+          <w:p>
+            <w:pPr>
+              <w:pStyle w:val="Compact"/>
+              <w:jc w:val="left"/>
+            </w:pPr>
+            <w:r>
+              <w:rPr>
+                <w:sz w:val="19"/>
+              </w:rPr>
+              <w:t xml:space="preserve">Occult becomes Expert (+5), with 4 ready charms before extras</w:t>
+            </w:r>
+          </w:p>
+        </w:tc>
+        <w:tc>
+          <w:tcPr/>
+          <w:p>
+            <w:pPr>
+              <w:pStyle w:val="Compact"/>
+              <w:jc w:val="left"/>
+            </w:pPr>
+            <w:r>
+              <w:rPr>
+                <w:sz w:val="19"/>
+              </w:rPr>
+              <w:t xml:space="preserve">Once, at the end of a long campaign, with the GM’s approval</w:t>
+            </w:r>
+          </w:p>
+        </w:tc>
+      </w:tr>
+    </w:tbl>
+    <w:p>
+      <w:pPr>
+        <w:pStyle w:val="BodyText"/>
+      </w:pPr>
+      <w:r>
+        <w:t xml:space="preserve">Record these in the creator under</w:t>
+      </w:r>
+      <w:r>
+        <w:t xml:space="preserve"> </w:t>
+      </w:r>
+      <w:r>
+        <w:rPr>
+          <w:bCs/>
+          <w:b/>
+        </w:rPr>
+        <w:t xml:space="preserve">Magic grown in play</w:t>
+      </w:r>
+      <w:r>
+        <w:t xml:space="preserve">: the sheet shows your ready charms and the rituals you know by heart or work quickly.</w:t>
+      </w:r>
+    </w:p>
     <w:bookmarkEnd w:id="72"/>
-    <w:bookmarkStart w:id="73" w:name="weaknesses"/>
+    <w:bookmarkEnd w:id="73"/>
+    <w:bookmarkStart w:id="74" w:name="weaknesses"/>
     <w:p>
       <w:pPr>
         <w:pStyle w:val="Heading2"/>
@@ -12957,8 +13281,8 @@
         </w:tc>
       </w:tr>
     </w:tbl>
-    <w:bookmarkEnd w:id="73"/>
-    <w:bookmarkStart w:id="74" w:name="bites-and-curses"/>
+    <w:bookmarkEnd w:id="74"/>
+    <w:bookmarkStart w:id="75" w:name="bites-and-curses"/>
     <w:p>
       <w:pPr>
         <w:pStyle w:val="Heading2"/>
@@ -13049,9 +13373,9 @@
         <w:t xml:space="preserve">A vampire who drains a victim to Dying can choose to turn them.</w:t>
       </w:r>
     </w:p>
-    <w:bookmarkEnd w:id="74"/>
     <w:bookmarkEnd w:id="75"/>
-    <w:bookmarkStart w:id="76" w:name="threats"/>
+    <w:bookmarkEnd w:id="76"/>
+    <w:bookmarkStart w:id="77" w:name="threats"/>
     <w:p>
       <w:pPr>
         <w:pStyle w:val="Heading1"/>
@@ -14322,8 +14646,8 @@
         <w:t xml:space="preserve">For a tougher version, add +1 to its targets and one box; for a weaker one, subtract.</w:t>
       </w:r>
     </w:p>
-    <w:bookmarkEnd w:id="76"/>
-    <w:bookmarkStart w:id="83" w:name="ready-made-characters"/>
+    <w:bookmarkEnd w:id="77"/>
+    <w:bookmarkStart w:id="84" w:name="ready-made-characters"/>
     <w:p>
       <w:pPr>
         <w:pStyle w:val="Heading1"/>
@@ -14340,7 +14664,7 @@
         <w:t xml:space="preserve">Characters ready to play, for one-shots, new players, or a group in a hurry. Each follows the creation rules exactly, and their connections tie them together. In the creator, choose one from the ready-made list to open it and make it your own.</w:t>
       </w:r>
     </w:p>
-    <w:bookmarkStart w:id="77" w:name="ruth-calloway"/>
+    <w:bookmarkStart w:id="78" w:name="ruth-calloway"/>
     <w:p>
       <w:pPr>
         <w:pStyle w:val="Heading2"/>
@@ -14525,8 +14849,8 @@
         <w:t xml:space="preserve">Isaiah Booker brought in the man who killed her father, alive, when he could have collected either way.</w:t>
       </w:r>
     </w:p>
-    <w:bookmarkEnd w:id="77"/>
-    <w:bookmarkStart w:id="78" w:name="dr.-elias-webb"/>
+    <w:bookmarkEnd w:id="78"/>
+    <w:bookmarkStart w:id="79" w:name="dr.-elias-webb"/>
     <w:p>
       <w:pPr>
         <w:pStyle w:val="Heading2"/>
@@ -14711,8 +15035,8 @@
         <w:t xml:space="preserve">Reverend Stone is the only one who knows why he left Philadelphia.</w:t>
       </w:r>
     </w:p>
-    <w:bookmarkEnd w:id="78"/>
-    <w:bookmarkStart w:id="79" w:name="tom-feeney"/>
+    <w:bookmarkEnd w:id="79"/>
+    <w:bookmarkStart w:id="80" w:name="tom-feeney"/>
     <w:p>
       <w:pPr>
         <w:pStyle w:val="Heading2"/>
@@ -14913,8 +15237,8 @@
         <w:t xml:space="preserve">Plays cards with Lucinda Marsh every Saturday, and loses.</w:t>
       </w:r>
     </w:p>
-    <w:bookmarkEnd w:id="79"/>
-    <w:bookmarkStart w:id="80" w:name="lucinda-marsh"/>
+    <w:bookmarkEnd w:id="80"/>
+    <w:bookmarkStart w:id="81" w:name="lucinda-marsh"/>
     <w:p>
       <w:pPr>
         <w:pStyle w:val="Heading2"/>
@@ -15099,8 +15423,8 @@
         <w:t xml:space="preserve">Owes Ruth Calloway a favor for a warrant that went missing.</w:t>
       </w:r>
     </w:p>
-    <w:bookmarkEnd w:id="80"/>
-    <w:bookmarkStart w:id="81" w:name="isaiah-booker"/>
+    <w:bookmarkEnd w:id="81"/>
+    <w:bookmarkStart w:id="82" w:name="isaiah-booker"/>
     <w:p>
       <w:pPr>
         <w:pStyle w:val="Heading2"/>
@@ -15285,8 +15609,8 @@
         <w:t xml:space="preserve">Taught Tom Feeney to shoot straight, and still reminds him of it.</w:t>
       </w:r>
     </w:p>
-    <w:bookmarkEnd w:id="81"/>
-    <w:bookmarkStart w:id="82" w:name="rev.-abigail-stone"/>
+    <w:bookmarkEnd w:id="82"/>
+    <w:bookmarkStart w:id="83" w:name="rev.-abigail-stone"/>
     <w:p>
       <w:pPr>
         <w:pStyle w:val="Heading2"/>
@@ -15471,9 +15795,9 @@
         <w:t xml:space="preserve">Keeps Dr. Webb’s secret, and his whiskey hidden.</w:t>
       </w:r>
     </w:p>
-    <w:bookmarkEnd w:id="82"/>
     <w:bookmarkEnd w:id="83"/>
-    <w:bookmarkStart w:id="84" w:name="advantages"/>
+    <w:bookmarkEnd w:id="84"/>
+    <w:bookmarkStart w:id="85" w:name="advantages"/>
     <w:p>
       <w:pPr>
         <w:pStyle w:val="Heading1"/>
@@ -16295,8 +16619,8 @@
         <w:t xml:space="preserve">A badge is legal authority, not a magic word: outlaws and the powerful don’t always care about it, and it carries a duty. Your superiors can give you orders, and abusing the badge or failing in your duty can cost you it. Law callings (Marshal, Deputy) usually take one, as their advantage or as a second advantage Edge. A Pinkerton detective takes Pinkerton Credentials instead: the agency’s reach and files, but no badge.</w:t>
       </w:r>
     </w:p>
-    <w:bookmarkEnd w:id="84"/>
-    <w:bookmarkStart w:id="100" w:name="origins"/>
+    <w:bookmarkEnd w:id="85"/>
+    <w:bookmarkStart w:id="101" w:name="origins"/>
     <w:p>
       <w:pPr>
         <w:pStyle w:val="Heading1"/>
@@ -17286,7 +17610,7 @@
         </w:tc>
       </w:tr>
     </w:tbl>
-    <w:bookmarkStart w:id="85" w:name="shared-rules"/>
+    <w:bookmarkStart w:id="86" w:name="shared-rules"/>
     <w:p>
       <w:pPr>
         <w:pStyle w:val="Heading2"/>
@@ -17488,8 +17812,8 @@
         </w:tc>
       </w:tr>
     </w:tbl>
-    <w:bookmarkEnd w:id="85"/>
-    <w:bookmarkStart w:id="86" w:name="city-bred"/>
+    <w:bookmarkEnd w:id="86"/>
+    <w:bookmarkStart w:id="87" w:name="city-bred"/>
     <w:p>
       <w:pPr>
         <w:pStyle w:val="Heading2"/>
@@ -17740,8 +18064,8 @@
         </w:tc>
       </w:tr>
     </w:tbl>
-    <w:bookmarkEnd w:id="86"/>
-    <w:bookmarkStart w:id="87" w:name="drifter"/>
+    <w:bookmarkEnd w:id="87"/>
+    <w:bookmarkStart w:id="88" w:name="drifter"/>
     <w:p>
       <w:pPr>
         <w:pStyle w:val="Heading2"/>
@@ -17992,8 +18316,8 @@
         </w:tc>
       </w:tr>
     </w:tbl>
-    <w:bookmarkEnd w:id="87"/>
-    <w:bookmarkStart w:id="88" w:name="frontier-born"/>
+    <w:bookmarkEnd w:id="88"/>
+    <w:bookmarkStart w:id="89" w:name="frontier-born"/>
     <w:p>
       <w:pPr>
         <w:pStyle w:val="Heading2"/>
@@ -18244,8 +18568,8 @@
         </w:tc>
       </w:tr>
     </w:tbl>
-    <w:bookmarkEnd w:id="88"/>
-    <w:bookmarkStart w:id="89" w:name="immigrant"/>
+    <w:bookmarkEnd w:id="89"/>
+    <w:bookmarkStart w:id="90" w:name="immigrant"/>
     <w:p>
       <w:pPr>
         <w:pStyle w:val="Heading2"/>
@@ -18496,8 +18820,8 @@
         </w:tc>
       </w:tr>
     </w:tbl>
-    <w:bookmarkEnd w:id="89"/>
-    <w:bookmarkStart w:id="90" w:name="old-money"/>
+    <w:bookmarkEnd w:id="90"/>
+    <w:bookmarkStart w:id="91" w:name="old-money"/>
     <w:p>
       <w:pPr>
         <w:pStyle w:val="Heading2"/>
@@ -18748,8 +19072,8 @@
         </w:tc>
       </w:tr>
     </w:tbl>
-    <w:bookmarkEnd w:id="90"/>
-    <w:bookmarkStart w:id="91" w:name="railroad-hand"/>
+    <w:bookmarkEnd w:id="91"/>
+    <w:bookmarkStart w:id="92" w:name="railroad-hand"/>
     <w:p>
       <w:pPr>
         <w:pStyle w:val="Heading2"/>
@@ -19000,8 +19324,8 @@
         </w:tc>
       </w:tr>
     </w:tbl>
-    <w:bookmarkEnd w:id="91"/>
-    <w:bookmarkStart w:id="92" w:name="war-veteran"/>
+    <w:bookmarkEnd w:id="92"/>
+    <w:bookmarkStart w:id="93" w:name="war-veteran"/>
     <w:p>
       <w:pPr>
         <w:pStyle w:val="Heading2"/>
@@ -19252,8 +19576,8 @@
         </w:tc>
       </w:tr>
     </w:tbl>
-    <w:bookmarkEnd w:id="92"/>
-    <w:bookmarkStart w:id="93" w:name="sighted"/>
+    <w:bookmarkEnd w:id="93"/>
+    <w:bookmarkStart w:id="94" w:name="sighted"/>
     <w:p>
       <w:pPr>
         <w:pStyle w:val="Heading2"/>
@@ -19528,8 +19852,8 @@
         </w:tc>
       </w:tr>
     </w:tbl>
-    <w:bookmarkEnd w:id="93"/>
-    <w:bookmarkStart w:id="94" w:name="dhampir"/>
+    <w:bookmarkEnd w:id="94"/>
+    <w:bookmarkStart w:id="95" w:name="dhampir"/>
     <w:p>
       <w:pPr>
         <w:pStyle w:val="Heading2"/>
@@ -19828,8 +20152,8 @@
         </w:tc>
       </w:tr>
     </w:tbl>
-    <w:bookmarkEnd w:id="94"/>
-    <w:bookmarkStart w:id="95" w:name="practitioner"/>
+    <w:bookmarkEnd w:id="95"/>
+    <w:bookmarkStart w:id="96" w:name="practitioner"/>
     <w:p>
       <w:pPr>
         <w:pStyle w:val="Heading2"/>
@@ -20438,8 +20762,8 @@
         </w:tc>
       </w:tr>
     </w:tbl>
-    <w:bookmarkEnd w:id="95"/>
-    <w:bookmarkStart w:id="96" w:name="revenant"/>
+    <w:bookmarkEnd w:id="96"/>
+    <w:bookmarkStart w:id="97" w:name="revenant"/>
     <w:p>
       <w:pPr>
         <w:pStyle w:val="Heading2"/>
@@ -20738,8 +21062,8 @@
         </w:tc>
       </w:tr>
     </w:tbl>
-    <w:bookmarkEnd w:id="96"/>
-    <w:bookmarkStart w:id="97" w:name="werewolf"/>
+    <w:bookmarkEnd w:id="97"/>
+    <w:bookmarkStart w:id="98" w:name="werewolf"/>
     <w:p>
       <w:pPr>
         <w:pStyle w:val="Heading2"/>
@@ -21072,8 +21396,8 @@
         </w:tc>
       </w:tr>
     </w:tbl>
-    <w:bookmarkEnd w:id="97"/>
-    <w:bookmarkStart w:id="98" w:name="pact-bound"/>
+    <w:bookmarkEnd w:id="98"/>
+    <w:bookmarkStart w:id="99" w:name="pact-bound"/>
     <w:p>
       <w:pPr>
         <w:pStyle w:val="Heading2"/>
@@ -21372,8 +21696,8 @@
         </w:tc>
       </w:tr>
     </w:tbl>
-    <w:bookmarkEnd w:id="98"/>
-    <w:bookmarkStart w:id="99" w:name="vampire"/>
+    <w:bookmarkEnd w:id="99"/>
+    <w:bookmarkStart w:id="100" w:name="vampire"/>
     <w:p>
       <w:pPr>
         <w:pStyle w:val="Heading2"/>
@@ -21718,9 +22042,9 @@
         </w:tc>
       </w:tr>
     </w:tbl>
-    <w:bookmarkEnd w:id="99"/>
     <w:bookmarkEnd w:id="100"/>
-    <w:bookmarkStart w:id="111" w:name="making-your-own"/>
+    <w:bookmarkEnd w:id="101"/>
+    <w:bookmarkStart w:id="112" w:name="making-your-own"/>
     <w:p>
       <w:pPr>
         <w:pStyle w:val="Heading1"/>
@@ -21753,7 +22077,7 @@
         <w:t xml:space="preserve">option at the end of each list, and its checklist holds a custom choice to the same rules as everything else.</w:t>
       </w:r>
     </w:p>
-    <w:bookmarkStart w:id="101" w:name="a-custom-calling"/>
+    <w:bookmarkStart w:id="102" w:name="a-custom-calling"/>
     <w:p>
       <w:pPr>
         <w:pStyle w:val="Heading2"/>
@@ -21929,8 +22253,8 @@
         <w:t xml:space="preserve">.</w:t>
       </w:r>
     </w:p>
-    <w:bookmarkEnd w:id="101"/>
-    <w:bookmarkStart w:id="110" w:name="a-custom-origin"/>
+    <w:bookmarkEnd w:id="102"/>
+    <w:bookmarkStart w:id="111" w:name="a-custom-origin"/>
     <w:p>
       <w:pPr>
         <w:pStyle w:val="Heading2"/>
@@ -21947,7 +22271,7 @@
         <w:t xml:space="preserve">Build it with the GM, one step at a time.</w:t>
       </w:r>
     </w:p>
-    <w:bookmarkStart w:id="102" w:name="the-concept"/>
+    <w:bookmarkStart w:id="103" w:name="the-concept"/>
     <w:p>
       <w:pPr>
         <w:pStyle w:val="Heading3"/>
@@ -21964,8 +22288,8 @@
         <w:t xml:space="preserve">Two or three sentences: where they come from, what sets them apart, and how others see them. It should be something the origins in this book don’t already cover.</w:t>
       </w:r>
     </w:p>
-    <w:bookmarkEnd w:id="102"/>
-    <w:bookmarkStart w:id="103" w:name="the-tier"/>
+    <w:bookmarkEnd w:id="103"/>
+    <w:bookmarkStart w:id="104" w:name="the-tier"/>
     <w:p>
       <w:pPr>
         <w:pStyle w:val="Heading3"/>
@@ -22262,8 +22586,8 @@
         <w:t xml:space="preserve">When in doubt, choose the higher tier.</w:t>
       </w:r>
     </w:p>
-    <w:bookmarkEnd w:id="103"/>
-    <w:bookmarkStart w:id="104" w:name="attribute-adjustments"/>
+    <w:bookmarkEnd w:id="104"/>
+    <w:bookmarkStart w:id="105" w:name="attribute-adjustments"/>
     <w:p>
       <w:pPr>
         <w:pStyle w:val="Heading3"/>
@@ -22309,8 +22633,8 @@
         <w:t xml:space="preserve">: a +2 needs a −2 or two −1s. The adjustments move the attribute’s base (+1 starts it at 11) and raise its starting maximum (13 plus the bonus). Most origins change two to four attributes.</w:t>
       </w:r>
     </w:p>
-    <w:bookmarkEnd w:id="104"/>
-    <w:bookmarkStart w:id="105" w:name="core-rules-tier-1-and-up"/>
+    <w:bookmarkEnd w:id="105"/>
+    <w:bookmarkStart w:id="106" w:name="core-rules-tier-1-and-up"/>
     <w:p>
       <w:pPr>
         <w:pStyle w:val="Heading3"/>
@@ -22327,8 +22651,8 @@
         <w:t xml:space="preserve">One to three short rules that always apply: what they can do (see in the dark, resist cold, a free Trained skill) and what it costs (a weakness, a people’s distrust, a hazard they can’t abide). A strength with no drawback is worth more than it looks, so price it a tier higher.</w:t>
       </w:r>
     </w:p>
-    <w:bookmarkEnd w:id="105"/>
-    <w:bookmarkStart w:id="106" w:name="origin-advantages"/>
+    <w:bookmarkEnd w:id="106"/>
+    <w:bookmarkStart w:id="107" w:name="origin-advantages"/>
     <w:p>
       <w:pPr>
         <w:pStyle w:val="Heading3"/>
@@ -22383,8 +22707,8 @@
         <w:t xml:space="preserve">: a problem the trait causes, with a clear trigger and a real consequence, which earns a Grit point when it bites, like any complication. A character takes one advantage, general or origin, so make them distinct choices.</w:t>
       </w:r>
     </w:p>
-    <w:bookmarkEnd w:id="106"/>
-    <w:bookmarkStart w:id="107" w:name="an-alternate-form-optional-tier-2-or-3"/>
+    <w:bookmarkEnd w:id="107"/>
+    <w:bookmarkStart w:id="108" w:name="an-alternate-form-optional-tier-2-or-3"/>
     <w:p>
       <w:pPr>
         <w:pStyle w:val="Heading3"/>
@@ -22417,8 +22741,8 @@
         <w:t xml:space="preserve">apply.</w:t>
       </w:r>
     </w:p>
-    <w:bookmarkEnd w:id="107"/>
-    <w:bookmarkStart w:id="108" w:name="in-the-creator"/>
+    <w:bookmarkEnd w:id="108"/>
+    <w:bookmarkStart w:id="109" w:name="in-the-creator"/>
     <w:p>
       <w:pPr>
         <w:pStyle w:val="Heading3"/>
@@ -22523,8 +22847,8 @@
         <w:t xml:space="preserve">and enter the advantage and its companion complication.</w:t>
       </w:r>
     </w:p>
-    <w:bookmarkEnd w:id="108"/>
-    <w:bookmarkStart w:id="109" w:name="example"/>
+    <w:bookmarkEnd w:id="109"/>
+    <w:bookmarkStart w:id="110" w:name="example"/>
     <w:p>
       <w:pPr>
         <w:pStyle w:val="Heading3"/>
@@ -22629,10 +22953,10 @@
         <w:t xml:space="preserve">: something from the other side follows you; when it matters, accept the chill, the stopped clock or the panicked horse.</w:t>
       </w:r>
     </w:p>
-    <w:bookmarkEnd w:id="109"/>
     <w:bookmarkEnd w:id="110"/>
     <w:bookmarkEnd w:id="111"/>
-    <w:bookmarkStart w:id="112" w:name="complications"/>
+    <w:bookmarkEnd w:id="112"/>
+    <w:bookmarkStart w:id="113" w:name="complications"/>
     <w:p>
       <w:pPr>
         <w:pStyle w:val="Heading1"/>
@@ -23337,8 +23661,8 @@
         </w:tc>
       </w:tr>
     </w:tbl>
-    <w:bookmarkEnd w:id="112"/>
-    <w:bookmarkStart w:id="114" w:name="quick-reference"/>
+    <w:bookmarkEnd w:id="113"/>
+    <w:bookmarkStart w:id="115" w:name="quick-reference"/>
     <w:p>
       <w:pPr>
         <w:pStyle w:val="Heading1"/>
@@ -23529,7 +23853,7 @@
       <w:r>
         <w:t xml:space="preserve"> </w:t>
       </w:r>
-      <w:hyperlink r:id="rId113">
+      <w:hyperlink r:id="rId114">
         <w:r>
           <w:rPr>
             <w:rStyle w:val="Hyperlink"/>
@@ -23541,7 +23865,7 @@
         <w:t xml:space="preserve">. You may share, adapt, and use it for any purpose, including commercially, as long as you give appropriate credit to the author.</w:t>
       </w:r>
     </w:p>
-    <w:bookmarkEnd w:id="114"/>
+    <w:bookmarkEnd w:id="115"/>
     <w:sectPr/>
   </w:body>
 </w:document>

--- a/legend-dynamics/site/dust-and-damnation/Dust_Damnation_Players_Guide.docx
+++ b/legend-dynamics/site/dust-and-damnation/Dust_Damnation_Players_Guide.docx
@@ -9343,22 +9343,13 @@
     </w:p>
     <w:bookmarkEnd w:id="61"/>
     <w:bookmarkEnd w:id="62"/>
-    <w:bookmarkStart w:id="66" w:name="grit-points-and-tracks"/>
+    <w:bookmarkStart w:id="68" w:name="magic"/>
     <w:p>
       <w:pPr>
         <w:pStyle w:val="Heading1"/>
       </w:pPr>
       <w:r>
-        <w:t xml:space="preserve">Grit points and tracks</w:t>
-      </w:r>
-    </w:p>
-    <w:bookmarkStart w:id="63" w:name="using-grit-points"/>
-    <w:p>
-      <w:pPr>
-        <w:pStyle w:val="Heading2"/>
-      </w:pPr>
-      <w:r>
-        <w:t xml:space="preserve">Using Grit points</w:t>
+        <w:t xml:space="preserve">Magic</w:t>
       </w:r>
     </w:p>
     <w:p>
@@ -9366,241 +9357,7 @@
         <w:pStyle w:val="FirstParagraph"/>
       </w:pPr>
       <w:r>
-        <w:t xml:space="preserve">Begin each session with two Grit points (three with Extra Grit); unused points do not carry over. Spend no more than one point on a single roll or injury event.</w:t>
-      </w:r>
-    </w:p>
-    <w:tbl>
-      <w:tblPr>
-        <w:tblStyle w:val="Table"/>
-        <w:tblW w:type="pct" w:w="5000"/>
-        <w:tblLook w:firstRow="1" w:lastRow="0" w:firstColumn="0" w:lastColumn="0" w:noHBand="0" w:noVBand="0" w:val="0020"/>
-        <w:jc w:val="start"/>
-        <w:tblBorders>
-          <w:top w:val="single" w:sz="4" w:color="B8C2D3"/>
-          <w:left w:val="single" w:sz="4" w:color="B8C2D3"/>
-          <w:bottom w:val="single" w:sz="4" w:color="B8C2D3"/>
-          <w:right w:val="single" w:sz="4" w:color="B8C2D3"/>
-          <w:insideH w:val="single" w:sz="4" w:color="B8C2D3"/>
-          <w:insideV w:val="single" w:sz="4" w:color="B8C2D3"/>
-        </w:tblBorders>
-      </w:tblPr>
-      <w:tblGrid>
-        <w:gridCol w:w="3960"/>
-        <w:gridCol w:w="3960"/>
-      </w:tblGrid>
-      <w:tr>
-        <w:trPr>
-          <w:tblHeader w:val="true"/>
-        </w:trPr>
-        <w:tc>
-          <w:tcPr>
-            <w:shd w:val="clear" w:fill="E6E8E6"/>
-          </w:tcPr>
-          <w:p>
-            <w:pPr>
-              <w:pStyle w:val="Compact"/>
-              <w:jc w:val="left"/>
-            </w:pPr>
-            <w:r>
-              <w:rPr>
-                <w:b/>
-                <w:sz w:val="19"/>
-              </w:rPr>
-              <w:t xml:space="preserve">Spend one point to</w:t>
-            </w:r>
-          </w:p>
-        </w:tc>
-        <w:tc>
-          <w:tcPr>
-            <w:shd w:val="clear" w:fill="E6E8E6"/>
-          </w:tcPr>
-          <w:p>
-            <w:pPr>
-              <w:pStyle w:val="Compact"/>
-              <w:jc w:val="left"/>
-            </w:pPr>
-            <w:r>
-              <w:rPr>
-                <w:b/>
-                <w:sz w:val="19"/>
-              </w:rPr>
-              <w:t xml:space="preserve">Timing and limits</w:t>
-            </w:r>
-          </w:p>
-        </w:tc>
-      </w:tr>
-      <w:tr>
-        <w:tc>
-          <w:tcPr/>
-          <w:p>
-            <w:pPr>
-              <w:pStyle w:val="Compact"/>
-              <w:jc w:val="left"/>
-            </w:pPr>
-            <w:r>
-              <w:rPr>
-                <w:b/>
-                <w:sz w:val="19"/>
-              </w:rPr>
-              <w:t xml:space="preserve">Reroll your own roll</w:t>
-            </w:r>
-          </w:p>
-        </w:tc>
-        <w:tc>
-          <w:tcPr/>
-          <w:p>
-            <w:pPr>
-              <w:pStyle w:val="Compact"/>
-              <w:jc w:val="left"/>
-            </w:pPr>
-            <w:r>
-              <w:rPr>
-                <w:sz w:val="19"/>
-              </w:rPr>
-              <w:t xml:space="preserve">Declare after seeing the result but before its consequences. Keep the second result, even if worse.</w:t>
-            </w:r>
-          </w:p>
-        </w:tc>
-      </w:tr>
-      <w:tr>
-        <w:tc>
-          <w:tcPr/>
-          <w:p>
-            <w:pPr>
-              <w:pStyle w:val="Compact"/>
-              <w:jc w:val="left"/>
-            </w:pPr>
-            <w:r>
-              <w:rPr>
-                <w:b/>
-                <w:sz w:val="19"/>
-              </w:rPr>
-              <w:t xml:space="preserve">Reduce an injury by one box</w:t>
-            </w:r>
-          </w:p>
-        </w:tc>
-        <w:tc>
-          <w:tcPr/>
-          <w:p>
-            <w:pPr>
-              <w:pStyle w:val="Compact"/>
-              <w:jc w:val="left"/>
-            </w:pPr>
-            <w:r>
-              <w:rPr>
-                <w:sz w:val="19"/>
-              </w:rPr>
-              <w:t xml:space="preserve">Declare when a hit would mark boxes, before applying them. Does not prevent certain death.</w:t>
-            </w:r>
-          </w:p>
-        </w:tc>
-      </w:tr>
-      <w:tr>
-        <w:tc>
-          <w:tcPr/>
-          <w:p>
-            <w:pPr>
-              <w:pStyle w:val="Compact"/>
-              <w:jc w:val="left"/>
-            </w:pPr>
-            <w:r>
-              <w:rPr>
-                <w:b/>
-                <w:sz w:val="19"/>
-              </w:rPr>
-              <w:t xml:space="preserve">Establish a small preparation</w:t>
-            </w:r>
-          </w:p>
-        </w:tc>
-        <w:tc>
-          <w:tcPr/>
-          <w:p>
-            <w:pPr>
-              <w:pStyle w:val="Compact"/>
-              <w:jc w:val="left"/>
-            </w:pPr>
-            <w:r>
-              <w:rPr>
-                <w:sz w:val="19"/>
-              </w:rPr>
-              <w:t xml:space="preserve">Propose a plausible detail, such as having packed something useful. GM approval is required.</w:t>
-            </w:r>
-          </w:p>
-        </w:tc>
-      </w:tr>
-    </w:tbl>
-    <w:p>
-      <w:pPr>
-        <w:pStyle w:val="BodyText"/>
-      </w:pPr>
-      <w:r>
-        <w:t xml:space="preserve">Gain one point when one of your complications creates a meaningful problem you accept, including a companion complication. You can decline the proposed complication without penalty.</w:t>
-      </w:r>
-    </w:p>
-    <w:bookmarkEnd w:id="63"/>
-    <w:bookmarkStart w:id="64" w:name="trouble"/>
-    <w:p>
-      <w:pPr>
-        <w:pStyle w:val="Heading2"/>
-      </w:pPr>
-      <w:r>
-        <w:t xml:space="preserve">Trouble</w:t>
-      </w:r>
-    </w:p>
-    <w:p>
-      <w:pPr>
-        <w:pStyle w:val="FirstParagraph"/>
-      </w:pPr>
-      <w:r>
-        <w:t xml:space="preserve">The characters share three Trouble tracks.</w:t>
-      </w:r>
-      <w:r>
-        <w:t xml:space="preserve"> </w:t>
-      </w:r>
-      <w:r>
-        <w:rPr>
-          <w:bCs/>
-          <w:b/>
-        </w:rPr>
-        <w:t xml:space="preserve">Heat</w:t>
-      </w:r>
-      <w:r>
-        <w:t xml:space="preserve"> </w:t>
-      </w:r>
-      <w:r>
-        <w:t xml:space="preserve">is the law and the powerful taking notice;</w:t>
-      </w:r>
-      <w:r>
-        <w:t xml:space="preserve"> </w:t>
-      </w:r>
-      <w:r>
-        <w:rPr>
-          <w:bCs/>
-          <w:b/>
-        </w:rPr>
-        <w:t xml:space="preserve">Whispers</w:t>
-      </w:r>
-      <w:r>
-        <w:t xml:space="preserve"> </w:t>
-      </w:r>
-      <w:r>
-        <w:t xml:space="preserve">is the town talking about what it saw;</w:t>
-      </w:r>
-      <w:r>
-        <w:t xml:space="preserve"> </w:t>
-      </w:r>
-      <w:r>
-        <w:rPr>
-          <w:bCs/>
-          <w:b/>
-        </w:rPr>
-        <w:t xml:space="preserve">The Dark</w:t>
-      </w:r>
-      <w:r>
-        <w:t xml:space="preserve"> </w:t>
-      </w:r>
-      <w:r>
-        <w:t xml:space="preserve">is the things in the night learning your names. They fill as your deeds catch up with you; the GM narrates what each box means. A killing in the street, a monster seen in the open, a ritual worked carelessly, or a success at a cost can mark a box. Lying low between jobs, a good alibi (Deception) or doing the town a public good can clear one per job.</w:t>
+        <w:t xml:space="preserve">Magic works at two speeds, with a third tool that turns one into the other. Every magical character uses the same three tools; this setting decides who gets which, what they’re called and what they cost.</w:t>
       </w:r>
     </w:p>
     <w:tbl>
@@ -9641,7 +9398,7 @@
                 <w:b/>
                 <w:sz w:val="19"/>
               </w:rPr>
-              <w:t xml:space="preserve">Track</w:t>
+              <w:t xml:space="preserve">Tool</w:t>
             </w:r>
           </w:p>
         </w:tc>
@@ -9659,7 +9416,7 @@
                 <w:b/>
                 <w:sz w:val="19"/>
               </w:rPr>
-              <w:t xml:space="preserve">Boxes</w:t>
+              <w:t xml:space="preserve">Speed</w:t>
             </w:r>
           </w:p>
         </w:tc>
@@ -9677,6 +9434,1857 @@
                 <w:b/>
                 <w:sz w:val="19"/>
               </w:rPr>
+              <w:t xml:space="preserve">How it works</w:t>
+            </w:r>
+          </w:p>
+        </w:tc>
+      </w:tr>
+      <w:tr>
+        <w:tc>
+          <w:tcPr/>
+          <w:p>
+            <w:pPr>
+              <w:pStyle w:val="Compact"/>
+              <w:jc w:val="left"/>
+            </w:pPr>
+            <w:r>
+              <w:rPr>
+                <w:bCs/>
+                <w:b/>
+                <w:sz w:val="19"/>
+              </w:rPr>
+              <w:t xml:space="preserve">Hexes</w:t>
+            </w:r>
+          </w:p>
+        </w:tc>
+        <w:tc>
+          <w:tcPr/>
+          <w:p>
+            <w:pPr>
+              <w:pStyle w:val="Compact"/>
+              <w:jc w:val="left"/>
+            </w:pPr>
+            <w:r>
+              <w:rPr>
+                <w:sz w:val="19"/>
+              </w:rPr>
+              <w:t xml:space="preserve">One action</w:t>
+            </w:r>
+          </w:p>
+        </w:tc>
+        <w:tc>
+          <w:tcPr/>
+          <w:p>
+            <w:pPr>
+              <w:pStyle w:val="Compact"/>
+              <w:jc w:val="left"/>
+            </w:pPr>
+            <w:r>
+              <w:rPr>
+                <w:sz w:val="19"/>
+              </w:rPr>
+              <w:t xml:space="preserve">A quick spell you know. Roll Occult; on a success it happens.</w:t>
+            </w:r>
+          </w:p>
+        </w:tc>
+      </w:tr>
+      <w:tr>
+        <w:tc>
+          <w:tcPr/>
+          <w:p>
+            <w:pPr>
+              <w:pStyle w:val="Compact"/>
+              <w:jc w:val="left"/>
+            </w:pPr>
+            <w:r>
+              <w:rPr>
+                <w:bCs/>
+                <w:b/>
+                <w:sz w:val="19"/>
+              </w:rPr>
+              <w:t xml:space="preserve">Rituals</w:t>
+            </w:r>
+          </w:p>
+        </w:tc>
+        <w:tc>
+          <w:tcPr/>
+          <w:p>
+            <w:pPr>
+              <w:pStyle w:val="Compact"/>
+              <w:jc w:val="left"/>
+            </w:pPr>
+            <w:r>
+              <w:rPr>
+                <w:sz w:val="19"/>
+              </w:rPr>
+              <w:t xml:space="preserve">Minutes to nights</w:t>
+            </w:r>
+          </w:p>
+        </w:tc>
+        <w:tc>
+          <w:tcPr/>
+          <w:p>
+            <w:pPr>
+              <w:pStyle w:val="Compact"/>
+              <w:jc w:val="left"/>
+            </w:pPr>
+            <w:r>
+              <w:rPr>
+                <w:sz w:val="19"/>
+              </w:rPr>
+              <w:t xml:space="preserve">Anything else. Describe the effect; the GM sets its weight; fill a progress clock.</w:t>
+            </w:r>
+          </w:p>
+        </w:tc>
+      </w:tr>
+      <w:tr>
+        <w:tc>
+          <w:tcPr/>
+          <w:p>
+            <w:pPr>
+              <w:pStyle w:val="Compact"/>
+              <w:jc w:val="left"/>
+            </w:pPr>
+            <w:r>
+              <w:rPr>
+                <w:bCs/>
+                <w:b/>
+                <w:sz w:val="19"/>
+              </w:rPr>
+              <w:t xml:space="preserve">Charms</w:t>
+            </w:r>
+          </w:p>
+        </w:tc>
+        <w:tc>
+          <w:tcPr/>
+          <w:p>
+            <w:pPr>
+              <w:pStyle w:val="Compact"/>
+              <w:jc w:val="left"/>
+            </w:pPr>
+            <w:r>
+              <w:rPr>
+                <w:sz w:val="19"/>
+              </w:rPr>
+              <w:t xml:space="preserve">One action, no roll</w:t>
+            </w:r>
+          </w:p>
+        </w:tc>
+        <w:tc>
+          <w:tcPr/>
+          <w:p>
+            <w:pPr>
+              <w:pStyle w:val="Compact"/>
+              <w:jc w:val="left"/>
+            </w:pPr>
+            <w:r>
+              <w:rPr>
+                <w:sz w:val="19"/>
+              </w:rPr>
+              <w:t xml:space="preserve">A finished ritual stored in an object, released by breaking it.</w:t>
+            </w:r>
+          </w:p>
+        </w:tc>
+      </w:tr>
+    </w:tbl>
+    <w:bookmarkStart w:id="63" w:name="hexes"/>
+    <w:p>
+      <w:pPr>
+        <w:pStyle w:val="Heading2"/>
+      </w:pPr>
+      <w:r>
+        <w:t xml:space="preserve">Hexes</w:t>
+      </w:r>
+    </w:p>
+    <w:p>
+      <w:pPr>
+        <w:pStyle w:val="FirstParagraph"/>
+      </w:pPr>
+      <w:r>
+        <w:t xml:space="preserve">Each hex has a short</w:t>
+      </w:r>
+      <w:r>
+        <w:t xml:space="preserve"> </w:t>
+      </w:r>
+      <w:r>
+        <w:rPr>
+          <w:bCs/>
+          <w:b/>
+        </w:rPr>
+        <w:t xml:space="preserve">base effect</w:t>
+      </w:r>
+      <w:r>
+        <w:t xml:space="preserve">: one target, for one scene, at Close or Short range. Harm marks 2 boxes; a penalty is −2; the target resists with an attribute where it makes sense.</w:t>
+      </w:r>
+    </w:p>
+    <w:p>
+      <w:pPr>
+        <w:pStyle w:val="BodyText"/>
+      </w:pPr>
+      <w:r>
+        <w:rPr>
+          <w:bCs/>
+          <w:b/>
+        </w:rPr>
+        <w:t xml:space="preserve">Boosts.</w:t>
+      </w:r>
+      <w:r>
+        <w:t xml:space="preserve"> </w:t>
+      </w:r>
+      <w:r>
+        <w:t xml:space="preserve">Your step sets your power (your Occult training: Trained, Specialty, Expert). Each step above the first gives</w:t>
+      </w:r>
+      <w:r>
+        <w:t xml:space="preserve"> </w:t>
+      </w:r>
+      <w:r>
+        <w:rPr>
+          <w:bCs/>
+          <w:b/>
+        </w:rPr>
+        <w:t xml:space="preserve">one Boost</w:t>
+      </w:r>
+      <w:r>
+        <w:t xml:space="preserve">, chosen</w:t>
+      </w:r>
+      <w:r>
+        <w:t xml:space="preserve"> </w:t>
+      </w:r>
+      <w:r>
+        <w:rPr>
+          <w:bCs/>
+          <w:b/>
+        </w:rPr>
+        <w:t xml:space="preserve">as you cast</w:t>
+      </w:r>
+      <w:r>
+        <w:t xml:space="preserve">. Each Boost you spend is</w:t>
+      </w:r>
+      <w:r>
+        <w:t xml:space="preserve"> </w:t>
+      </w:r>
+      <w:r>
+        <w:rPr>
+          <w:bCs/>
+          <w:b/>
+        </w:rPr>
+        <w:t xml:space="preserve">−1 to the roll</w:t>
+      </w:r>
+      <w:r>
+        <w:t xml:space="preserve">, so you can always hold back.</w:t>
+      </w:r>
+    </w:p>
+    <w:tbl>
+      <w:tblPr>
+        <w:tblStyle w:val="Table"/>
+        <w:tblW w:type="auto" w:w="0"/>
+        <w:tblLook w:firstRow="1" w:lastRow="0" w:firstColumn="0" w:lastColumn="0" w:noHBand="0" w:noVBand="0" w:val="0020"/>
+        <w:jc w:val="start"/>
+        <w:tblBorders>
+          <w:top w:val="single" w:sz="4" w:color="B8C2D3"/>
+          <w:left w:val="single" w:sz="4" w:color="B8C2D3"/>
+          <w:bottom w:val="single" w:sz="4" w:color="B8C2D3"/>
+          <w:right w:val="single" w:sz="4" w:color="B8C2D3"/>
+          <w:insideH w:val="single" w:sz="4" w:color="B8C2D3"/>
+          <w:insideV w:val="single" w:sz="4" w:color="B8C2D3"/>
+        </w:tblBorders>
+      </w:tblPr>
+      <w:tblGrid>
+        <w:gridCol w:w="2640"/>
+        <w:gridCol w:w="2640"/>
+        <w:gridCol w:w="2640"/>
+      </w:tblGrid>
+      <w:tr>
+        <w:trPr>
+          <w:tblHeader w:val="true"/>
+        </w:trPr>
+        <w:tc>
+          <w:tcPr>
+            <w:shd w:val="clear" w:fill="E6E8E6"/>
+          </w:tcPr>
+          <w:p>
+            <w:pPr>
+              <w:pStyle w:val="Compact"/>
+              <w:jc w:val="left"/>
+            </w:pPr>
+            <w:r>
+              <w:rPr>
+                <w:b/>
+                <w:sz w:val="19"/>
+              </w:rPr>
+              <w:t xml:space="preserve">Boost</w:t>
+            </w:r>
+          </w:p>
+        </w:tc>
+        <w:tc>
+          <w:tcPr>
+            <w:shd w:val="clear" w:fill="E6E8E6"/>
+          </w:tcPr>
+          <w:p>
+            <w:pPr>
+              <w:pStyle w:val="Compact"/>
+              <w:jc w:val="left"/>
+            </w:pPr>
+            <w:r>
+              <w:rPr>
+                <w:b/>
+                <w:sz w:val="19"/>
+              </w:rPr>
+              <w:t xml:space="preserve">One Boost</w:t>
+            </w:r>
+          </w:p>
+        </w:tc>
+        <w:tc>
+          <w:tcPr>
+            <w:shd w:val="clear" w:fill="E6E8E6"/>
+          </w:tcPr>
+          <w:p>
+            <w:pPr>
+              <w:pStyle w:val="Compact"/>
+              <w:jc w:val="left"/>
+            </w:pPr>
+            <w:r>
+              <w:rPr>
+                <w:b/>
+                <w:sz w:val="19"/>
+              </w:rPr>
+              <w:t xml:space="preserve">Two Boosts</w:t>
+            </w:r>
+          </w:p>
+        </w:tc>
+      </w:tr>
+      <w:tr>
+        <w:tc>
+          <w:tcPr/>
+          <w:p>
+            <w:pPr>
+              <w:pStyle w:val="Compact"/>
+              <w:jc w:val="left"/>
+            </w:pPr>
+            <w:r>
+              <w:rPr>
+                <w:bCs/>
+                <w:b/>
+                <w:sz w:val="19"/>
+              </w:rPr>
+              <w:t xml:space="preserve">Harder</w:t>
+            </w:r>
+          </w:p>
+        </w:tc>
+        <w:tc>
+          <w:tcPr/>
+          <w:p>
+            <w:pPr>
+              <w:pStyle w:val="Compact"/>
+              <w:jc w:val="left"/>
+            </w:pPr>
+            <w:r>
+              <w:rPr>
+                <w:sz w:val="19"/>
+              </w:rPr>
+              <w:t xml:space="preserve">+1 box, or the penalty becomes −3</w:t>
+            </w:r>
+          </w:p>
+        </w:tc>
+        <w:tc>
+          <w:tcPr/>
+          <w:p>
+            <w:pPr>
+              <w:pStyle w:val="Compact"/>
+              <w:jc w:val="left"/>
+            </w:pPr>
+            <w:r>
+              <w:rPr>
+                <w:sz w:val="19"/>
+              </w:rPr>
+              <w:t xml:space="preserve">+2 boxes, or −4</w:t>
+            </w:r>
+          </w:p>
+        </w:tc>
+      </w:tr>
+      <w:tr>
+        <w:tc>
+          <w:tcPr/>
+          <w:p>
+            <w:pPr>
+              <w:pStyle w:val="Compact"/>
+              <w:jc w:val="left"/>
+            </w:pPr>
+            <w:r>
+              <w:rPr>
+                <w:bCs/>
+                <w:b/>
+                <w:sz w:val="19"/>
+              </w:rPr>
+              <w:t xml:space="preserve">Wider</w:t>
+            </w:r>
+          </w:p>
+        </w:tc>
+        <w:tc>
+          <w:tcPr/>
+          <w:p>
+            <w:pPr>
+              <w:pStyle w:val="Compact"/>
+              <w:jc w:val="left"/>
+            </w:pPr>
+            <w:r>
+              <w:rPr>
+                <w:sz w:val="19"/>
+              </w:rPr>
+              <w:t xml:space="preserve">A handful of targets</w:t>
+            </w:r>
+          </w:p>
+        </w:tc>
+        <w:tc>
+          <w:tcPr/>
+          <w:p>
+            <w:pPr>
+              <w:pStyle w:val="Compact"/>
+              <w:jc w:val="left"/>
+            </w:pPr>
+            <w:r>
+              <w:rPr>
+                <w:sz w:val="19"/>
+              </w:rPr>
+              <w:t xml:space="preserve">A crowd, or an area</w:t>
+            </w:r>
+          </w:p>
+        </w:tc>
+      </w:tr>
+      <w:tr>
+        <w:tc>
+          <w:tcPr/>
+          <w:p>
+            <w:pPr>
+              <w:pStyle w:val="Compact"/>
+              <w:jc w:val="left"/>
+            </w:pPr>
+            <w:r>
+              <w:rPr>
+                <w:bCs/>
+                <w:b/>
+                <w:sz w:val="19"/>
+              </w:rPr>
+              <w:t xml:space="preserve">Longer</w:t>
+            </w:r>
+          </w:p>
+        </w:tc>
+        <w:tc>
+          <w:tcPr/>
+          <w:p>
+            <w:pPr>
+              <w:pStyle w:val="Compact"/>
+              <w:jc w:val="left"/>
+            </w:pPr>
+            <w:r>
+              <w:rPr>
+                <w:sz w:val="19"/>
+              </w:rPr>
+              <w:t xml:space="preserve">A day</w:t>
+            </w:r>
+          </w:p>
+        </w:tc>
+        <w:tc>
+          <w:tcPr/>
+          <w:p>
+            <w:pPr>
+              <w:pStyle w:val="Compact"/>
+              <w:jc w:val="left"/>
+            </w:pPr>
+            <w:r>
+              <w:rPr>
+                <w:sz w:val="19"/>
+              </w:rPr>
+              <w:t xml:space="preserve">Until it’s lifted</w:t>
+            </w:r>
+          </w:p>
+        </w:tc>
+      </w:tr>
+      <w:tr>
+        <w:tc>
+          <w:tcPr/>
+          <w:p>
+            <w:pPr>
+              <w:pStyle w:val="Compact"/>
+              <w:jc w:val="left"/>
+            </w:pPr>
+            <w:r>
+              <w:rPr>
+                <w:bCs/>
+                <w:b/>
+                <w:sz w:val="19"/>
+              </w:rPr>
+              <w:t xml:space="preserve">Farther</w:t>
+            </w:r>
+          </w:p>
+        </w:tc>
+        <w:tc>
+          <w:tcPr/>
+          <w:p>
+            <w:pPr>
+              <w:pStyle w:val="Compact"/>
+              <w:jc w:val="left"/>
+            </w:pPr>
+            <w:r>
+              <w:rPr>
+                <w:sz w:val="19"/>
+              </w:rPr>
+              <w:t xml:space="preserve">One range band farther</w:t>
+            </w:r>
+          </w:p>
+        </w:tc>
+        <w:tc>
+          <w:tcPr/>
+          <w:p>
+            <w:pPr>
+              <w:pStyle w:val="Compact"/>
+              <w:jc w:val="left"/>
+            </w:pPr>
+            <w:r>
+              <w:rPr>
+                <w:sz w:val="19"/>
+              </w:rPr>
+              <w:t xml:space="preserve">Two bands farther</w:t>
+            </w:r>
+          </w:p>
+        </w:tc>
+      </w:tr>
+    </w:tbl>
+    <w:p>
+      <w:pPr>
+        <w:pStyle w:val="BodyText"/>
+      </w:pPr>
+      <w:r>
+        <w:rPr>
+          <w:bCs/>
+          <w:b/>
+        </w:rPr>
+        <w:t xml:space="preserve">The price.</w:t>
+      </w:r>
+      <w:r>
+        <w:t xml:space="preserve"> </w:t>
+      </w:r>
+      <w:r>
+        <w:t xml:space="preserve">A failed hex marks a box of The Dark; a natural 18 marks two, or something answers that shouldn’t.</w:t>
+      </w:r>
+    </w:p>
+    <w:bookmarkEnd w:id="63"/>
+    <w:bookmarkStart w:id="64" w:name="rituals"/>
+    <w:p>
+      <w:pPr>
+        <w:pStyle w:val="Heading2"/>
+      </w:pPr>
+      <w:r>
+        <w:t xml:space="preserve">Rituals</w:t>
+      </w:r>
+    </w:p>
+    <w:p>
+      <w:pPr>
+        <w:numPr>
+          <w:ilvl w:val="0"/>
+          <w:numId w:val="1010"/>
+        </w:numPr>
+        <w:pStyle w:val="Compact"/>
+      </w:pPr>
+      <w:r>
+        <w:rPr>
+          <w:bCs/>
+          <w:b/>
+        </w:rPr>
+        <w:t xml:space="preserve">Describe the effect.</w:t>
+      </w:r>
+      <w:r>
+        <w:t xml:space="preserve"> </w:t>
+      </w:r>
+      <w:r>
+        <w:t xml:space="preserve">The GM sets its weight and says what it can and can’t do before you start.</w:t>
+      </w:r>
+    </w:p>
+    <w:p>
+      <w:pPr>
+        <w:numPr>
+          <w:ilvl w:val="0"/>
+          <w:numId w:val="1010"/>
+        </w:numPr>
+        <w:pStyle w:val="Compact"/>
+      </w:pPr>
+      <w:r>
+        <w:rPr>
+          <w:bCs/>
+          <w:b/>
+        </w:rPr>
+        <w:t xml:space="preserve">Fill the clock</w:t>
+      </w:r>
+      <w:r>
+        <w:t xml:space="preserve"> </w:t>
+      </w:r>
+      <w:r>
+        <w:t xml:space="preserve">with Occult rolls at your pace (usually ten minutes a roll). Success fills one segment, success by 5 or more two. A failure costs time or ticks a danger clock.</w:t>
+      </w:r>
+    </w:p>
+    <w:p>
+      <w:pPr>
+        <w:numPr>
+          <w:ilvl w:val="0"/>
+          <w:numId w:val="1010"/>
+        </w:numPr>
+        <w:pStyle w:val="Compact"/>
+      </w:pPr>
+      <w:r>
+        <w:rPr>
+          <w:bCs/>
+          <w:b/>
+        </w:rPr>
+        <w:t xml:space="preserve">It happens</w:t>
+      </w:r>
+      <w:r>
+        <w:t xml:space="preserve"> </w:t>
+      </w:r>
+      <w:r>
+        <w:t xml:space="preserve">when the clock is full. A ritual interrupted with energy gathered may go wrong.</w:t>
+      </w:r>
+    </w:p>
+    <w:tbl>
+      <w:tblPr>
+        <w:tblStyle w:val="Table"/>
+        <w:tblW w:type="auto" w:w="0"/>
+        <w:tblLook w:firstRow="1" w:lastRow="0" w:firstColumn="0" w:lastColumn="0" w:noHBand="0" w:noVBand="0" w:val="0020"/>
+        <w:jc w:val="start"/>
+        <w:tblBorders>
+          <w:top w:val="single" w:sz="4" w:color="B8C2D3"/>
+          <w:left w:val="single" w:sz="4" w:color="B8C2D3"/>
+          <w:bottom w:val="single" w:sz="4" w:color="B8C2D3"/>
+          <w:right w:val="single" w:sz="4" w:color="B8C2D3"/>
+          <w:insideH w:val="single" w:sz="4" w:color="B8C2D3"/>
+          <w:insideV w:val="single" w:sz="4" w:color="B8C2D3"/>
+        </w:tblBorders>
+      </w:tblPr>
+      <w:tblGrid>
+        <w:gridCol w:w="2640"/>
+        <w:gridCol w:w="2640"/>
+        <w:gridCol w:w="2640"/>
+      </w:tblGrid>
+      <w:tr>
+        <w:trPr>
+          <w:tblHeader w:val="true"/>
+        </w:trPr>
+        <w:tc>
+          <w:tcPr>
+            <w:shd w:val="clear" w:fill="E6E8E6"/>
+          </w:tcPr>
+          <w:p>
+            <w:pPr>
+              <w:pStyle w:val="Compact"/>
+              <w:jc w:val="left"/>
+            </w:pPr>
+            <w:r>
+              <w:rPr>
+                <w:b/>
+                <w:sz w:val="19"/>
+              </w:rPr>
+              <w:t xml:space="preserve">Weight</w:t>
+            </w:r>
+          </w:p>
+        </w:tc>
+        <w:tc>
+          <w:tcPr>
+            <w:shd w:val="clear" w:fill="E6E8E6"/>
+          </w:tcPr>
+          <w:p>
+            <w:pPr>
+              <w:pStyle w:val="Compact"/>
+              <w:jc w:val="left"/>
+            </w:pPr>
+            <w:r>
+              <w:rPr>
+                <w:b/>
+                <w:sz w:val="19"/>
+              </w:rPr>
+              <w:t xml:space="preserve">Segments</w:t>
+            </w:r>
+          </w:p>
+        </w:tc>
+        <w:tc>
+          <w:tcPr>
+            <w:shd w:val="clear" w:fill="E6E8E6"/>
+          </w:tcPr>
+          <w:p>
+            <w:pPr>
+              <w:pStyle w:val="Compact"/>
+              <w:jc w:val="left"/>
+            </w:pPr>
+            <w:r>
+              <w:rPr>
+                <w:b/>
+                <w:sz w:val="19"/>
+              </w:rPr>
+              <w:t xml:space="preserve">Scale</w:t>
+            </w:r>
+          </w:p>
+        </w:tc>
+      </w:tr>
+      <w:tr>
+        <w:tc>
+          <w:tcPr/>
+          <w:p>
+            <w:pPr>
+              <w:pStyle w:val="Compact"/>
+              <w:jc w:val="left"/>
+            </w:pPr>
+            <w:r>
+              <w:rPr>
+                <w:b/>
+                <w:sz w:val="19"/>
+              </w:rPr>
+              <w:t xml:space="preserve">Minor</w:t>
+            </w:r>
+          </w:p>
+        </w:tc>
+        <w:tc>
+          <w:tcPr/>
+          <w:p>
+            <w:pPr>
+              <w:pStyle w:val="Compact"/>
+              <w:jc w:val="left"/>
+            </w:pPr>
+            <w:r>
+              <w:rPr>
+                <w:sz w:val="19"/>
+              </w:rPr>
+              <w:t xml:space="preserve">2</w:t>
+            </w:r>
+          </w:p>
+        </w:tc>
+        <w:tc>
+          <w:tcPr/>
+          <w:p>
+            <w:pPr>
+              <w:pStyle w:val="Compact"/>
+              <w:jc w:val="left"/>
+            </w:pPr>
+            <w:r>
+              <w:rPr>
+                <w:sz w:val="19"/>
+              </w:rPr>
+              <w:t xml:space="preserve">One person, one night, one small thing</w:t>
+            </w:r>
+          </w:p>
+        </w:tc>
+      </w:tr>
+      <w:tr>
+        <w:tc>
+          <w:tcPr/>
+          <w:p>
+            <w:pPr>
+              <w:pStyle w:val="Compact"/>
+              <w:jc w:val="left"/>
+            </w:pPr>
+            <w:r>
+              <w:rPr>
+                <w:b/>
+                <w:sz w:val="19"/>
+              </w:rPr>
+              <w:t xml:space="preserve">Significant</w:t>
+            </w:r>
+          </w:p>
+        </w:tc>
+        <w:tc>
+          <w:tcPr/>
+          <w:p>
+            <w:pPr>
+              <w:pStyle w:val="Compact"/>
+              <w:jc w:val="left"/>
+            </w:pPr>
+            <w:r>
+              <w:rPr>
+                <w:sz w:val="19"/>
+              </w:rPr>
+              <w:t xml:space="preserve">4</w:t>
+            </w:r>
+          </w:p>
+        </w:tc>
+        <w:tc>
+          <w:tcPr/>
+          <w:p>
+            <w:pPr>
+              <w:pStyle w:val="Compact"/>
+              <w:jc w:val="left"/>
+            </w:pPr>
+            <w:r>
+              <w:rPr>
+                <w:sz w:val="19"/>
+              </w:rPr>
+              <w:t xml:space="preserve">A household, a building, a question answered</w:t>
+            </w:r>
+          </w:p>
+        </w:tc>
+      </w:tr>
+      <w:tr>
+        <w:tc>
+          <w:tcPr/>
+          <w:p>
+            <w:pPr>
+              <w:pStyle w:val="Compact"/>
+              <w:jc w:val="left"/>
+            </w:pPr>
+            <w:r>
+              <w:rPr>
+                <w:b/>
+                <w:sz w:val="19"/>
+              </w:rPr>
+              <w:t xml:space="preserve">Major</w:t>
+            </w:r>
+          </w:p>
+        </w:tc>
+        <w:tc>
+          <w:tcPr/>
+          <w:p>
+            <w:pPr>
+              <w:pStyle w:val="Compact"/>
+              <w:jc w:val="left"/>
+            </w:pPr>
+            <w:r>
+              <w:rPr>
+                <w:sz w:val="19"/>
+              </w:rPr>
+              <w:t xml:space="preserve">6</w:t>
+            </w:r>
+          </w:p>
+        </w:tc>
+        <w:tc>
+          <w:tcPr/>
+          <w:p>
+            <w:pPr>
+              <w:pStyle w:val="Compact"/>
+              <w:jc w:val="left"/>
+            </w:pPr>
+            <w:r>
+              <w:rPr>
+                <w:sz w:val="19"/>
+              </w:rPr>
+              <w:t xml:space="preserve">A bloodline, a town, a demon bound</w:t>
+            </w:r>
+          </w:p>
+        </w:tc>
+      </w:tr>
+    </w:tbl>
+    <w:p>
+      <w:pPr>
+        <w:pStyle w:val="BodyText"/>
+      </w:pPr>
+      <w:r>
+        <w:rPr>
+          <w:bCs/>
+          <w:b/>
+        </w:rPr>
+        <w:t xml:space="preserve">Trappings.</w:t>
+      </w:r>
+      <w:r>
+        <w:t xml:space="preserve"> </w:t>
+      </w:r>
+      <w:r>
+        <w:t xml:space="preserve">The right materials, hour or place remove one segment.</w:t>
+      </w:r>
+    </w:p>
+    <w:bookmarkEnd w:id="64"/>
+    <w:bookmarkStart w:id="65" w:name="charms"/>
+    <w:p>
+      <w:pPr>
+        <w:pStyle w:val="Heading2"/>
+      </w:pPr>
+      <w:r>
+        <w:t xml:space="preserve">Charms</w:t>
+      </w:r>
+    </w:p>
+    <w:p>
+      <w:pPr>
+        <w:pStyle w:val="FirstParagraph"/>
+      </w:pPr>
+      <w:r>
+        <w:t xml:space="preserve">Work a ritual in advance and store it in an object; break it (one action, no roll) to release it. Carry as many ready charms as your Occult training allows:</w:t>
+      </w:r>
+      <w:r>
+        <w:t xml:space="preserve"> </w:t>
+      </w:r>
+      <w:r>
+        <w:rPr>
+          <w:bCs/>
+          <w:b/>
+        </w:rPr>
+        <w:t xml:space="preserve">Trained 2, Specialty 3, Expert 4</w:t>
+      </w:r>
+      <w:r>
+        <w:t xml:space="preserve">. Preparation is how slow magic wins a fast fight.</w:t>
+      </w:r>
+    </w:p>
+    <w:bookmarkEnd w:id="65"/>
+    <w:bookmarkStart w:id="66" w:name="magic-advancement"/>
+    <w:p>
+      <w:pPr>
+        <w:pStyle w:val="Heading2"/>
+      </w:pPr>
+      <w:r>
+        <w:t xml:space="preserve">Magic advancement</w:t>
+      </w:r>
+    </w:p>
+    <w:p>
+      <w:pPr>
+        <w:pStyle w:val="FirstParagraph"/>
+      </w:pPr>
+      <w:r>
+        <w:t xml:space="preserve">After a significant job, a magical character can take one of these</w:t>
+      </w:r>
+      <w:r>
+        <w:t xml:space="preserve"> </w:t>
+      </w:r>
+      <w:r>
+        <w:rPr>
+          <w:bCs/>
+          <w:b/>
+        </w:rPr>
+        <w:t xml:space="preserve">instead of a skill step</w:t>
+      </w:r>
+      <w:r>
+        <w:t xml:space="preserve">, with the GM’s approval and a reason from the story.</w:t>
+      </w:r>
+    </w:p>
+    <w:tbl>
+      <w:tblPr>
+        <w:tblStyle w:val="Table"/>
+        <w:tblW w:type="pct" w:w="5000"/>
+        <w:tblLook w:firstRow="1" w:lastRow="0" w:firstColumn="0" w:lastColumn="0" w:noHBand="0" w:noVBand="0" w:val="0020"/>
+        <w:jc w:val="start"/>
+        <w:tblBorders>
+          <w:top w:val="single" w:sz="4" w:color="B8C2D3"/>
+          <w:left w:val="single" w:sz="4" w:color="B8C2D3"/>
+          <w:bottom w:val="single" w:sz="4" w:color="B8C2D3"/>
+          <w:right w:val="single" w:sz="4" w:color="B8C2D3"/>
+          <w:insideH w:val="single" w:sz="4" w:color="B8C2D3"/>
+          <w:insideV w:val="single" w:sz="4" w:color="B8C2D3"/>
+        </w:tblBorders>
+      </w:tblPr>
+      <w:tblGrid>
+        <w:gridCol w:w="2640"/>
+        <w:gridCol w:w="2640"/>
+        <w:gridCol w:w="2640"/>
+      </w:tblGrid>
+      <w:tr>
+        <w:trPr>
+          <w:tblHeader w:val="true"/>
+        </w:trPr>
+        <w:tc>
+          <w:tcPr>
+            <w:shd w:val="clear" w:fill="E6E8E6"/>
+          </w:tcPr>
+          <w:p>
+            <w:pPr>
+              <w:pStyle w:val="Compact"/>
+              <w:jc w:val="left"/>
+            </w:pPr>
+            <w:r>
+              <w:rPr>
+                <w:b/>
+                <w:sz w:val="19"/>
+              </w:rPr>
+              <w:t xml:space="preserve">Option</w:t>
+            </w:r>
+          </w:p>
+        </w:tc>
+        <w:tc>
+          <w:tcPr>
+            <w:shd w:val="clear" w:fill="E6E8E6"/>
+          </w:tcPr>
+          <w:p>
+            <w:pPr>
+              <w:pStyle w:val="Compact"/>
+              <w:jc w:val="left"/>
+            </w:pPr>
+            <w:r>
+              <w:rPr>
+                <w:b/>
+                <w:sz w:val="19"/>
+              </w:rPr>
+              <w:t xml:space="preserve">Effect</w:t>
+            </w:r>
+          </w:p>
+        </w:tc>
+        <w:tc>
+          <w:tcPr>
+            <w:shd w:val="clear" w:fill="E6E8E6"/>
+          </w:tcPr>
+          <w:p>
+            <w:pPr>
+              <w:pStyle w:val="Compact"/>
+              <w:jc w:val="left"/>
+            </w:pPr>
+            <w:r>
+              <w:rPr>
+                <w:b/>
+                <w:sz w:val="19"/>
+              </w:rPr>
+              <w:t xml:space="preserve">Limit</w:t>
+            </w:r>
+          </w:p>
+        </w:tc>
+      </w:tr>
+      <w:tr>
+        <w:tc>
+          <w:tcPr/>
+          <w:p>
+            <w:pPr>
+              <w:pStyle w:val="Compact"/>
+              <w:jc w:val="left"/>
+            </w:pPr>
+            <w:r>
+              <w:rPr>
+                <w:b/>
+                <w:sz w:val="19"/>
+              </w:rPr>
+              <w:t xml:space="preserve">New hex</w:t>
+            </w:r>
+          </w:p>
+        </w:tc>
+        <w:tc>
+          <w:tcPr/>
+          <w:p>
+            <w:pPr>
+              <w:pStyle w:val="Compact"/>
+              <w:jc w:val="left"/>
+            </w:pPr>
+            <w:r>
+              <w:rPr>
+                <w:sz w:val="19"/>
+              </w:rPr>
+              <w:t xml:space="preserve">Learn one hex beyond your limit</w:t>
+            </w:r>
+          </w:p>
+        </w:tc>
+        <w:tc>
+          <w:tcPr/>
+          <w:p>
+            <w:pPr>
+              <w:pStyle w:val="Compact"/>
+              <w:jc w:val="left"/>
+            </w:pPr>
+            <w:r>
+              <w:rPr>
+                <w:sz w:val="19"/>
+              </w:rPr>
+              <w:t xml:space="preserve">Up to 2 extra</w:t>
+            </w:r>
+          </w:p>
+        </w:tc>
+      </w:tr>
+      <w:tr>
+        <w:tc>
+          <w:tcPr/>
+          <w:p>
+            <w:pPr>
+              <w:pStyle w:val="Compact"/>
+              <w:jc w:val="left"/>
+            </w:pPr>
+            <w:r>
+              <w:rPr>
+                <w:b/>
+                <w:sz w:val="19"/>
+              </w:rPr>
+              <w:t xml:space="preserve">Deeper step</w:t>
+            </w:r>
+          </w:p>
+        </w:tc>
+        <w:tc>
+          <w:tcPr/>
+          <w:p>
+            <w:pPr>
+              <w:pStyle w:val="Compact"/>
+              <w:jc w:val="left"/>
+            </w:pPr>
+            <w:r>
+              <w:rPr>
+                <w:sz w:val="19"/>
+              </w:rPr>
+              <w:t xml:space="preserve">One hex you know works one step deeper: one more Boost</w:t>
+            </w:r>
+          </w:p>
+        </w:tc>
+        <w:tc>
+          <w:tcPr/>
+          <w:p>
+            <w:pPr>
+              <w:pStyle w:val="Compact"/>
+              <w:jc w:val="left"/>
+            </w:pPr>
+            <w:r>
+              <w:rPr>
+                <w:sz w:val="19"/>
+              </w:rPr>
+              <w:t xml:space="preserve">Each hex once</w:t>
+            </w:r>
+          </w:p>
+        </w:tc>
+      </w:tr>
+      <w:tr>
+        <w:tc>
+          <w:tcPr/>
+          <w:p>
+            <w:pPr>
+              <w:pStyle w:val="Compact"/>
+              <w:jc w:val="left"/>
+            </w:pPr>
+            <w:r>
+              <w:rPr>
+                <w:b/>
+                <w:sz w:val="19"/>
+              </w:rPr>
+              <w:t xml:space="preserve">Another charm</w:t>
+            </w:r>
+          </w:p>
+        </w:tc>
+        <w:tc>
+          <w:tcPr/>
+          <w:p>
+            <w:pPr>
+              <w:pStyle w:val="Compact"/>
+              <w:jc w:val="left"/>
+            </w:pPr>
+            <w:r>
+              <w:rPr>
+                <w:sz w:val="19"/>
+              </w:rPr>
+              <w:t xml:space="preserve">Carry one more ready charm</w:t>
+            </w:r>
+          </w:p>
+        </w:tc>
+        <w:tc>
+          <w:tcPr/>
+          <w:p>
+            <w:pPr>
+              <w:pStyle w:val="Compact"/>
+              <w:jc w:val="left"/>
+            </w:pPr>
+            <w:r>
+              <w:rPr>
+                <w:sz w:val="19"/>
+              </w:rPr>
+              <w:t xml:space="preserve">Up to 2 extra</w:t>
+            </w:r>
+          </w:p>
+        </w:tc>
+      </w:tr>
+      <w:tr>
+        <w:tc>
+          <w:tcPr/>
+          <w:p>
+            <w:pPr>
+              <w:pStyle w:val="Compact"/>
+              <w:jc w:val="left"/>
+            </w:pPr>
+            <w:r>
+              <w:rPr>
+                <w:b/>
+                <w:sz w:val="19"/>
+              </w:rPr>
+              <w:t xml:space="preserve">By heart</w:t>
+            </w:r>
+          </w:p>
+        </w:tc>
+        <w:tc>
+          <w:tcPr/>
+          <w:p>
+            <w:pPr>
+              <w:pStyle w:val="Compact"/>
+              <w:jc w:val="left"/>
+            </w:pPr>
+            <w:r>
+              <w:rPr>
+                <w:sz w:val="19"/>
+              </w:rPr>
+              <w:t xml:space="preserve">One kind of ritual takes one fewer segment (minimum 1)</w:t>
+            </w:r>
+          </w:p>
+        </w:tc>
+        <w:tc>
+          <w:tcPr/>
+          <w:p>
+            <w:pPr>
+              <w:pStyle w:val="Compact"/>
+              <w:jc w:val="left"/>
+            </w:pPr>
+            <w:r>
+              <w:rPr>
+                <w:sz w:val="19"/>
+              </w:rPr>
+              <w:t xml:space="preserve">Each kind once</w:t>
+            </w:r>
+          </w:p>
+        </w:tc>
+      </w:tr>
+      <w:tr>
+        <w:tc>
+          <w:tcPr/>
+          <w:p>
+            <w:pPr>
+              <w:pStyle w:val="Compact"/>
+              <w:jc w:val="left"/>
+            </w:pPr>
+            <w:r>
+              <w:rPr>
+                <w:b/>
+                <w:sz w:val="19"/>
+              </w:rPr>
+              <w:t xml:space="preserve">Quicker hand</w:t>
+            </w:r>
+          </w:p>
+        </w:tc>
+        <w:tc>
+          <w:tcPr/>
+          <w:p>
+            <w:pPr>
+              <w:pStyle w:val="Compact"/>
+              <w:jc w:val="left"/>
+            </w:pPr>
+            <w:r>
+              <w:rPr>
+                <w:sz w:val="19"/>
+              </w:rPr>
+              <w:t xml:space="preserve">One ritual you know goes one pace faster: an hour becomes ten minutes, ten minutes one action</w:t>
+            </w:r>
+          </w:p>
+        </w:tc>
+        <w:tc>
+          <w:tcPr/>
+          <w:p>
+            <w:pPr>
+              <w:pStyle w:val="Compact"/>
+              <w:jc w:val="left"/>
+            </w:pPr>
+            <w:r>
+              <w:rPr>
+                <w:sz w:val="19"/>
+              </w:rPr>
+              <w:t xml:space="preserve">Each ritual once</w:t>
+            </w:r>
+          </w:p>
+        </w:tc>
+      </w:tr>
+      <w:tr>
+        <w:tc>
+          <w:tcPr/>
+          <w:p>
+            <w:pPr>
+              <w:pStyle w:val="Compact"/>
+              <w:jc w:val="left"/>
+            </w:pPr>
+            <w:r>
+              <w:rPr>
+                <w:b/>
+                <w:sz w:val="19"/>
+              </w:rPr>
+              <w:t xml:space="preserve">Master of the tradition</w:t>
+            </w:r>
+          </w:p>
+        </w:tc>
+        <w:tc>
+          <w:tcPr/>
+          <w:p>
+            <w:pPr>
+              <w:pStyle w:val="Compact"/>
+              <w:jc w:val="left"/>
+            </w:pPr>
+            <w:r>
+              <w:rPr>
+                <w:sz w:val="19"/>
+              </w:rPr>
+              <w:t xml:space="preserve">Occult becomes Expert (+5)</w:t>
+            </w:r>
+          </w:p>
+        </w:tc>
+        <w:tc>
+          <w:tcPr/>
+          <w:p>
+            <w:pPr>
+              <w:pStyle w:val="Compact"/>
+              <w:jc w:val="left"/>
+            </w:pPr>
+            <w:r>
+              <w:rPr>
+                <w:sz w:val="19"/>
+              </w:rPr>
+              <w:t xml:space="preserve">Once, at the end of a long campaign</w:t>
+            </w:r>
+          </w:p>
+        </w:tc>
+      </w:tr>
+    </w:tbl>
+    <w:bookmarkEnd w:id="66"/>
+    <w:bookmarkStart w:id="67" w:name="magic-in-dust-damnation"/>
+    <w:p>
+      <w:pPr>
+        <w:pStyle w:val="Heading2"/>
+      </w:pPr>
+      <w:r>
+        <w:t xml:space="preserve">Magic in Dust &amp; Damnation</w:t>
+      </w:r>
+    </w:p>
+    <w:tbl>
+      <w:tblPr>
+        <w:tblStyle w:val="Table"/>
+        <w:tblW w:type="pct" w:w="5000"/>
+        <w:tblLook w:firstRow="1" w:lastRow="0" w:firstColumn="0" w:lastColumn="0" w:noHBand="0" w:noVBand="0" w:val="0020"/>
+        <w:jc w:val="start"/>
+        <w:tblBorders>
+          <w:top w:val="single" w:sz="4" w:color="B8C2D3"/>
+          <w:left w:val="single" w:sz="4" w:color="B8C2D3"/>
+          <w:bottom w:val="single" w:sz="4" w:color="B8C2D3"/>
+          <w:right w:val="single" w:sz="4" w:color="B8C2D3"/>
+          <w:insideH w:val="single" w:sz="4" w:color="B8C2D3"/>
+          <w:insideV w:val="single" w:sz="4" w:color="B8C2D3"/>
+        </w:tblBorders>
+      </w:tblPr>
+      <w:tblGrid>
+        <w:gridCol w:w="3960"/>
+        <w:gridCol w:w="3960"/>
+      </w:tblGrid>
+      <w:tr>
+        <w:trPr>
+          <w:tblHeader w:val="true"/>
+        </w:trPr>
+        <w:tc>
+          <w:tcPr>
+            <w:shd w:val="clear" w:fill="E6E8E6"/>
+          </w:tcPr>
+          <w:p>
+            <w:pPr>
+              <w:pStyle w:val="Compact"/>
+            </w:pPr>
+          </w:p>
+        </w:tc>
+        <w:tc>
+          <w:tcPr>
+            <w:shd w:val="clear" w:fill="E6E8E6"/>
+          </w:tcPr>
+          <w:p>
+            <w:pPr>
+              <w:pStyle w:val="Compact"/>
+              <w:jc w:val="left"/>
+            </w:pPr>
+            <w:r>
+              <w:rPr>
+                <w:b/>
+                <w:sz w:val="19"/>
+              </w:rPr>
+              <w:t xml:space="preserve">How it works here</w:t>
+            </w:r>
+          </w:p>
+        </w:tc>
+      </w:tr>
+      <w:tr>
+        <w:tc>
+          <w:tcPr/>
+          <w:p>
+            <w:pPr>
+              <w:pStyle w:val="Compact"/>
+              <w:jc w:val="left"/>
+            </w:pPr>
+            <w:r>
+              <w:rPr>
+                <w:bCs/>
+                <w:b/>
+                <w:sz w:val="19"/>
+              </w:rPr>
+              <w:t xml:space="preserve">Feel</w:t>
+            </w:r>
+          </w:p>
+        </w:tc>
+        <w:tc>
+          <w:tcPr/>
+          <w:p>
+            <w:pPr>
+              <w:pStyle w:val="Compact"/>
+              <w:jc w:val="left"/>
+            </w:pPr>
+            <w:r>
+              <w:rPr>
+                <w:sz w:val="19"/>
+              </w:rPr>
+              <w:t xml:space="preserve">Gothic western: magic is slow, folk and feared. A gunfight is won by the charm you made last night, not the spell you cast now.</w:t>
+            </w:r>
+          </w:p>
+        </w:tc>
+      </w:tr>
+      <w:tr>
+        <w:tc>
+          <w:tcPr/>
+          <w:p>
+            <w:pPr>
+              <w:pStyle w:val="Compact"/>
+              <w:jc w:val="left"/>
+            </w:pPr>
+            <w:r>
+              <w:rPr>
+                <w:bCs/>
+                <w:b/>
+                <w:sz w:val="19"/>
+              </w:rPr>
+              <w:t xml:space="preserve">Hexes</w:t>
+            </w:r>
+          </w:p>
+        </w:tc>
+        <w:tc>
+          <w:tcPr/>
+          <w:p>
+            <w:pPr>
+              <w:pStyle w:val="Compact"/>
+              <w:jc w:val="left"/>
+            </w:pPr>
+            <w:r>
+              <w:rPr>
+                <w:sz w:val="19"/>
+              </w:rPr>
+              <w:t xml:space="preserve">Sorcerers only: known Trained 2, Specialty 3, Expert 4.</w:t>
+            </w:r>
+          </w:p>
+        </w:tc>
+      </w:tr>
+      <w:tr>
+        <w:tc>
+          <w:tcPr/>
+          <w:p>
+            <w:pPr>
+              <w:pStyle w:val="Compact"/>
+              <w:jc w:val="left"/>
+            </w:pPr>
+            <w:r>
+              <w:rPr>
+                <w:bCs/>
+                <w:b/>
+                <w:sz w:val="19"/>
+              </w:rPr>
+              <w:t xml:space="preserve">Rituals</w:t>
+            </w:r>
+          </w:p>
+        </w:tc>
+        <w:tc>
+          <w:tcPr/>
+          <w:p>
+            <w:pPr>
+              <w:pStyle w:val="Compact"/>
+              <w:jc w:val="left"/>
+            </w:pPr>
+            <w:r>
+              <w:rPr>
+                <w:sz w:val="19"/>
+              </w:rPr>
+              <w:t xml:space="preserve">Every Practitioner, at their tradition’s pace: ten minutes a roll; an hour for a Hermeticist.</w:t>
+            </w:r>
+          </w:p>
+        </w:tc>
+      </w:tr>
+      <w:tr>
+        <w:tc>
+          <w:tcPr/>
+          <w:p>
+            <w:pPr>
+              <w:pStyle w:val="Compact"/>
+              <w:jc w:val="left"/>
+            </w:pPr>
+            <w:r>
+              <w:rPr>
+                <w:bCs/>
+                <w:b/>
+                <w:sz w:val="19"/>
+              </w:rPr>
+              <w:t xml:space="preserve">Charms</w:t>
+            </w:r>
+          </w:p>
+        </w:tc>
+        <w:tc>
+          <w:tcPr/>
+          <w:p>
+            <w:pPr>
+              <w:pStyle w:val="Compact"/>
+              <w:jc w:val="left"/>
+            </w:pPr>
+            <w:r>
+              <w:rPr>
+                <w:sz w:val="19"/>
+              </w:rPr>
+              <w:t xml:space="preserve">The heart of western magic. Practitioners carry Trained 2, Specialty 3, Expert 4; a Sorcerer, only one.</w:t>
+            </w:r>
+          </w:p>
+        </w:tc>
+      </w:tr>
+      <w:tr>
+        <w:tc>
+          <w:tcPr/>
+          <w:p>
+            <w:pPr>
+              <w:pStyle w:val="Compact"/>
+              <w:jc w:val="left"/>
+            </w:pPr>
+            <w:r>
+              <w:rPr>
+                <w:bCs/>
+                <w:b/>
+                <w:sz w:val="19"/>
+              </w:rPr>
+              <w:t xml:space="preserve">Price</w:t>
+            </w:r>
+          </w:p>
+        </w:tc>
+        <w:tc>
+          <w:tcPr/>
+          <w:p>
+            <w:pPr>
+              <w:pStyle w:val="Compact"/>
+              <w:jc w:val="left"/>
+            </w:pPr>
+            <w:r>
+              <w:rPr>
+                <w:sz w:val="19"/>
+              </w:rPr>
+              <w:t xml:space="preserve">The Dark: a failed hex marks a box, and magic worked openly can mark one too. The Order of the Iron Cross hunts known practitioners.</w:t>
+            </w:r>
+          </w:p>
+        </w:tc>
+      </w:tr>
+    </w:tbl>
+    <w:bookmarkEnd w:id="67"/>
+    <w:bookmarkEnd w:id="68"/>
+    <w:bookmarkStart w:id="72" w:name="grit-points-and-tracks"/>
+    <w:p>
+      <w:pPr>
+        <w:pStyle w:val="Heading1"/>
+      </w:pPr>
+      <w:r>
+        <w:t xml:space="preserve">Grit points and tracks</w:t>
+      </w:r>
+    </w:p>
+    <w:bookmarkStart w:id="69" w:name="using-grit-points"/>
+    <w:p>
+      <w:pPr>
+        <w:pStyle w:val="Heading2"/>
+      </w:pPr>
+      <w:r>
+        <w:t xml:space="preserve">Using Grit points</w:t>
+      </w:r>
+    </w:p>
+    <w:p>
+      <w:pPr>
+        <w:pStyle w:val="FirstParagraph"/>
+      </w:pPr>
+      <w:r>
+        <w:t xml:space="preserve">Begin each session with two Grit points (three with Extra Grit); unused points do not carry over. Spend no more than one point on a single roll or injury event.</w:t>
+      </w:r>
+    </w:p>
+    <w:tbl>
+      <w:tblPr>
+        <w:tblStyle w:val="Table"/>
+        <w:tblW w:type="pct" w:w="5000"/>
+        <w:tblLook w:firstRow="1" w:lastRow="0" w:firstColumn="0" w:lastColumn="0" w:noHBand="0" w:noVBand="0" w:val="0020"/>
+        <w:jc w:val="start"/>
+        <w:tblBorders>
+          <w:top w:val="single" w:sz="4" w:color="B8C2D3"/>
+          <w:left w:val="single" w:sz="4" w:color="B8C2D3"/>
+          <w:bottom w:val="single" w:sz="4" w:color="B8C2D3"/>
+          <w:right w:val="single" w:sz="4" w:color="B8C2D3"/>
+          <w:insideH w:val="single" w:sz="4" w:color="B8C2D3"/>
+          <w:insideV w:val="single" w:sz="4" w:color="B8C2D3"/>
+        </w:tblBorders>
+      </w:tblPr>
+      <w:tblGrid>
+        <w:gridCol w:w="3960"/>
+        <w:gridCol w:w="3960"/>
+      </w:tblGrid>
+      <w:tr>
+        <w:trPr>
+          <w:tblHeader w:val="true"/>
+        </w:trPr>
+        <w:tc>
+          <w:tcPr>
+            <w:shd w:val="clear" w:fill="E6E8E6"/>
+          </w:tcPr>
+          <w:p>
+            <w:pPr>
+              <w:pStyle w:val="Compact"/>
+              <w:jc w:val="left"/>
+            </w:pPr>
+            <w:r>
+              <w:rPr>
+                <w:b/>
+                <w:sz w:val="19"/>
+              </w:rPr>
+              <w:t xml:space="preserve">Spend one point to</w:t>
+            </w:r>
+          </w:p>
+        </w:tc>
+        <w:tc>
+          <w:tcPr>
+            <w:shd w:val="clear" w:fill="E6E8E6"/>
+          </w:tcPr>
+          <w:p>
+            <w:pPr>
+              <w:pStyle w:val="Compact"/>
+              <w:jc w:val="left"/>
+            </w:pPr>
+            <w:r>
+              <w:rPr>
+                <w:b/>
+                <w:sz w:val="19"/>
+              </w:rPr>
+              <w:t xml:space="preserve">Timing and limits</w:t>
+            </w:r>
+          </w:p>
+        </w:tc>
+      </w:tr>
+      <w:tr>
+        <w:tc>
+          <w:tcPr/>
+          <w:p>
+            <w:pPr>
+              <w:pStyle w:val="Compact"/>
+              <w:jc w:val="left"/>
+            </w:pPr>
+            <w:r>
+              <w:rPr>
+                <w:b/>
+                <w:sz w:val="19"/>
+              </w:rPr>
+              <w:t xml:space="preserve">Reroll your own roll</w:t>
+            </w:r>
+          </w:p>
+        </w:tc>
+        <w:tc>
+          <w:tcPr/>
+          <w:p>
+            <w:pPr>
+              <w:pStyle w:val="Compact"/>
+              <w:jc w:val="left"/>
+            </w:pPr>
+            <w:r>
+              <w:rPr>
+                <w:sz w:val="19"/>
+              </w:rPr>
+              <w:t xml:space="preserve">Declare after seeing the result but before its consequences. Keep the second result, even if worse.</w:t>
+            </w:r>
+          </w:p>
+        </w:tc>
+      </w:tr>
+      <w:tr>
+        <w:tc>
+          <w:tcPr/>
+          <w:p>
+            <w:pPr>
+              <w:pStyle w:val="Compact"/>
+              <w:jc w:val="left"/>
+            </w:pPr>
+            <w:r>
+              <w:rPr>
+                <w:b/>
+                <w:sz w:val="19"/>
+              </w:rPr>
+              <w:t xml:space="preserve">Reduce an injury by one box</w:t>
+            </w:r>
+          </w:p>
+        </w:tc>
+        <w:tc>
+          <w:tcPr/>
+          <w:p>
+            <w:pPr>
+              <w:pStyle w:val="Compact"/>
+              <w:jc w:val="left"/>
+            </w:pPr>
+            <w:r>
+              <w:rPr>
+                <w:sz w:val="19"/>
+              </w:rPr>
+              <w:t xml:space="preserve">Declare when a hit would mark boxes, before applying them. Does not prevent certain death.</w:t>
+            </w:r>
+          </w:p>
+        </w:tc>
+      </w:tr>
+      <w:tr>
+        <w:tc>
+          <w:tcPr/>
+          <w:p>
+            <w:pPr>
+              <w:pStyle w:val="Compact"/>
+              <w:jc w:val="left"/>
+            </w:pPr>
+            <w:r>
+              <w:rPr>
+                <w:b/>
+                <w:sz w:val="19"/>
+              </w:rPr>
+              <w:t xml:space="preserve">Establish a small preparation</w:t>
+            </w:r>
+          </w:p>
+        </w:tc>
+        <w:tc>
+          <w:tcPr/>
+          <w:p>
+            <w:pPr>
+              <w:pStyle w:val="Compact"/>
+              <w:jc w:val="left"/>
+            </w:pPr>
+            <w:r>
+              <w:rPr>
+                <w:sz w:val="19"/>
+              </w:rPr>
+              <w:t xml:space="preserve">Propose a plausible detail, such as having packed something useful. GM approval is required.</w:t>
+            </w:r>
+          </w:p>
+        </w:tc>
+      </w:tr>
+    </w:tbl>
+    <w:p>
+      <w:pPr>
+        <w:pStyle w:val="BodyText"/>
+      </w:pPr>
+      <w:r>
+        <w:t xml:space="preserve">Gain one point when one of your complications creates a meaningful problem you accept, including a companion complication. You can decline the proposed complication without penalty.</w:t>
+      </w:r>
+    </w:p>
+    <w:bookmarkEnd w:id="69"/>
+    <w:bookmarkStart w:id="70" w:name="trouble"/>
+    <w:p>
+      <w:pPr>
+        <w:pStyle w:val="Heading2"/>
+      </w:pPr>
+      <w:r>
+        <w:t xml:space="preserve">Trouble</w:t>
+      </w:r>
+    </w:p>
+    <w:p>
+      <w:pPr>
+        <w:pStyle w:val="FirstParagraph"/>
+      </w:pPr>
+      <w:r>
+        <w:t xml:space="preserve">The characters share three Trouble tracks.</w:t>
+      </w:r>
+      <w:r>
+        <w:t xml:space="preserve"> </w:t>
+      </w:r>
+      <w:r>
+        <w:rPr>
+          <w:bCs/>
+          <w:b/>
+        </w:rPr>
+        <w:t xml:space="preserve">Heat</w:t>
+      </w:r>
+      <w:r>
+        <w:t xml:space="preserve"> </w:t>
+      </w:r>
+      <w:r>
+        <w:t xml:space="preserve">is the law and the powerful taking notice;</w:t>
+      </w:r>
+      <w:r>
+        <w:t xml:space="preserve"> </w:t>
+      </w:r>
+      <w:r>
+        <w:rPr>
+          <w:bCs/>
+          <w:b/>
+        </w:rPr>
+        <w:t xml:space="preserve">Whispers</w:t>
+      </w:r>
+      <w:r>
+        <w:t xml:space="preserve"> </w:t>
+      </w:r>
+      <w:r>
+        <w:t xml:space="preserve">is the town talking about what it saw;</w:t>
+      </w:r>
+      <w:r>
+        <w:t xml:space="preserve"> </w:t>
+      </w:r>
+      <w:r>
+        <w:rPr>
+          <w:bCs/>
+          <w:b/>
+        </w:rPr>
+        <w:t xml:space="preserve">The Dark</w:t>
+      </w:r>
+      <w:r>
+        <w:t xml:space="preserve"> </w:t>
+      </w:r>
+      <w:r>
+        <w:t xml:space="preserve">is the things in the night learning your names. They fill as your deeds catch up with you; the GM narrates what each box means. A killing in the street, a monster seen in the open, a ritual worked carelessly, or a success at a cost can mark a box. Lying low between jobs, a good alibi (Deception) or doing the town a public good can clear one per job.</w:t>
+      </w:r>
+    </w:p>
+    <w:tbl>
+      <w:tblPr>
+        <w:tblStyle w:val="Table"/>
+        <w:tblW w:type="pct" w:w="5000"/>
+        <w:tblLook w:firstRow="1" w:lastRow="0" w:firstColumn="0" w:lastColumn="0" w:noHBand="0" w:noVBand="0" w:val="0020"/>
+        <w:jc w:val="start"/>
+        <w:tblBorders>
+          <w:top w:val="single" w:sz="4" w:color="B8C2D3"/>
+          <w:left w:val="single" w:sz="4" w:color="B8C2D3"/>
+          <w:bottom w:val="single" w:sz="4" w:color="B8C2D3"/>
+          <w:right w:val="single" w:sz="4" w:color="B8C2D3"/>
+          <w:insideH w:val="single" w:sz="4" w:color="B8C2D3"/>
+          <w:insideV w:val="single" w:sz="4" w:color="B8C2D3"/>
+        </w:tblBorders>
+      </w:tblPr>
+      <w:tblGrid>
+        <w:gridCol w:w="2640"/>
+        <w:gridCol w:w="2640"/>
+        <w:gridCol w:w="2640"/>
+      </w:tblGrid>
+      <w:tr>
+        <w:trPr>
+          <w:tblHeader w:val="true"/>
+        </w:trPr>
+        <w:tc>
+          <w:tcPr>
+            <w:shd w:val="clear" w:fill="E6E8E6"/>
+          </w:tcPr>
+          <w:p>
+            <w:pPr>
+              <w:pStyle w:val="Compact"/>
+              <w:jc w:val="left"/>
+            </w:pPr>
+            <w:r>
+              <w:rPr>
+                <w:b/>
+                <w:sz w:val="19"/>
+              </w:rPr>
+              <w:t xml:space="preserve">Track</w:t>
+            </w:r>
+          </w:p>
+        </w:tc>
+        <w:tc>
+          <w:tcPr>
+            <w:shd w:val="clear" w:fill="E6E8E6"/>
+          </w:tcPr>
+          <w:p>
+            <w:pPr>
+              <w:pStyle w:val="Compact"/>
+              <w:jc w:val="left"/>
+            </w:pPr>
+            <w:r>
+              <w:rPr>
+                <w:b/>
+                <w:sz w:val="19"/>
+              </w:rPr>
+              <w:t xml:space="preserve">Boxes</w:t>
+            </w:r>
+          </w:p>
+        </w:tc>
+        <w:tc>
+          <w:tcPr>
+            <w:shd w:val="clear" w:fill="E6E8E6"/>
+          </w:tcPr>
+          <w:p>
+            <w:pPr>
+              <w:pStyle w:val="Compact"/>
+              <w:jc w:val="left"/>
+            </w:pPr>
+            <w:r>
+              <w:rPr>
+                <w:b/>
+                <w:sz w:val="19"/>
+              </w:rPr>
               <w:t xml:space="preserve">As boxes fill</w:t>
             </w:r>
           </w:p>
@@ -9827,8 +11435,8 @@
         </w:tc>
       </w:tr>
     </w:tbl>
-    <w:bookmarkEnd w:id="64"/>
-    <w:bookmarkStart w:id="65" w:name="advancement"/>
+    <w:bookmarkEnd w:id="70"/>
+    <w:bookmarkStart w:id="71" w:name="advancement"/>
     <w:p>
       <w:pPr>
         <w:pStyle w:val="Heading2"/>
@@ -9845,9 +11453,9 @@
         <w:t xml:space="preserve">After a significant job, the GM may authorize one relevant skill to advance from Untrained to Trained or from Trained to Specialty, or allow revision of an advantage or complication. Only an Old hand’s starting skill is Expert; a skill raised later tops out at Specialty (+3) unless they broaden (see Step 3).</w:t>
       </w:r>
     </w:p>
-    <w:bookmarkEnd w:id="65"/>
-    <w:bookmarkEnd w:id="66"/>
-    <w:bookmarkStart w:id="69" w:name="running-jobs"/>
+    <w:bookmarkEnd w:id="71"/>
+    <w:bookmarkEnd w:id="72"/>
+    <w:bookmarkStart w:id="75" w:name="running-jobs"/>
     <w:p>
       <w:pPr>
         <w:pStyle w:val="Heading1"/>
@@ -9856,7 +11464,7 @@
         <w:t xml:space="preserve">Running jobs</w:t>
       </w:r>
     </w:p>
-    <w:bookmarkStart w:id="67" w:name="job-seeds"/>
+    <w:bookmarkStart w:id="73" w:name="job-seeds"/>
     <w:p>
       <w:pPr>
         <w:pStyle w:val="Heading2"/>
@@ -12088,8 +13696,8 @@
         </w:tc>
       </w:tr>
     </w:tbl>
-    <w:bookmarkEnd w:id="67"/>
-    <w:bookmarkStart w:id="68" w:name="the-trail-journal"/>
+    <w:bookmarkEnd w:id="73"/>
+    <w:bookmarkStart w:id="74" w:name="the-trail-journal"/>
     <w:p>
       <w:pPr>
         <w:pStyle w:val="Heading2"/>
@@ -12110,7 +13718,7 @@
       <w:pPr>
         <w:numPr>
           <w:ilvl w:val="0"/>
-          <w:numId w:val="1010"/>
+          <w:numId w:val="1011"/>
         </w:numPr>
         <w:pStyle w:val="Compact"/>
       </w:pPr>
@@ -12132,7 +13740,7 @@
       <w:pPr>
         <w:numPr>
           <w:ilvl w:val="0"/>
-          <w:numId w:val="1010"/>
+          <w:numId w:val="1011"/>
         </w:numPr>
         <w:pStyle w:val="Compact"/>
       </w:pPr>
@@ -12154,7 +13762,7 @@
       <w:pPr>
         <w:numPr>
           <w:ilvl w:val="0"/>
-          <w:numId w:val="1010"/>
+          <w:numId w:val="1011"/>
         </w:numPr>
         <w:pStyle w:val="Compact"/>
       </w:pPr>
@@ -12176,7 +13784,7 @@
       <w:pPr>
         <w:numPr>
           <w:ilvl w:val="0"/>
-          <w:numId w:val="1010"/>
+          <w:numId w:val="1011"/>
         </w:numPr>
         <w:pStyle w:val="Compact"/>
       </w:pPr>
@@ -12198,7 +13806,7 @@
       <w:pPr>
         <w:numPr>
           <w:ilvl w:val="0"/>
-          <w:numId w:val="1010"/>
+          <w:numId w:val="1011"/>
         </w:numPr>
         <w:pStyle w:val="Compact"/>
       </w:pPr>
@@ -12216,9 +13824,9 @@
         <w:t xml:space="preserve">After a significant job, the GM may authorize one skill step for each character.</w:t>
       </w:r>
     </w:p>
-    <w:bookmarkEnd w:id="68"/>
-    <w:bookmarkEnd w:id="69"/>
-    <w:bookmarkStart w:id="76" w:name="monsters-and-magic"/>
+    <w:bookmarkEnd w:id="74"/>
+    <w:bookmarkEnd w:id="75"/>
+    <w:bookmarkStart w:id="82" w:name="monsters-and-magic"/>
     <w:p>
       <w:pPr>
         <w:pStyle w:val="Heading1"/>
@@ -12227,7 +13835,7 @@
         <w:t xml:space="preserve">Monsters and magic</w:t>
       </w:r>
     </w:p>
-    <w:bookmarkStart w:id="70" w:name="the-sight"/>
+    <w:bookmarkStart w:id="76" w:name="the-sight"/>
     <w:p>
       <w:pPr>
         <w:pStyle w:val="Heading2"/>
@@ -12257,8 +13865,8 @@
         <w:t xml:space="preserve">. They see ghosts, the true faces of monsters wearing human ones, and magic at work. To everyone else the darkness is a rumor, until it isn’t.</w:t>
       </w:r>
     </w:p>
-    <w:bookmarkEnd w:id="70"/>
-    <w:bookmarkStart w:id="71" w:name="monstrous-forms"/>
+    <w:bookmarkEnd w:id="76"/>
+    <w:bookmarkStart w:id="77" w:name="monstrous-forms"/>
     <w:p>
       <w:pPr>
         <w:pStyle w:val="Heading2"/>
@@ -12317,8 +13925,8 @@
         <w:t xml:space="preserve">.</w:t>
       </w:r>
     </w:p>
-    <w:bookmarkEnd w:id="71"/>
-    <w:bookmarkStart w:id="73" w:name="magic"/>
+    <w:bookmarkEnd w:id="77"/>
+    <w:bookmarkStart w:id="79" w:name="magic-1"/>
     <w:p>
       <w:pPr>
         <w:pStyle w:val="Heading2"/>
@@ -12342,7 +13950,36 @@
         <w:t xml:space="preserve"> </w:t>
       </w:r>
       <w:r>
-        <w:t xml:space="preserve">work rituals in a tradition. Describe the effect; the GM sets its weight and says what it can and can’t do. Fill a clock of that size with</w:t>
+        <w:t xml:space="preserve">work</w:t>
+      </w:r>
+      <w:r>
+        <w:t xml:space="preserve"> </w:t>
+      </w:r>
+      <w:r>
+        <w:rPr>
+          <w:bCs/>
+          <w:b/>
+        </w:rPr>
+        <w:t xml:space="preserve">rituals</w:t>
+      </w:r>
+      <w:r>
+        <w:t xml:space="preserve"> </w:t>
+      </w:r>
+      <w:r>
+        <w:t xml:space="preserve">in a tradition (see</w:t>
+      </w:r>
+      <w:r>
+        <w:t xml:space="preserve"> </w:t>
+      </w:r>
+      <w:r>
+        <w:rPr>
+          <w:iCs/>
+          <w:i/>
+        </w:rPr>
+        <w:t xml:space="preserve">Magic</w:t>
+      </w:r>
+      <w:r>
+        <w:t xml:space="preserve">): fill a clock with</w:t>
       </w:r>
       <w:r>
         <w:t xml:space="preserve"> </w:t>
@@ -12358,7 +13995,23 @@
         <w:t xml:space="preserve"> </w:t>
       </w:r>
       <w:r>
-        <w:t xml:space="preserve">rolls at your tradition’s pace (usually ten minutes a roll; an hour for a Hermeticist; one action for a Sorcerer). Success fills one segment, success by 5 or more two; a failure costs time or ticks a danger clock.</w:t>
+        <w:t xml:space="preserve">rolls at your tradition’s pace, usually ten minutes a roll, an hour for a Hermeticist. Most western magic is slow, so practitioners prepare: a finished ritual stored as a</w:t>
+      </w:r>
+      <w:r>
+        <w:t xml:space="preserve"> </w:t>
+      </w:r>
+      <w:r>
+        <w:rPr>
+          <w:bCs/>
+          <w:b/>
+        </w:rPr>
+        <w:t xml:space="preserve">charm</w:t>
+      </w:r>
+      <w:r>
+        <w:t xml:space="preserve"> </w:t>
+      </w:r>
+      <w:r>
+        <w:t xml:space="preserve">is how a practitioner keeps up in a gunfight.</w:t>
       </w:r>
     </w:p>
     <w:tbl>
@@ -12589,7 +14242,7 @@
       <w:pPr>
         <w:numPr>
           <w:ilvl w:val="0"/>
-          <w:numId w:val="1011"/>
+          <w:numId w:val="1012"/>
         </w:numPr>
         <w:pStyle w:val="Compact"/>
       </w:pPr>
@@ -12611,7 +14264,7 @@
       <w:pPr>
         <w:numPr>
           <w:ilvl w:val="0"/>
-          <w:numId w:val="1011"/>
+          <w:numId w:val="1012"/>
         </w:numPr>
         <w:pStyle w:val="Compact"/>
       </w:pPr>
@@ -12626,14 +14279,14 @@
         <w:t xml:space="preserve"> </w:t>
       </w:r>
       <w:r>
-        <w:t xml:space="preserve">A finished ritual can be stored in an object and released by breaking it. Carry as many ready charms as your Occult training allows: Trained 2, Specialty 3, Expert 4.</w:t>
+        <w:t xml:space="preserve">Carry as many ready charms as your Occult training allows: Trained 2, Specialty 3, Expert 4. A Sorcerer carries only one.</w:t>
       </w:r>
     </w:p>
     <w:p>
       <w:pPr>
         <w:numPr>
           <w:ilvl w:val="0"/>
-          <w:numId w:val="1011"/>
+          <w:numId w:val="1012"/>
         </w:numPr>
         <w:pStyle w:val="Compact"/>
       </w:pPr>
@@ -12664,13 +14317,13 @@
         <w:t xml:space="preserve">, and the Order of the Iron Cross hunts known practitioners.</w:t>
       </w:r>
     </w:p>
-    <w:bookmarkStart w:id="72" w:name="magic-advancement"/>
+    <w:bookmarkStart w:id="78" w:name="hexes-1"/>
     <w:p>
       <w:pPr>
         <w:pStyle w:val="Heading3"/>
       </w:pPr>
       <w:r>
-        <w:t xml:space="preserve">Magic advancement</w:t>
+        <w:t xml:space="preserve">Hexes</w:t>
       </w:r>
     </w:p>
     <w:p>
@@ -12678,7 +14331,7 @@
         <w:pStyle w:val="FirstParagraph"/>
       </w:pPr>
       <w:r>
-        <w:t xml:space="preserve">A practitioner’s craft grows in play. After a significant job, a practitioner can take one of these</w:t>
+        <w:t xml:space="preserve">A</w:t>
       </w:r>
       <w:r>
         <w:t xml:space="preserve"> </w:t>
@@ -12688,290 +14341,13 @@
           <w:bCs/>
           <w:b/>
         </w:rPr>
-        <w:t xml:space="preserve">instead of a skill step</w:t>
-      </w:r>
-      <w:r>
-        <w:t xml:space="preserve">, with the GM’s approval and a reason from the story: a grimoire taken off a dead man, a teacher who owes you, a ritual worked so often the words come without thinking. The Dark and the Order still apply to everything below.</w:t>
-      </w:r>
-    </w:p>
-    <w:tbl>
-      <w:tblPr>
-        <w:tblStyle w:val="Table"/>
-        <w:tblW w:type="pct" w:w="5000"/>
-        <w:tblLook w:firstRow="1" w:lastRow="0" w:firstColumn="0" w:lastColumn="0" w:noHBand="0" w:noVBand="0" w:val="0020"/>
-        <w:jc w:val="start"/>
-        <w:tblBorders>
-          <w:top w:val="single" w:sz="4" w:color="B8C2D3"/>
-          <w:left w:val="single" w:sz="4" w:color="B8C2D3"/>
-          <w:bottom w:val="single" w:sz="4" w:color="B8C2D3"/>
-          <w:right w:val="single" w:sz="4" w:color="B8C2D3"/>
-          <w:insideH w:val="single" w:sz="4" w:color="B8C2D3"/>
-          <w:insideV w:val="single" w:sz="4" w:color="B8C2D3"/>
-        </w:tblBorders>
-      </w:tblPr>
-      <w:tblGrid>
-        <w:gridCol w:w="2640"/>
-        <w:gridCol w:w="2640"/>
-        <w:gridCol w:w="2640"/>
-      </w:tblGrid>
-      <w:tr>
-        <w:trPr>
-          <w:tblHeader w:val="true"/>
-        </w:trPr>
-        <w:tc>
-          <w:tcPr>
-            <w:shd w:val="clear" w:fill="E6E8E6"/>
-          </w:tcPr>
-          <w:p>
-            <w:pPr>
-              <w:pStyle w:val="Compact"/>
-              <w:jc w:val="left"/>
-            </w:pPr>
-            <w:r>
-              <w:rPr>
-                <w:b/>
-                <w:sz w:val="19"/>
-              </w:rPr>
-              <w:t xml:space="preserve">Option</w:t>
-            </w:r>
-          </w:p>
-        </w:tc>
-        <w:tc>
-          <w:tcPr>
-            <w:shd w:val="clear" w:fill="E6E8E6"/>
-          </w:tcPr>
-          <w:p>
-            <w:pPr>
-              <w:pStyle w:val="Compact"/>
-              <w:jc w:val="left"/>
-            </w:pPr>
-            <w:r>
-              <w:rPr>
-                <w:b/>
-                <w:sz w:val="19"/>
-              </w:rPr>
-              <w:t xml:space="preserve">Effect</w:t>
-            </w:r>
-          </w:p>
-        </w:tc>
-        <w:tc>
-          <w:tcPr>
-            <w:shd w:val="clear" w:fill="E6E8E6"/>
-          </w:tcPr>
-          <w:p>
-            <w:pPr>
-              <w:pStyle w:val="Compact"/>
-              <w:jc w:val="left"/>
-            </w:pPr>
-            <w:r>
-              <w:rPr>
-                <w:b/>
-                <w:sz w:val="19"/>
-              </w:rPr>
-              <w:t xml:space="preserve">Limit</w:t>
-            </w:r>
-          </w:p>
-        </w:tc>
-      </w:tr>
-      <w:tr>
-        <w:tc>
-          <w:tcPr/>
-          <w:p>
-            <w:pPr>
-              <w:pStyle w:val="Compact"/>
-              <w:jc w:val="left"/>
-            </w:pPr>
-            <w:r>
-              <w:rPr>
-                <w:b/>
-                <w:sz w:val="19"/>
-              </w:rPr>
-              <w:t xml:space="preserve">Another charm</w:t>
-            </w:r>
-          </w:p>
-        </w:tc>
-        <w:tc>
-          <w:tcPr/>
-          <w:p>
-            <w:pPr>
-              <w:pStyle w:val="Compact"/>
-              <w:jc w:val="left"/>
-            </w:pPr>
-            <w:r>
-              <w:rPr>
-                <w:sz w:val="19"/>
-              </w:rPr>
-              <w:t xml:space="preserve">Carry one more ready charm than your Occult training allows</w:t>
-            </w:r>
-          </w:p>
-        </w:tc>
-        <w:tc>
-          <w:tcPr/>
-          <w:p>
-            <w:pPr>
-              <w:pStyle w:val="Compact"/>
-              <w:jc w:val="left"/>
-            </w:pPr>
-            <w:r>
-              <w:rPr>
-                <w:sz w:val="19"/>
-              </w:rPr>
-              <w:t xml:space="preserve">Up to 2 extra</w:t>
-            </w:r>
-          </w:p>
-        </w:tc>
-      </w:tr>
-      <w:tr>
-        <w:tc>
-          <w:tcPr/>
-          <w:p>
-            <w:pPr>
-              <w:pStyle w:val="Compact"/>
-              <w:jc w:val="left"/>
-            </w:pPr>
-            <w:r>
-              <w:rPr>
-                <w:b/>
-                <w:sz w:val="19"/>
-              </w:rPr>
-              <w:t xml:space="preserve">Ritual by heart</w:t>
-            </w:r>
-          </w:p>
-        </w:tc>
-        <w:tc>
-          <w:tcPr/>
-          <w:p>
-            <w:pPr>
-              <w:pStyle w:val="Compact"/>
-              <w:jc w:val="left"/>
-            </w:pPr>
-            <w:r>
-              <w:rPr>
-                <w:sz w:val="19"/>
-              </w:rPr>
-              <w:t xml:space="preserve">One kind of ritual (wards, curses, questions of the dead) takes one fewer segment, to a minimum of 1</w:t>
-            </w:r>
-          </w:p>
-        </w:tc>
-        <w:tc>
-          <w:tcPr/>
-          <w:p>
-            <w:pPr>
-              <w:pStyle w:val="Compact"/>
-              <w:jc w:val="left"/>
-            </w:pPr>
-            <w:r>
-              <w:rPr>
-                <w:sz w:val="19"/>
-              </w:rPr>
-              <w:t xml:space="preserve">Each kind once</w:t>
-            </w:r>
-          </w:p>
-        </w:tc>
-      </w:tr>
-      <w:tr>
-        <w:tc>
-          <w:tcPr/>
-          <w:p>
-            <w:pPr>
-              <w:pStyle w:val="Compact"/>
-              <w:jc w:val="left"/>
-            </w:pPr>
-            <w:r>
-              <w:rPr>
-                <w:b/>
-                <w:sz w:val="19"/>
-              </w:rPr>
-              <w:t xml:space="preserve">Quicker hand</w:t>
-            </w:r>
-          </w:p>
-        </w:tc>
-        <w:tc>
-          <w:tcPr/>
-          <w:p>
-            <w:pPr>
-              <w:pStyle w:val="Compact"/>
-              <w:jc w:val="left"/>
-            </w:pPr>
-            <w:r>
-              <w:rPr>
-                <w:sz w:val="19"/>
-              </w:rPr>
-              <w:t xml:space="preserve">One ritual you know is worked at a faster pace: an hour a roll becomes ten minutes, ten minutes becomes one action</w:t>
-            </w:r>
-          </w:p>
-        </w:tc>
-        <w:tc>
-          <w:tcPr/>
-          <w:p>
-            <w:pPr>
-              <w:pStyle w:val="Compact"/>
-              <w:jc w:val="left"/>
-            </w:pPr>
-            <w:r>
-              <w:rPr>
-                <w:sz w:val="19"/>
-              </w:rPr>
-              <w:t xml:space="preserve">Each ritual once</w:t>
-            </w:r>
-          </w:p>
-        </w:tc>
-      </w:tr>
-      <w:tr>
-        <w:tc>
-          <w:tcPr/>
-          <w:p>
-            <w:pPr>
-              <w:pStyle w:val="Compact"/>
-              <w:jc w:val="left"/>
-            </w:pPr>
-            <w:r>
-              <w:rPr>
-                <w:b/>
-                <w:sz w:val="19"/>
-              </w:rPr>
-              <w:t xml:space="preserve">Master of the tradition</w:t>
-            </w:r>
-          </w:p>
-        </w:tc>
-        <w:tc>
-          <w:tcPr/>
-          <w:p>
-            <w:pPr>
-              <w:pStyle w:val="Compact"/>
-              <w:jc w:val="left"/>
-            </w:pPr>
-            <w:r>
-              <w:rPr>
-                <w:sz w:val="19"/>
-              </w:rPr>
-              <w:t xml:space="preserve">Occult becomes Expert (+5), with 4 ready charms before extras</w:t>
-            </w:r>
-          </w:p>
-        </w:tc>
-        <w:tc>
-          <w:tcPr/>
-          <w:p>
-            <w:pPr>
-              <w:pStyle w:val="Compact"/>
-              <w:jc w:val="left"/>
-            </w:pPr>
-            <w:r>
-              <w:rPr>
-                <w:sz w:val="19"/>
-              </w:rPr>
-              <w:t xml:space="preserve">Once, at the end of a long campaign, with the GM’s approval</w:t>
-            </w:r>
-          </w:p>
-        </w:tc>
-      </w:tr>
-    </w:tbl>
-    <w:p>
-      <w:pPr>
-        <w:pStyle w:val="BodyText"/>
-      </w:pPr>
-      <w:r>
-        <w:t xml:space="preserve">Record these in the creator under</w:t>
+        <w:t xml:space="preserve">Sorcerer</w:t>
+      </w:r>
+      <w:r>
+        <w:t xml:space="preserve"> </w:t>
+      </w:r>
+      <w:r>
+        <w:t xml:space="preserve">trades preparation for speed: they know</w:t>
       </w:r>
       <w:r>
         <w:t xml:space="preserve"> </w:t>
@@ -12981,29 +14357,10 @@
           <w:bCs/>
           <w:b/>
         </w:rPr>
-        <w:t xml:space="preserve">Magic grown in play</w:t>
-      </w:r>
-      <w:r>
-        <w:t xml:space="preserve">: the sheet shows your ready charms and the rituals you know by heart or work quickly.</w:t>
-      </w:r>
-    </w:p>
-    <w:bookmarkEnd w:id="72"/>
-    <w:bookmarkEnd w:id="73"/>
-    <w:bookmarkStart w:id="74" w:name="weaknesses"/>
-    <w:p>
-      <w:pPr>
-        <w:pStyle w:val="Heading2"/>
-      </w:pPr>
-      <w:r>
-        <w:t xml:space="preserve">Weaknesses</w:t>
-      </w:r>
-    </w:p>
-    <w:p>
-      <w:pPr>
-        <w:pStyle w:val="FirstParagraph"/>
-      </w:pPr>
-      <w:r>
-        <w:t xml:space="preserve">Every monster has a weakness, and finding it is often the whole job.</w:t>
+        <w:t xml:space="preserve">hexes</w:t>
+      </w:r>
+      <w:r>
+        <w:t xml:space="preserve">, quick spells cast with</w:t>
       </w:r>
       <w:r>
         <w:t xml:space="preserve"> </w:t>
@@ -13013,13 +14370,49 @@
           <w:bCs/>
           <w:b/>
         </w:rPr>
-        <w:t xml:space="preserve">Occult</w:t>
-      </w:r>
-      <w:r>
-        <w:t xml:space="preserve"> </w:t>
-      </w:r>
-      <w:r>
-        <w:t xml:space="preserve">identifies a creature and its weakness; the Monster Hunter advantage and the Sighted’s Monster’s Eye help.</w:t>
+        <w:t xml:space="preserve">one action and an Occult roll</w:t>
+      </w:r>
+      <w:r>
+        <w:t xml:space="preserve">. Hexes known:</w:t>
+      </w:r>
+      <w:r>
+        <w:t xml:space="preserve"> </w:t>
+      </w:r>
+      <w:r>
+        <w:rPr>
+          <w:bCs/>
+          <w:b/>
+        </w:rPr>
+        <w:t xml:space="preserve">Trained 2, Specialty 3, Expert 4</w:t>
+      </w:r>
+      <w:r>
+        <w:t xml:space="preserve">. Occult as a Specialty gives</w:t>
+      </w:r>
+      <w:r>
+        <w:t xml:space="preserve"> </w:t>
+      </w:r>
+      <w:r>
+        <w:rPr>
+          <w:bCs/>
+          <w:b/>
+        </w:rPr>
+        <w:t xml:space="preserve">1 Boost</w:t>
+      </w:r>
+      <w:r>
+        <w:t xml:space="preserve">, as Expert</w:t>
+      </w:r>
+      <w:r>
+        <w:t xml:space="preserve"> </w:t>
+      </w:r>
+      <w:r>
+        <w:rPr>
+          <w:bCs/>
+          <w:b/>
+        </w:rPr>
+        <w:t xml:space="preserve">2</w:t>
+      </w:r>
+      <w:r>
+        <w:t xml:space="preserve">; each Boost spent is −1 to the roll. A failed hex marks a box of The Dark.</w:t>
       </w:r>
     </w:p>
     <w:tbl>
@@ -13059,7 +14452,7 @@
                 <w:b/>
                 <w:sz w:val="19"/>
               </w:rPr>
-              <w:t xml:space="preserve">Creature</w:t>
+              <w:t xml:space="preserve">Hex</w:t>
             </w:r>
           </w:p>
         </w:tc>
@@ -13077,6 +14470,399 @@
                 <w:b/>
                 <w:sz w:val="19"/>
               </w:rPr>
+              <w:t xml:space="preserve">Base effect</w:t>
+            </w:r>
+          </w:p>
+        </w:tc>
+      </w:tr>
+      <w:tr>
+        <w:tc>
+          <w:tcPr/>
+          <w:p>
+            <w:pPr>
+              <w:pStyle w:val="Compact"/>
+              <w:jc w:val="left"/>
+            </w:pPr>
+            <w:r>
+              <w:rPr>
+                <w:b/>
+                <w:sz w:val="19"/>
+              </w:rPr>
+              <w:t xml:space="preserve">Hellfire</w:t>
+            </w:r>
+          </w:p>
+        </w:tc>
+        <w:tc>
+          <w:tcPr/>
+          <w:p>
+            <w:pPr>
+              <w:pStyle w:val="Compact"/>
+              <w:jc w:val="left"/>
+            </w:pPr>
+            <w:r>
+              <w:rPr>
+                <w:sz w:val="19"/>
+              </w:rPr>
+              <w:t xml:space="preserve">A lash of flame at Short range; marks 2 boxes. Dodge applies.</w:t>
+            </w:r>
+          </w:p>
+        </w:tc>
+      </w:tr>
+      <w:tr>
+        <w:tc>
+          <w:tcPr/>
+          <w:p>
+            <w:pPr>
+              <w:pStyle w:val="Compact"/>
+              <w:jc w:val="left"/>
+            </w:pPr>
+            <w:r>
+              <w:rPr>
+                <w:b/>
+                <w:sz w:val="19"/>
+              </w:rPr>
+              <w:t xml:space="preserve">Devil’s Shove</w:t>
+            </w:r>
+          </w:p>
+        </w:tc>
+        <w:tc>
+          <w:tcPr/>
+          <w:p>
+            <w:pPr>
+              <w:pStyle w:val="Compact"/>
+              <w:jc w:val="left"/>
+            </w:pPr>
+            <w:r>
+              <w:rPr>
+                <w:sz w:val="19"/>
+              </w:rPr>
+              <w:t xml:space="preserve">Unseen force hurls the target down: 1 box, and they lose their next move (Body resists).</w:t>
+            </w:r>
+          </w:p>
+        </w:tc>
+      </w:tr>
+      <w:tr>
+        <w:tc>
+          <w:tcPr/>
+          <w:p>
+            <w:pPr>
+              <w:pStyle w:val="Compact"/>
+              <w:jc w:val="left"/>
+            </w:pPr>
+            <w:r>
+              <w:rPr>
+                <w:b/>
+                <w:sz w:val="19"/>
+              </w:rPr>
+              <w:t xml:space="preserve">Evil Eye</w:t>
+            </w:r>
+          </w:p>
+        </w:tc>
+        <w:tc>
+          <w:tcPr/>
+          <w:p>
+            <w:pPr>
+              <w:pStyle w:val="Compact"/>
+              <w:jc w:val="left"/>
+            </w:pPr>
+            <w:r>
+              <w:rPr>
+                <w:sz w:val="19"/>
+              </w:rPr>
+              <w:t xml:space="preserve">The target is at −2 on all rolls for the scene (Will resists).</w:t>
+            </w:r>
+          </w:p>
+        </w:tc>
+      </w:tr>
+      <w:tr>
+        <w:tc>
+          <w:tcPr/>
+          <w:p>
+            <w:pPr>
+              <w:pStyle w:val="Compact"/>
+              <w:jc w:val="left"/>
+            </w:pPr>
+            <w:r>
+              <w:rPr>
+                <w:b/>
+                <w:sz w:val="19"/>
+              </w:rPr>
+              <w:t xml:space="preserve">Grave Chill</w:t>
+            </w:r>
+          </w:p>
+        </w:tc>
+        <w:tc>
+          <w:tcPr/>
+          <w:p>
+            <w:pPr>
+              <w:pStyle w:val="Compact"/>
+              <w:jc w:val="left"/>
+            </w:pPr>
+            <w:r>
+              <w:rPr>
+                <w:sz w:val="19"/>
+              </w:rPr>
+              <w:t xml:space="preserve">The target rolls Will or flees or freezes.</w:t>
+            </w:r>
+          </w:p>
+        </w:tc>
+      </w:tr>
+      <w:tr>
+        <w:tc>
+          <w:tcPr/>
+          <w:p>
+            <w:pPr>
+              <w:pStyle w:val="Compact"/>
+              <w:jc w:val="left"/>
+            </w:pPr>
+            <w:r>
+              <w:rPr>
+                <w:b/>
+                <w:sz w:val="19"/>
+              </w:rPr>
+              <w:t xml:space="preserve">Hold</w:t>
+            </w:r>
+          </w:p>
+        </w:tc>
+        <w:tc>
+          <w:tcPr/>
+          <w:p>
+            <w:pPr>
+              <w:pStyle w:val="Compact"/>
+              <w:jc w:val="left"/>
+            </w:pPr>
+            <w:r>
+              <w:rPr>
+                <w:sz w:val="19"/>
+              </w:rPr>
+              <w:t xml:space="preserve">The target is held where they stand for the scene, or until they break free (Body resists).</w:t>
+            </w:r>
+          </w:p>
+        </w:tc>
+      </w:tr>
+      <w:tr>
+        <w:tc>
+          <w:tcPr/>
+          <w:p>
+            <w:pPr>
+              <w:pStyle w:val="Compact"/>
+              <w:jc w:val="left"/>
+            </w:pPr>
+            <w:r>
+              <w:rPr>
+                <w:b/>
+                <w:sz w:val="19"/>
+              </w:rPr>
+              <w:t xml:space="preserve">Misfire</w:t>
+            </w:r>
+          </w:p>
+        </w:tc>
+        <w:tc>
+          <w:tcPr/>
+          <w:p>
+            <w:pPr>
+              <w:pStyle w:val="Compact"/>
+              <w:jc w:val="left"/>
+            </w:pPr>
+            <w:r>
+              <w:rPr>
+                <w:sz w:val="19"/>
+              </w:rPr>
+              <w:t xml:space="preserve">One gun jams or one lamp gutters out; clearing a jam takes an action.</w:t>
+            </w:r>
+          </w:p>
+        </w:tc>
+      </w:tr>
+      <w:tr>
+        <w:tc>
+          <w:tcPr/>
+          <w:p>
+            <w:pPr>
+              <w:pStyle w:val="Compact"/>
+              <w:jc w:val="left"/>
+            </w:pPr>
+            <w:r>
+              <w:rPr>
+                <w:b/>
+                <w:sz w:val="19"/>
+              </w:rPr>
+              <w:t xml:space="preserve">Shroud</w:t>
+            </w:r>
+          </w:p>
+        </w:tc>
+        <w:tc>
+          <w:tcPr/>
+          <w:p>
+            <w:pPr>
+              <w:pStyle w:val="Compact"/>
+              <w:jc w:val="left"/>
+            </w:pPr>
+            <w:r>
+              <w:rPr>
+                <w:sz w:val="19"/>
+              </w:rPr>
+              <w:t xml:space="preserve">+3 to Stealth for the scene; eyes slide off you.</w:t>
+            </w:r>
+          </w:p>
+        </w:tc>
+      </w:tr>
+      <w:tr>
+        <w:tc>
+          <w:tcPr/>
+          <w:p>
+            <w:pPr>
+              <w:pStyle w:val="Compact"/>
+              <w:jc w:val="left"/>
+            </w:pPr>
+            <w:r>
+              <w:rPr>
+                <w:b/>
+                <w:sz w:val="19"/>
+              </w:rPr>
+              <w:t xml:space="preserve">Witch-sight</w:t>
+            </w:r>
+          </w:p>
+        </w:tc>
+        <w:tc>
+          <w:tcPr/>
+          <w:p>
+            <w:pPr>
+              <w:pStyle w:val="Compact"/>
+              <w:jc w:val="left"/>
+            </w:pPr>
+            <w:r>
+              <w:rPr>
+                <w:sz w:val="19"/>
+              </w:rPr>
+              <w:t xml:space="preserve">See spirits, curses, charms and things wearing human skin.</w:t>
+            </w:r>
+          </w:p>
+        </w:tc>
+      </w:tr>
+      <w:tr>
+        <w:tc>
+          <w:tcPr/>
+          <w:p>
+            <w:pPr>
+              <w:pStyle w:val="Compact"/>
+              <w:jc w:val="left"/>
+            </w:pPr>
+            <w:r>
+              <w:rPr>
+                <w:b/>
+                <w:sz w:val="19"/>
+              </w:rPr>
+              <w:t xml:space="preserve">Stanch</w:t>
+            </w:r>
+          </w:p>
+        </w:tc>
+        <w:tc>
+          <w:tcPr/>
+          <w:p>
+            <w:pPr>
+              <w:pStyle w:val="Compact"/>
+              <w:jc w:val="left"/>
+            </w:pPr>
+            <w:r>
+              <w:rPr>
+                <w:sz w:val="19"/>
+              </w:rPr>
+              <w:t xml:space="preserve">Stop the bleeding: clear one injury box, once per wound.</w:t>
+            </w:r>
+          </w:p>
+        </w:tc>
+      </w:tr>
+    </w:tbl>
+    <w:bookmarkEnd w:id="78"/>
+    <w:bookmarkEnd w:id="79"/>
+    <w:bookmarkStart w:id="80" w:name="weaknesses"/>
+    <w:p>
+      <w:pPr>
+        <w:pStyle w:val="Heading2"/>
+      </w:pPr>
+      <w:r>
+        <w:t xml:space="preserve">Weaknesses</w:t>
+      </w:r>
+    </w:p>
+    <w:p>
+      <w:pPr>
+        <w:pStyle w:val="FirstParagraph"/>
+      </w:pPr>
+      <w:r>
+        <w:t xml:space="preserve">Every monster has a weakness, and finding it is often the whole job.</w:t>
+      </w:r>
+      <w:r>
+        <w:t xml:space="preserve"> </w:t>
+      </w:r>
+      <w:r>
+        <w:rPr>
+          <w:bCs/>
+          <w:b/>
+        </w:rPr>
+        <w:t xml:space="preserve">Occult</w:t>
+      </w:r>
+      <w:r>
+        <w:t xml:space="preserve"> </w:t>
+      </w:r>
+      <w:r>
+        <w:t xml:space="preserve">identifies a creature and its weakness; the Monster Hunter advantage and the Sighted’s Monster’s Eye help.</w:t>
+      </w:r>
+    </w:p>
+    <w:tbl>
+      <w:tblPr>
+        <w:tblStyle w:val="Table"/>
+        <w:tblW w:type="pct" w:w="5000"/>
+        <w:tblLook w:firstRow="1" w:lastRow="0" w:firstColumn="0" w:lastColumn="0" w:noHBand="0" w:noVBand="0" w:val="0020"/>
+        <w:jc w:val="start"/>
+        <w:tblBorders>
+          <w:top w:val="single" w:sz="4" w:color="B8C2D3"/>
+          <w:left w:val="single" w:sz="4" w:color="B8C2D3"/>
+          <w:bottom w:val="single" w:sz="4" w:color="B8C2D3"/>
+          <w:right w:val="single" w:sz="4" w:color="B8C2D3"/>
+          <w:insideH w:val="single" w:sz="4" w:color="B8C2D3"/>
+          <w:insideV w:val="single" w:sz="4" w:color="B8C2D3"/>
+        </w:tblBorders>
+      </w:tblPr>
+      <w:tblGrid>
+        <w:gridCol w:w="3960"/>
+        <w:gridCol w:w="3960"/>
+      </w:tblGrid>
+      <w:tr>
+        <w:trPr>
+          <w:tblHeader w:val="true"/>
+        </w:trPr>
+        <w:tc>
+          <w:tcPr>
+            <w:shd w:val="clear" w:fill="E6E8E6"/>
+          </w:tcPr>
+          <w:p>
+            <w:pPr>
+              <w:pStyle w:val="Compact"/>
+              <w:jc w:val="left"/>
+            </w:pPr>
+            <w:r>
+              <w:rPr>
+                <w:b/>
+                <w:sz w:val="19"/>
+              </w:rPr>
+              <w:t xml:space="preserve">Creature</w:t>
+            </w:r>
+          </w:p>
+        </w:tc>
+        <w:tc>
+          <w:tcPr>
+            <w:shd w:val="clear" w:fill="E6E8E6"/>
+          </w:tcPr>
+          <w:p>
+            <w:pPr>
+              <w:pStyle w:val="Compact"/>
+              <w:jc w:val="left"/>
+            </w:pPr>
+            <w:r>
+              <w:rPr>
+                <w:b/>
+                <w:sz w:val="19"/>
+              </w:rPr>
               <w:t xml:space="preserve">Weakness</w:t>
             </w:r>
           </w:p>
@@ -13281,8 +15067,8 @@
         </w:tc>
       </w:tr>
     </w:tbl>
-    <w:bookmarkEnd w:id="74"/>
-    <w:bookmarkStart w:id="75" w:name="bites-and-curses"/>
+    <w:bookmarkEnd w:id="80"/>
+    <w:bookmarkStart w:id="81" w:name="bites-and-curses"/>
     <w:p>
       <w:pPr>
         <w:pStyle w:val="Heading2"/>
@@ -13295,7 +15081,7 @@
       <w:pPr>
         <w:numPr>
           <w:ilvl w:val="0"/>
-          <w:numId w:val="1012"/>
+          <w:numId w:val="1013"/>
         </w:numPr>
         <w:pStyle w:val="Compact"/>
       </w:pPr>
@@ -13333,7 +15119,7 @@
       <w:pPr>
         <w:numPr>
           <w:ilvl w:val="0"/>
-          <w:numId w:val="1012"/>
+          <w:numId w:val="1013"/>
         </w:numPr>
         <w:pStyle w:val="Compact"/>
       </w:pPr>
@@ -13355,7 +15141,7 @@
       <w:pPr>
         <w:numPr>
           <w:ilvl w:val="0"/>
-          <w:numId w:val="1012"/>
+          <w:numId w:val="1013"/>
         </w:numPr>
         <w:pStyle w:val="Compact"/>
       </w:pPr>
@@ -13373,9 +15159,9 @@
         <w:t xml:space="preserve">A vampire who drains a victim to Dying can choose to turn them.</w:t>
       </w:r>
     </w:p>
-    <w:bookmarkEnd w:id="75"/>
-    <w:bookmarkEnd w:id="76"/>
-    <w:bookmarkStart w:id="77" w:name="threats"/>
+    <w:bookmarkEnd w:id="81"/>
+    <w:bookmarkEnd w:id="82"/>
+    <w:bookmarkStart w:id="83" w:name="threats"/>
     <w:p>
       <w:pPr>
         <w:pStyle w:val="Heading1"/>
@@ -14646,8 +16432,8 @@
         <w:t xml:space="preserve">For a tougher version, add +1 to its targets and one box; for a weaker one, subtract.</w:t>
       </w:r>
     </w:p>
-    <w:bookmarkEnd w:id="77"/>
-    <w:bookmarkStart w:id="84" w:name="ready-made-characters"/>
+    <w:bookmarkEnd w:id="83"/>
+    <w:bookmarkStart w:id="90" w:name="ready-made-characters"/>
     <w:p>
       <w:pPr>
         <w:pStyle w:val="Heading1"/>
@@ -14664,7 +16450,7 @@
         <w:t xml:space="preserve">Characters ready to play, for one-shots, new players, or a group in a hurry. Each follows the creation rules exactly, and their connections tie them together. In the creator, choose one from the ready-made list to open it and make it your own.</w:t>
       </w:r>
     </w:p>
-    <w:bookmarkStart w:id="78" w:name="ruth-calloway"/>
+    <w:bookmarkStart w:id="84" w:name="ruth-calloway"/>
     <w:p>
       <w:pPr>
         <w:pStyle w:val="Heading2"/>
@@ -14695,7 +16481,7 @@
       <w:pPr>
         <w:numPr>
           <w:ilvl w:val="0"/>
-          <w:numId w:val="1013"/>
+          <w:numId w:val="1014"/>
         </w:numPr>
         <w:pStyle w:val="Compact"/>
       </w:pPr>
@@ -14733,7 +16519,7 @@
       <w:pPr>
         <w:numPr>
           <w:ilvl w:val="0"/>
-          <w:numId w:val="1013"/>
+          <w:numId w:val="1014"/>
         </w:numPr>
         <w:pStyle w:val="Compact"/>
       </w:pPr>
@@ -14755,7 +16541,7 @@
       <w:pPr>
         <w:numPr>
           <w:ilvl w:val="0"/>
-          <w:numId w:val="1013"/>
+          <w:numId w:val="1014"/>
         </w:numPr>
         <w:pStyle w:val="Compact"/>
       </w:pPr>
@@ -14777,7 +16563,7 @@
       <w:pPr>
         <w:numPr>
           <w:ilvl w:val="0"/>
-          <w:numId w:val="1013"/>
+          <w:numId w:val="1014"/>
         </w:numPr>
         <w:pStyle w:val="Compact"/>
       </w:pPr>
@@ -14815,7 +16601,7 @@
       <w:pPr>
         <w:numPr>
           <w:ilvl w:val="0"/>
-          <w:numId w:val="1013"/>
+          <w:numId w:val="1014"/>
         </w:numPr>
         <w:pStyle w:val="Compact"/>
       </w:pPr>
@@ -14849,8 +16635,8 @@
         <w:t xml:space="preserve">Isaiah Booker brought in the man who killed her father, alive, when he could have collected either way.</w:t>
       </w:r>
     </w:p>
-    <w:bookmarkEnd w:id="78"/>
-    <w:bookmarkStart w:id="79" w:name="dr.-elias-webb"/>
+    <w:bookmarkEnd w:id="84"/>
+    <w:bookmarkStart w:id="85" w:name="dr.-elias-webb"/>
     <w:p>
       <w:pPr>
         <w:pStyle w:val="Heading2"/>
@@ -14881,7 +16667,7 @@
       <w:pPr>
         <w:numPr>
           <w:ilvl w:val="0"/>
-          <w:numId w:val="1014"/>
+          <w:numId w:val="1015"/>
         </w:numPr>
         <w:pStyle w:val="Compact"/>
       </w:pPr>
@@ -14919,7 +16705,7 @@
       <w:pPr>
         <w:numPr>
           <w:ilvl w:val="0"/>
-          <w:numId w:val="1014"/>
+          <w:numId w:val="1015"/>
         </w:numPr>
         <w:pStyle w:val="Compact"/>
       </w:pPr>
@@ -14941,7 +16727,7 @@
       <w:pPr>
         <w:numPr>
           <w:ilvl w:val="0"/>
-          <w:numId w:val="1014"/>
+          <w:numId w:val="1015"/>
         </w:numPr>
         <w:pStyle w:val="Compact"/>
       </w:pPr>
@@ -14963,7 +16749,7 @@
       <w:pPr>
         <w:numPr>
           <w:ilvl w:val="0"/>
-          <w:numId w:val="1014"/>
+          <w:numId w:val="1015"/>
         </w:numPr>
         <w:pStyle w:val="Compact"/>
       </w:pPr>
@@ -15001,7 +16787,7 @@
       <w:pPr>
         <w:numPr>
           <w:ilvl w:val="0"/>
-          <w:numId w:val="1014"/>
+          <w:numId w:val="1015"/>
         </w:numPr>
         <w:pStyle w:val="Compact"/>
       </w:pPr>
@@ -15035,8 +16821,8 @@
         <w:t xml:space="preserve">Reverend Stone is the only one who knows why he left Philadelphia.</w:t>
       </w:r>
     </w:p>
-    <w:bookmarkEnd w:id="79"/>
-    <w:bookmarkStart w:id="80" w:name="tom-feeney"/>
+    <w:bookmarkEnd w:id="85"/>
+    <w:bookmarkStart w:id="86" w:name="tom-feeney"/>
     <w:p>
       <w:pPr>
         <w:pStyle w:val="Heading2"/>
@@ -15067,7 +16853,7 @@
       <w:pPr>
         <w:numPr>
           <w:ilvl w:val="0"/>
-          <w:numId w:val="1015"/>
+          <w:numId w:val="1016"/>
         </w:numPr>
         <w:pStyle w:val="Compact"/>
       </w:pPr>
@@ -15121,7 +16907,7 @@
       <w:pPr>
         <w:numPr>
           <w:ilvl w:val="0"/>
-          <w:numId w:val="1015"/>
+          <w:numId w:val="1016"/>
         </w:numPr>
         <w:pStyle w:val="Compact"/>
       </w:pPr>
@@ -15143,7 +16929,7 @@
       <w:pPr>
         <w:numPr>
           <w:ilvl w:val="0"/>
-          <w:numId w:val="1015"/>
+          <w:numId w:val="1016"/>
         </w:numPr>
         <w:pStyle w:val="Compact"/>
       </w:pPr>
@@ -15165,7 +16951,7 @@
       <w:pPr>
         <w:numPr>
           <w:ilvl w:val="0"/>
-          <w:numId w:val="1015"/>
+          <w:numId w:val="1016"/>
         </w:numPr>
         <w:pStyle w:val="Compact"/>
       </w:pPr>
@@ -15203,7 +16989,7 @@
       <w:pPr>
         <w:numPr>
           <w:ilvl w:val="0"/>
-          <w:numId w:val="1015"/>
+          <w:numId w:val="1016"/>
         </w:numPr>
         <w:pStyle w:val="Compact"/>
       </w:pPr>
@@ -15237,8 +17023,8 @@
         <w:t xml:space="preserve">Plays cards with Lucinda Marsh every Saturday, and loses.</w:t>
       </w:r>
     </w:p>
-    <w:bookmarkEnd w:id="80"/>
-    <w:bookmarkStart w:id="81" w:name="lucinda-marsh"/>
+    <w:bookmarkEnd w:id="86"/>
+    <w:bookmarkStart w:id="87" w:name="lucinda-marsh"/>
     <w:p>
       <w:pPr>
         <w:pStyle w:val="Heading2"/>
@@ -15269,7 +17055,7 @@
       <w:pPr>
         <w:numPr>
           <w:ilvl w:val="0"/>
-          <w:numId w:val="1016"/>
+          <w:numId w:val="1017"/>
         </w:numPr>
         <w:pStyle w:val="Compact"/>
       </w:pPr>
@@ -15307,7 +17093,7 @@
       <w:pPr>
         <w:numPr>
           <w:ilvl w:val="0"/>
-          <w:numId w:val="1016"/>
+          <w:numId w:val="1017"/>
         </w:numPr>
         <w:pStyle w:val="Compact"/>
       </w:pPr>
@@ -15329,7 +17115,7 @@
       <w:pPr>
         <w:numPr>
           <w:ilvl w:val="0"/>
-          <w:numId w:val="1016"/>
+          <w:numId w:val="1017"/>
         </w:numPr>
         <w:pStyle w:val="Compact"/>
       </w:pPr>
@@ -15351,7 +17137,7 @@
       <w:pPr>
         <w:numPr>
           <w:ilvl w:val="0"/>
-          <w:numId w:val="1016"/>
+          <w:numId w:val="1017"/>
         </w:numPr>
         <w:pStyle w:val="Compact"/>
       </w:pPr>
@@ -15389,7 +17175,7 @@
       <w:pPr>
         <w:numPr>
           <w:ilvl w:val="0"/>
-          <w:numId w:val="1016"/>
+          <w:numId w:val="1017"/>
         </w:numPr>
         <w:pStyle w:val="Compact"/>
       </w:pPr>
@@ -15423,8 +17209,8 @@
         <w:t xml:space="preserve">Owes Ruth Calloway a favor for a warrant that went missing.</w:t>
       </w:r>
     </w:p>
-    <w:bookmarkEnd w:id="81"/>
-    <w:bookmarkStart w:id="82" w:name="isaiah-booker"/>
+    <w:bookmarkEnd w:id="87"/>
+    <w:bookmarkStart w:id="88" w:name="isaiah-booker"/>
     <w:p>
       <w:pPr>
         <w:pStyle w:val="Heading2"/>
@@ -15455,7 +17241,7 @@
       <w:pPr>
         <w:numPr>
           <w:ilvl w:val="0"/>
-          <w:numId w:val="1017"/>
+          <w:numId w:val="1018"/>
         </w:numPr>
         <w:pStyle w:val="Compact"/>
       </w:pPr>
@@ -15493,7 +17279,7 @@
       <w:pPr>
         <w:numPr>
           <w:ilvl w:val="0"/>
-          <w:numId w:val="1017"/>
+          <w:numId w:val="1018"/>
         </w:numPr>
         <w:pStyle w:val="Compact"/>
       </w:pPr>
@@ -15515,7 +17301,7 @@
       <w:pPr>
         <w:numPr>
           <w:ilvl w:val="0"/>
-          <w:numId w:val="1017"/>
+          <w:numId w:val="1018"/>
         </w:numPr>
         <w:pStyle w:val="Compact"/>
       </w:pPr>
@@ -15537,7 +17323,7 @@
       <w:pPr>
         <w:numPr>
           <w:ilvl w:val="0"/>
-          <w:numId w:val="1017"/>
+          <w:numId w:val="1018"/>
         </w:numPr>
         <w:pStyle w:val="Compact"/>
       </w:pPr>
@@ -15575,7 +17361,7 @@
       <w:pPr>
         <w:numPr>
           <w:ilvl w:val="0"/>
-          <w:numId w:val="1017"/>
+          <w:numId w:val="1018"/>
         </w:numPr>
         <w:pStyle w:val="Compact"/>
       </w:pPr>
@@ -15609,8 +17395,8 @@
         <w:t xml:space="preserve">Taught Tom Feeney to shoot straight, and still reminds him of it.</w:t>
       </w:r>
     </w:p>
-    <w:bookmarkEnd w:id="82"/>
-    <w:bookmarkStart w:id="83" w:name="rev.-abigail-stone"/>
+    <w:bookmarkEnd w:id="88"/>
+    <w:bookmarkStart w:id="89" w:name="rev.-abigail-stone"/>
     <w:p>
       <w:pPr>
         <w:pStyle w:val="Heading2"/>
@@ -15641,7 +17427,7 @@
       <w:pPr>
         <w:numPr>
           <w:ilvl w:val="0"/>
-          <w:numId w:val="1018"/>
+          <w:numId w:val="1019"/>
         </w:numPr>
         <w:pStyle w:val="Compact"/>
       </w:pPr>
@@ -15679,7 +17465,7 @@
       <w:pPr>
         <w:numPr>
           <w:ilvl w:val="0"/>
-          <w:numId w:val="1018"/>
+          <w:numId w:val="1019"/>
         </w:numPr>
         <w:pStyle w:val="Compact"/>
       </w:pPr>
@@ -15701,7 +17487,7 @@
       <w:pPr>
         <w:numPr>
           <w:ilvl w:val="0"/>
-          <w:numId w:val="1018"/>
+          <w:numId w:val="1019"/>
         </w:numPr>
         <w:pStyle w:val="Compact"/>
       </w:pPr>
@@ -15723,7 +17509,7 @@
       <w:pPr>
         <w:numPr>
           <w:ilvl w:val="0"/>
-          <w:numId w:val="1018"/>
+          <w:numId w:val="1019"/>
         </w:numPr>
         <w:pStyle w:val="Compact"/>
       </w:pPr>
@@ -15761,7 +17547,7 @@
       <w:pPr>
         <w:numPr>
           <w:ilvl w:val="0"/>
-          <w:numId w:val="1018"/>
+          <w:numId w:val="1019"/>
         </w:numPr>
         <w:pStyle w:val="Compact"/>
       </w:pPr>
@@ -15795,9 +17581,9 @@
         <w:t xml:space="preserve">Keeps Dr. Webb’s secret, and his whiskey hidden.</w:t>
       </w:r>
     </w:p>
-    <w:bookmarkEnd w:id="83"/>
-    <w:bookmarkEnd w:id="84"/>
-    <w:bookmarkStart w:id="85" w:name="advantages"/>
+    <w:bookmarkEnd w:id="89"/>
+    <w:bookmarkEnd w:id="90"/>
+    <w:bookmarkStart w:id="91" w:name="advantages"/>
     <w:p>
       <w:pPr>
         <w:pStyle w:val="Heading1"/>
@@ -16619,8 +18405,8 @@
         <w:t xml:space="preserve">A badge is legal authority, not a magic word: outlaws and the powerful don’t always care about it, and it carries a duty. Your superiors can give you orders, and abusing the badge or failing in your duty can cost you it. Law callings (Marshal, Deputy) usually take one, as their advantage or as a second advantage Edge. A Pinkerton detective takes Pinkerton Credentials instead: the agency’s reach and files, but no badge.</w:t>
       </w:r>
     </w:p>
-    <w:bookmarkEnd w:id="85"/>
-    <w:bookmarkStart w:id="101" w:name="origins"/>
+    <w:bookmarkEnd w:id="91"/>
+    <w:bookmarkStart w:id="107" w:name="origins"/>
     <w:p>
       <w:pPr>
         <w:pStyle w:val="Heading1"/>
@@ -17610,7 +19396,7 @@
         </w:tc>
       </w:tr>
     </w:tbl>
-    <w:bookmarkStart w:id="86" w:name="shared-rules"/>
+    <w:bookmarkStart w:id="92" w:name="shared-rules"/>
     <w:p>
       <w:pPr>
         <w:pStyle w:val="Heading2"/>
@@ -17812,8 +19598,8 @@
         </w:tc>
       </w:tr>
     </w:tbl>
-    <w:bookmarkEnd w:id="86"/>
-    <w:bookmarkStart w:id="87" w:name="city-bred"/>
+    <w:bookmarkEnd w:id="92"/>
+    <w:bookmarkStart w:id="93" w:name="city-bred"/>
     <w:p>
       <w:pPr>
         <w:pStyle w:val="Heading2"/>
@@ -18064,8 +19850,8 @@
         </w:tc>
       </w:tr>
     </w:tbl>
-    <w:bookmarkEnd w:id="87"/>
-    <w:bookmarkStart w:id="88" w:name="drifter"/>
+    <w:bookmarkEnd w:id="93"/>
+    <w:bookmarkStart w:id="94" w:name="drifter"/>
     <w:p>
       <w:pPr>
         <w:pStyle w:val="Heading2"/>
@@ -18316,8 +20102,8 @@
         </w:tc>
       </w:tr>
     </w:tbl>
-    <w:bookmarkEnd w:id="88"/>
-    <w:bookmarkStart w:id="89" w:name="frontier-born"/>
+    <w:bookmarkEnd w:id="94"/>
+    <w:bookmarkStart w:id="95" w:name="frontier-born"/>
     <w:p>
       <w:pPr>
         <w:pStyle w:val="Heading2"/>
@@ -18568,8 +20354,8 @@
         </w:tc>
       </w:tr>
     </w:tbl>
-    <w:bookmarkEnd w:id="89"/>
-    <w:bookmarkStart w:id="90" w:name="immigrant"/>
+    <w:bookmarkEnd w:id="95"/>
+    <w:bookmarkStart w:id="96" w:name="immigrant"/>
     <w:p>
       <w:pPr>
         <w:pStyle w:val="Heading2"/>
@@ -18820,8 +20606,8 @@
         </w:tc>
       </w:tr>
     </w:tbl>
-    <w:bookmarkEnd w:id="90"/>
-    <w:bookmarkStart w:id="91" w:name="old-money"/>
+    <w:bookmarkEnd w:id="96"/>
+    <w:bookmarkStart w:id="97" w:name="old-money"/>
     <w:p>
       <w:pPr>
         <w:pStyle w:val="Heading2"/>
@@ -19072,8 +20858,8 @@
         </w:tc>
       </w:tr>
     </w:tbl>
-    <w:bookmarkEnd w:id="91"/>
-    <w:bookmarkStart w:id="92" w:name="railroad-hand"/>
+    <w:bookmarkEnd w:id="97"/>
+    <w:bookmarkStart w:id="98" w:name="railroad-hand"/>
     <w:p>
       <w:pPr>
         <w:pStyle w:val="Heading2"/>
@@ -19324,8 +21110,8 @@
         </w:tc>
       </w:tr>
     </w:tbl>
-    <w:bookmarkEnd w:id="92"/>
-    <w:bookmarkStart w:id="93" w:name="war-veteran"/>
+    <w:bookmarkEnd w:id="98"/>
+    <w:bookmarkStart w:id="99" w:name="war-veteran"/>
     <w:p>
       <w:pPr>
         <w:pStyle w:val="Heading2"/>
@@ -19576,8 +21362,8 @@
         </w:tc>
       </w:tr>
     </w:tbl>
-    <w:bookmarkEnd w:id="93"/>
-    <w:bookmarkStart w:id="94" w:name="sighted"/>
+    <w:bookmarkEnd w:id="99"/>
+    <w:bookmarkStart w:id="100" w:name="sighted"/>
     <w:p>
       <w:pPr>
         <w:pStyle w:val="Heading2"/>
@@ -19622,7 +21408,7 @@
       <w:pPr>
         <w:numPr>
           <w:ilvl w:val="0"/>
-          <w:numId w:val="1019"/>
+          <w:numId w:val="1020"/>
         </w:numPr>
         <w:pStyle w:val="Compact"/>
       </w:pPr>
@@ -19852,8 +21638,8 @@
         </w:tc>
       </w:tr>
     </w:tbl>
-    <w:bookmarkEnd w:id="94"/>
-    <w:bookmarkStart w:id="95" w:name="dhampir"/>
+    <w:bookmarkEnd w:id="100"/>
+    <w:bookmarkStart w:id="101" w:name="dhampir"/>
     <w:p>
       <w:pPr>
         <w:pStyle w:val="Heading2"/>
@@ -19898,7 +21684,7 @@
       <w:pPr>
         <w:numPr>
           <w:ilvl w:val="0"/>
-          <w:numId w:val="1020"/>
+          <w:numId w:val="1021"/>
         </w:numPr>
         <w:pStyle w:val="Compact"/>
       </w:pPr>
@@ -19910,7 +21696,7 @@
       <w:pPr>
         <w:numPr>
           <w:ilvl w:val="0"/>
-          <w:numId w:val="1020"/>
+          <w:numId w:val="1021"/>
         </w:numPr>
         <w:pStyle w:val="Compact"/>
       </w:pPr>
@@ -19922,7 +21708,7 @@
       <w:pPr>
         <w:numPr>
           <w:ilvl w:val="0"/>
-          <w:numId w:val="1020"/>
+          <w:numId w:val="1021"/>
         </w:numPr>
         <w:pStyle w:val="Compact"/>
       </w:pPr>
@@ -20152,8 +21938,8 @@
         </w:tc>
       </w:tr>
     </w:tbl>
-    <w:bookmarkEnd w:id="95"/>
-    <w:bookmarkStart w:id="96" w:name="practitioner"/>
+    <w:bookmarkEnd w:id="101"/>
+    <w:bookmarkStart w:id="102" w:name="practitioner"/>
     <w:p>
       <w:pPr>
         <w:pStyle w:val="Heading2"/>
@@ -20198,7 +21984,7 @@
       <w:pPr>
         <w:numPr>
           <w:ilvl w:val="0"/>
-          <w:numId w:val="1021"/>
+          <w:numId w:val="1022"/>
         </w:numPr>
         <w:pStyle w:val="Compact"/>
       </w:pPr>
@@ -20210,7 +21996,7 @@
       <w:pPr>
         <w:numPr>
           <w:ilvl w:val="0"/>
-          <w:numId w:val="1021"/>
+          <w:numId w:val="1022"/>
         </w:numPr>
         <w:pStyle w:val="Compact"/>
       </w:pPr>
@@ -20222,7 +22008,7 @@
       <w:pPr>
         <w:numPr>
           <w:ilvl w:val="0"/>
-          <w:numId w:val="1021"/>
+          <w:numId w:val="1022"/>
         </w:numPr>
         <w:pStyle w:val="Compact"/>
       </w:pPr>
@@ -20727,7 +22513,7 @@
               <w:rPr>
                 <w:sz w:val="19"/>
               </w:rPr>
-              <w:t xml:space="preserve">Quick casting along one or two paths agreed with the GM (fire and force, say): one roll per action, and each success fills two segments. You can carry only one charm.</w:t>
+              <w:t xml:space="preserve">Casts hexes: quick spells in one action and an Occult roll, shaped by one or two paths agreed with the GM (fire and force, say). Known: Trained 2, Specialty 3, Expert 4. You can carry only one charm.</w:t>
             </w:r>
           </w:p>
         </w:tc>
@@ -20762,8 +22548,8 @@
         </w:tc>
       </w:tr>
     </w:tbl>
-    <w:bookmarkEnd w:id="96"/>
-    <w:bookmarkStart w:id="97" w:name="revenant"/>
+    <w:bookmarkEnd w:id="102"/>
+    <w:bookmarkStart w:id="103" w:name="revenant"/>
     <w:p>
       <w:pPr>
         <w:pStyle w:val="Heading2"/>
@@ -20808,7 +22594,7 @@
       <w:pPr>
         <w:numPr>
           <w:ilvl w:val="0"/>
-          <w:numId w:val="1022"/>
+          <w:numId w:val="1023"/>
         </w:numPr>
         <w:pStyle w:val="Compact"/>
       </w:pPr>
@@ -20820,7 +22606,7 @@
       <w:pPr>
         <w:numPr>
           <w:ilvl w:val="0"/>
-          <w:numId w:val="1022"/>
+          <w:numId w:val="1023"/>
         </w:numPr>
         <w:pStyle w:val="Compact"/>
       </w:pPr>
@@ -20832,7 +22618,7 @@
       <w:pPr>
         <w:numPr>
           <w:ilvl w:val="0"/>
-          <w:numId w:val="1022"/>
+          <w:numId w:val="1023"/>
         </w:numPr>
         <w:pStyle w:val="Compact"/>
       </w:pPr>
@@ -21062,8 +22848,8 @@
         </w:tc>
       </w:tr>
     </w:tbl>
-    <w:bookmarkEnd w:id="97"/>
-    <w:bookmarkStart w:id="98" w:name="werewolf"/>
+    <w:bookmarkEnd w:id="103"/>
+    <w:bookmarkStart w:id="104" w:name="werewolf"/>
     <w:p>
       <w:pPr>
         <w:pStyle w:val="Heading2"/>
@@ -21108,7 +22894,7 @@
       <w:pPr>
         <w:numPr>
           <w:ilvl w:val="0"/>
-          <w:numId w:val="1023"/>
+          <w:numId w:val="1024"/>
         </w:numPr>
         <w:pStyle w:val="Compact"/>
       </w:pPr>
@@ -21120,7 +22906,7 @@
       <w:pPr>
         <w:numPr>
           <w:ilvl w:val="0"/>
-          <w:numId w:val="1023"/>
+          <w:numId w:val="1024"/>
         </w:numPr>
         <w:pStyle w:val="Compact"/>
       </w:pPr>
@@ -21132,7 +22918,7 @@
       <w:pPr>
         <w:numPr>
           <w:ilvl w:val="0"/>
-          <w:numId w:val="1023"/>
+          <w:numId w:val="1024"/>
         </w:numPr>
         <w:pStyle w:val="Compact"/>
       </w:pPr>
@@ -21396,8 +23182,8 @@
         </w:tc>
       </w:tr>
     </w:tbl>
-    <w:bookmarkEnd w:id="98"/>
-    <w:bookmarkStart w:id="99" w:name="pact-bound"/>
+    <w:bookmarkEnd w:id="104"/>
+    <w:bookmarkStart w:id="105" w:name="pact-bound"/>
     <w:p>
       <w:pPr>
         <w:pStyle w:val="Heading2"/>
@@ -21442,7 +23228,7 @@
       <w:pPr>
         <w:numPr>
           <w:ilvl w:val="0"/>
-          <w:numId w:val="1024"/>
+          <w:numId w:val="1025"/>
         </w:numPr>
         <w:pStyle w:val="Compact"/>
       </w:pPr>
@@ -21454,7 +23240,7 @@
       <w:pPr>
         <w:numPr>
           <w:ilvl w:val="0"/>
-          <w:numId w:val="1024"/>
+          <w:numId w:val="1025"/>
         </w:numPr>
         <w:pStyle w:val="Compact"/>
       </w:pPr>
@@ -21466,7 +23252,7 @@
       <w:pPr>
         <w:numPr>
           <w:ilvl w:val="0"/>
-          <w:numId w:val="1024"/>
+          <w:numId w:val="1025"/>
         </w:numPr>
         <w:pStyle w:val="Compact"/>
       </w:pPr>
@@ -21696,8 +23482,8 @@
         </w:tc>
       </w:tr>
     </w:tbl>
-    <w:bookmarkEnd w:id="99"/>
-    <w:bookmarkStart w:id="100" w:name="vampire"/>
+    <w:bookmarkEnd w:id="105"/>
+    <w:bookmarkStart w:id="106" w:name="vampire"/>
     <w:p>
       <w:pPr>
         <w:pStyle w:val="Heading2"/>
@@ -21742,7 +23528,7 @@
       <w:pPr>
         <w:numPr>
           <w:ilvl w:val="0"/>
-          <w:numId w:val="1025"/>
+          <w:numId w:val="1026"/>
         </w:numPr>
         <w:pStyle w:val="Compact"/>
       </w:pPr>
@@ -21754,7 +23540,7 @@
       <w:pPr>
         <w:numPr>
           <w:ilvl w:val="0"/>
-          <w:numId w:val="1025"/>
+          <w:numId w:val="1026"/>
         </w:numPr>
         <w:pStyle w:val="Compact"/>
       </w:pPr>
@@ -21766,7 +23552,7 @@
       <w:pPr>
         <w:numPr>
           <w:ilvl w:val="0"/>
-          <w:numId w:val="1025"/>
+          <w:numId w:val="1026"/>
         </w:numPr>
         <w:pStyle w:val="Compact"/>
       </w:pPr>
@@ -21778,7 +23564,7 @@
       <w:pPr>
         <w:numPr>
           <w:ilvl w:val="0"/>
-          <w:numId w:val="1025"/>
+          <w:numId w:val="1026"/>
         </w:numPr>
         <w:pStyle w:val="Compact"/>
       </w:pPr>
@@ -22042,9 +23828,9 @@
         </w:tc>
       </w:tr>
     </w:tbl>
-    <w:bookmarkEnd w:id="100"/>
-    <w:bookmarkEnd w:id="101"/>
-    <w:bookmarkStart w:id="112" w:name="making-your-own"/>
+    <w:bookmarkEnd w:id="106"/>
+    <w:bookmarkEnd w:id="107"/>
+    <w:bookmarkStart w:id="118" w:name="making-your-own"/>
     <w:p>
       <w:pPr>
         <w:pStyle w:val="Heading1"/>
@@ -22077,7 +23863,7 @@
         <w:t xml:space="preserve">option at the end of each list, and its checklist holds a custom choice to the same rules as everything else.</w:t>
       </w:r>
     </w:p>
-    <w:bookmarkStart w:id="102" w:name="a-custom-calling"/>
+    <w:bookmarkStart w:id="108" w:name="a-custom-calling"/>
     <w:p>
       <w:pPr>
         <w:pStyle w:val="Heading2"/>
@@ -22098,7 +23884,7 @@
       <w:pPr>
         <w:numPr>
           <w:ilvl w:val="0"/>
-          <w:numId w:val="1026"/>
+          <w:numId w:val="1027"/>
         </w:numPr>
         <w:pStyle w:val="Compact"/>
       </w:pPr>
@@ -22144,7 +23930,7 @@
       <w:pPr>
         <w:numPr>
           <w:ilvl w:val="0"/>
-          <w:numId w:val="1026"/>
+          <w:numId w:val="1027"/>
         </w:numPr>
         <w:pStyle w:val="Compact"/>
       </w:pPr>
@@ -22166,7 +23952,7 @@
       <w:pPr>
         <w:numPr>
           <w:ilvl w:val="0"/>
-          <w:numId w:val="1026"/>
+          <w:numId w:val="1027"/>
         </w:numPr>
         <w:pStyle w:val="Compact"/>
       </w:pPr>
@@ -22188,7 +23974,7 @@
       <w:pPr>
         <w:numPr>
           <w:ilvl w:val="0"/>
-          <w:numId w:val="1026"/>
+          <w:numId w:val="1027"/>
         </w:numPr>
         <w:pStyle w:val="Compact"/>
       </w:pPr>
@@ -22253,8 +24039,8 @@
         <w:t xml:space="preserve">.</w:t>
       </w:r>
     </w:p>
-    <w:bookmarkEnd w:id="102"/>
-    <w:bookmarkStart w:id="111" w:name="a-custom-origin"/>
+    <w:bookmarkEnd w:id="108"/>
+    <w:bookmarkStart w:id="117" w:name="a-custom-origin"/>
     <w:p>
       <w:pPr>
         <w:pStyle w:val="Heading2"/>
@@ -22271,7 +24057,7 @@
         <w:t xml:space="preserve">Build it with the GM, one step at a time.</w:t>
       </w:r>
     </w:p>
-    <w:bookmarkStart w:id="103" w:name="the-concept"/>
+    <w:bookmarkStart w:id="109" w:name="the-concept"/>
     <w:p>
       <w:pPr>
         <w:pStyle w:val="Heading3"/>
@@ -22288,8 +24074,8 @@
         <w:t xml:space="preserve">Two or three sentences: where they come from, what sets them apart, and how others see them. It should be something the origins in this book don’t already cover.</w:t>
       </w:r>
     </w:p>
-    <w:bookmarkEnd w:id="103"/>
-    <w:bookmarkStart w:id="104" w:name="the-tier"/>
+    <w:bookmarkEnd w:id="109"/>
+    <w:bookmarkStart w:id="110" w:name="the-tier"/>
     <w:p>
       <w:pPr>
         <w:pStyle w:val="Heading3"/>
@@ -22586,8 +24372,8 @@
         <w:t xml:space="preserve">When in doubt, choose the higher tier.</w:t>
       </w:r>
     </w:p>
-    <w:bookmarkEnd w:id="104"/>
-    <w:bookmarkStart w:id="105" w:name="attribute-adjustments"/>
+    <w:bookmarkEnd w:id="110"/>
+    <w:bookmarkStart w:id="111" w:name="attribute-adjustments"/>
     <w:p>
       <w:pPr>
         <w:pStyle w:val="Heading3"/>
@@ -22633,8 +24419,8 @@
         <w:t xml:space="preserve">: a +2 needs a −2 or two −1s. The adjustments move the attribute’s base (+1 starts it at 11) and raise its starting maximum (13 plus the bonus). Most origins change two to four attributes.</w:t>
       </w:r>
     </w:p>
-    <w:bookmarkEnd w:id="105"/>
-    <w:bookmarkStart w:id="106" w:name="core-rules-tier-1-and-up"/>
+    <w:bookmarkEnd w:id="111"/>
+    <w:bookmarkStart w:id="112" w:name="core-rules-tier-1-and-up"/>
     <w:p>
       <w:pPr>
         <w:pStyle w:val="Heading3"/>
@@ -22651,8 +24437,8 @@
         <w:t xml:space="preserve">One to three short rules that always apply: what they can do (see in the dark, resist cold, a free Trained skill) and what it costs (a weakness, a people’s distrust, a hazard they can’t abide). A strength with no drawback is worth more than it looks, so price it a tier higher.</w:t>
       </w:r>
     </w:p>
-    <w:bookmarkEnd w:id="106"/>
-    <w:bookmarkStart w:id="107" w:name="origin-advantages"/>
+    <w:bookmarkEnd w:id="112"/>
+    <w:bookmarkStart w:id="113" w:name="origin-advantages"/>
     <w:p>
       <w:pPr>
         <w:pStyle w:val="Heading3"/>
@@ -22707,8 +24493,8 @@
         <w:t xml:space="preserve">: a problem the trait causes, with a clear trigger and a real consequence, which earns a Grit point when it bites, like any complication. A character takes one advantage, general or origin, so make them distinct choices.</w:t>
       </w:r>
     </w:p>
-    <w:bookmarkEnd w:id="107"/>
-    <w:bookmarkStart w:id="108" w:name="an-alternate-form-optional-tier-2-or-3"/>
+    <w:bookmarkEnd w:id="113"/>
+    <w:bookmarkStart w:id="114" w:name="an-alternate-form-optional-tier-2-or-3"/>
     <w:p>
       <w:pPr>
         <w:pStyle w:val="Heading3"/>
@@ -22741,8 +24527,8 @@
         <w:t xml:space="preserve">apply.</w:t>
       </w:r>
     </w:p>
-    <w:bookmarkEnd w:id="108"/>
-    <w:bookmarkStart w:id="109" w:name="in-the-creator"/>
+    <w:bookmarkEnd w:id="114"/>
+    <w:bookmarkStart w:id="115" w:name="in-the-creator"/>
     <w:p>
       <w:pPr>
         <w:pStyle w:val="Heading3"/>
@@ -22755,7 +24541,7 @@
       <w:pPr>
         <w:numPr>
           <w:ilvl w:val="0"/>
-          <w:numId w:val="1027"/>
+          <w:numId w:val="1028"/>
         </w:numPr>
         <w:pStyle w:val="Compact"/>
       </w:pPr>
@@ -22783,7 +24569,7 @@
       <w:pPr>
         <w:numPr>
           <w:ilvl w:val="0"/>
-          <w:numId w:val="1027"/>
+          <w:numId w:val="1028"/>
         </w:numPr>
         <w:pStyle w:val="Compact"/>
       </w:pPr>
@@ -22795,7 +24581,7 @@
       <w:pPr>
         <w:numPr>
           <w:ilvl w:val="0"/>
-          <w:numId w:val="1027"/>
+          <w:numId w:val="1028"/>
         </w:numPr>
         <w:pStyle w:val="Compact"/>
       </w:pPr>
@@ -22823,7 +24609,7 @@
       <w:pPr>
         <w:numPr>
           <w:ilvl w:val="0"/>
-          <w:numId w:val="1027"/>
+          <w:numId w:val="1028"/>
         </w:numPr>
         <w:pStyle w:val="Compact"/>
       </w:pPr>
@@ -22847,8 +24633,8 @@
         <w:t xml:space="preserve">and enter the advantage and its companion complication.</w:t>
       </w:r>
     </w:p>
-    <w:bookmarkEnd w:id="109"/>
-    <w:bookmarkStart w:id="110" w:name="example"/>
+    <w:bookmarkEnd w:id="115"/>
+    <w:bookmarkStart w:id="116" w:name="example"/>
     <w:p>
       <w:pPr>
         <w:pStyle w:val="Heading3"/>
@@ -22953,10 +24739,10 @@
         <w:t xml:space="preserve">: something from the other side follows you; when it matters, accept the chill, the stopped clock or the panicked horse.</w:t>
       </w:r>
     </w:p>
-    <w:bookmarkEnd w:id="110"/>
-    <w:bookmarkEnd w:id="111"/>
-    <w:bookmarkEnd w:id="112"/>
-    <w:bookmarkStart w:id="113" w:name="complications"/>
+    <w:bookmarkEnd w:id="116"/>
+    <w:bookmarkEnd w:id="117"/>
+    <w:bookmarkEnd w:id="118"/>
+    <w:bookmarkStart w:id="119" w:name="complications"/>
     <w:p>
       <w:pPr>
         <w:pStyle w:val="Heading1"/>
@@ -23661,8 +25447,8 @@
         </w:tc>
       </w:tr>
     </w:tbl>
-    <w:bookmarkEnd w:id="113"/>
-    <w:bookmarkStart w:id="115" w:name="quick-reference"/>
+    <w:bookmarkEnd w:id="119"/>
+    <w:bookmarkStart w:id="121" w:name="quick-reference"/>
     <w:p>
       <w:pPr>
         <w:pStyle w:val="Heading1"/>
@@ -23853,7 +25639,7 @@
       <w:r>
         <w:t xml:space="preserve"> </w:t>
       </w:r>
-      <w:hyperlink r:id="rId114">
+      <w:hyperlink r:id="rId120">
         <w:r>
           <w:rPr>
             <w:rStyle w:val="Hyperlink"/>
@@ -23865,7 +25651,7 @@
         <w:t xml:space="preserve">. You may share, adapt, and use it for any purpose, including commercially, as long as you give appropriate credit to the author.</w:t>
       </w:r>
     </w:p>
-    <w:bookmarkEnd w:id="115"/>
+    <w:bookmarkEnd w:id="121"/>
     <w:sectPr/>
   </w:body>
 </w:document>
@@ -24248,7 +26034,34 @@
     </w:lvlOverride>
   </w:num>
   <w:num w:numId="1011">
-    <w:abstractNumId w:val="991"/>
+    <w:abstractNumId w:val="99411"/>
+    <w:lvlOverride w:ilvl="0">
+      <w:startOverride w:val="1"/>
+    </w:lvlOverride>
+    <w:lvlOverride w:ilvl="1">
+      <w:startOverride w:val="1"/>
+    </w:lvlOverride>
+    <w:lvlOverride w:ilvl="2">
+      <w:startOverride w:val="1"/>
+    </w:lvlOverride>
+    <w:lvlOverride w:ilvl="3">
+      <w:startOverride w:val="1"/>
+    </w:lvlOverride>
+    <w:lvlOverride w:ilvl="4">
+      <w:startOverride w:val="1"/>
+    </w:lvlOverride>
+    <w:lvlOverride w:ilvl="5">
+      <w:startOverride w:val="1"/>
+    </w:lvlOverride>
+    <w:lvlOverride w:ilvl="6">
+      <w:startOverride w:val="1"/>
+    </w:lvlOverride>
+    <w:lvlOverride w:ilvl="7">
+      <w:startOverride w:val="1"/>
+    </w:lvlOverride>
+    <w:lvlOverride w:ilvl="8">
+      <w:startOverride w:val="1"/>
+    </w:lvlOverride>
   </w:num>
   <w:num w:numId="1012">
     <w:abstractNumId w:val="991"/>
@@ -24293,6 +26106,9 @@
     <w:abstractNumId w:val="991"/>
   </w:num>
   <w:num w:numId="1026">
+    <w:abstractNumId w:val="991"/>
+  </w:num>
+  <w:num w:numId="1027">
     <w:abstractNumId w:val="99411"/>
     <w:lvlOverride w:ilvl="0">
       <w:startOverride w:val="1"/>
@@ -24322,7 +26138,7 @@
       <w:startOverride w:val="1"/>
     </w:lvlOverride>
   </w:num>
-  <w:num w:numId="1027">
+  <w:num w:numId="1028">
     <w:abstractNumId w:val="99411"/>
     <w:lvlOverride w:ilvl="0">
       <w:startOverride w:val="1"/>

--- a/legend-dynamics/site/dust-and-damnation/Dust_Damnation_Players_Guide.docx
+++ b/legend-dynamics/site/dust-and-damnation/Dust_Damnation_Players_Guide.docx
@@ -3088,6 +3088,54 @@
                 <w:sz w:val="19"/>
               </w:rPr>
               <w:t xml:space="preserve">An heirloom weapon, a master’s instruments or a fine kit: +2 to one named skill when it’s used</w:t>
+            </w:r>
+          </w:p>
+        </w:tc>
+        <w:tc>
+          <w:tcPr/>
+          <w:p>
+            <w:pPr>
+              <w:pStyle w:val="Compact"/>
+              <w:jc w:val="left"/>
+            </w:pPr>
+            <w:r>
+              <w:rPr>
+                <w:sz w:val="19"/>
+              </w:rPr>
+              <w:t xml:space="preserve">1</w:t>
+            </w:r>
+          </w:p>
+        </w:tc>
+      </w:tr>
+      <w:tr>
+        <w:tc>
+          <w:tcPr/>
+          <w:p>
+            <w:pPr>
+              <w:pStyle w:val="Compact"/>
+              <w:jc w:val="left"/>
+            </w:pPr>
+            <w:r>
+              <w:rPr>
+                <w:b/>
+                <w:sz w:val="19"/>
+              </w:rPr>
+              <w:t xml:space="preserve">Talisman</w:t>
+            </w:r>
+          </w:p>
+        </w:tc>
+        <w:tc>
+          <w:tcPr/>
+          <w:p>
+            <w:pPr>
+              <w:pStyle w:val="Compact"/>
+              <w:jc w:val="left"/>
+            </w:pPr>
+            <w:r>
+              <w:rPr>
+                <w:sz w:val="19"/>
+              </w:rPr>
+              <w:t xml:space="preserve">A ready charm from the folk traditions: a hoodoo mojo hand, a gris-gris, a hex letter sewn in your coat, a buckeye blessed by a granny woman. It holds a Minor ritual agreed with the GM; break it to release it. Anyone can carry one. It’s renewed between jobs and doesn’t count against a charm limit.</w:t>
             </w:r>
           </w:p>
         </w:tc>
@@ -14280,6 +14328,44 @@
       </w:r>
       <w:r>
         <w:t xml:space="preserve">Carry as many ready charms as your Occult training allows: Trained 2, Specialty 3, Expert 4. A Sorcerer carries only one.</w:t>
+      </w:r>
+    </w:p>
+    <w:p>
+      <w:pPr>
+        <w:numPr>
+          <w:ilvl w:val="0"/>
+          <w:numId w:val="1012"/>
+        </w:numPr>
+        <w:pStyle w:val="Compact"/>
+      </w:pPr>
+      <w:r>
+        <w:rPr>
+          <w:bCs/>
+          <w:b/>
+        </w:rPr>
+        <w:t xml:space="preserve">Folk talismans.</w:t>
+      </w:r>
+      <w:r>
+        <w:t xml:space="preserve"> </w:t>
+      </w:r>
+      <w:r>
+        <w:t xml:space="preserve">Anyone, practitioner or not, can carry a charm made in the old folk ways through the</w:t>
+      </w:r>
+      <w:r>
+        <w:t xml:space="preserve"> </w:t>
+      </w:r>
+      <w:r>
+        <w:rPr>
+          <w:bCs/>
+          <w:b/>
+        </w:rPr>
+        <w:t xml:space="preserve">Talisman</w:t>
+      </w:r>
+      <w:r>
+        <w:t xml:space="preserve"> </w:t>
+      </w:r>
+      <w:r>
+        <w:t xml:space="preserve">Edge: a mojo hand from a hoodoo root doctor, a gris-gris from a Voodoo mambo in New Orleans, a hex letter from a Pennsylvania Dutch powwow doctor, a blessed buckeye from an Appalachian granny woman. It holds a Minor ritual, is renewed between jobs, and doesn’t count against a charm limit.</w:t>
       </w:r>
     </w:p>
     <w:p>

--- a/legend-dynamics/site/dust-and-damnation/Dust_Damnation_Players_Guide.docx
+++ b/legend-dynamics/site/dust-and-damnation/Dust_Damnation_Players_Guide.docx
@@ -3135,7 +3135,7 @@
               <w:rPr>
                 <w:sz w:val="19"/>
               </w:rPr>
-              <w:t xml:space="preserve">A ready charm from the folk traditions: a hoodoo mojo hand, a gris-gris, a hex letter sewn in your coat, a buckeye blessed by a granny woman. It holds a Minor ritual agreed with the GM; break it to release it. Anyone can carry one. It’s renewed between jobs and doesn’t count against a charm limit.</w:t>
+              <w:t xml:space="preserve">A ready charm from the folk traditions: a hoodoo mojo hand, a gris-gris, a Himmelsbrief (a German heaven’s letter) sewn in your coat, a buckeye blessed by a granny woman. It holds a Minor ritual agreed with the GM; break it to release it. Anyone can carry one. It’s renewed between jobs and doesn’t count against a charm limit.</w:t>
             </w:r>
           </w:p>
         </w:tc>
@@ -10923,7 +10923,7 @@
               <w:rPr>
                 <w:sz w:val="19"/>
               </w:rPr>
-              <w:t xml:space="preserve">Every Practitioner, at their tradition’s pace: ten minutes a roll; an hour for a Hermeticist.</w:t>
+              <w:t xml:space="preserve">Every Practitioner, at their tradition’s pace: ten minutes a roll; an hour for a Hermeticist; a minute for a Braucher’s healing charm.</w:t>
             </w:r>
           </w:p>
         </w:tc>
@@ -14043,7 +14043,7 @@
         <w:t xml:space="preserve"> </w:t>
       </w:r>
       <w:r>
-        <w:t xml:space="preserve">rolls at your tradition’s pace, usually ten minutes a roll, an hour for a Hermeticist. Most western magic is slow, so practitioners prepare: a finished ritual stored as a</w:t>
+        <w:t xml:space="preserve">rolls at your tradition’s pace, usually ten minutes a roll, an hour for a Hermeticist, a minute for a Braucher’s healing charm. Most western magic is slow, so practitioners prepare: a finished ritual stored as a</w:t>
       </w:r>
       <w:r>
         <w:t xml:space="preserve"> </w:t>
@@ -14365,7 +14365,7 @@
         <w:t xml:space="preserve"> </w:t>
       </w:r>
       <w:r>
-        <w:t xml:space="preserve">Edge: a mojo hand from a hoodoo root doctor, a gris-gris from a Voodoo mambo in New Orleans, a hex letter from a Pennsylvania Dutch powwow doctor, a blessed buckeye from an Appalachian granny woman. It holds a Minor ritual, is renewed between jobs, and doesn’t count against a charm limit.</w:t>
+        <w:t xml:space="preserve">Edge: a mojo hand from a hoodoo root doctor, a gris-gris from a Voodoo mambo in New Orleans, a Himmelsbrief (heaven’s letter) from a Pennsylvania German powwow doctor, a blessed buckeye from an Appalachian granny woman. It holds a Minor ritual, is renewed between jobs, and doesn’t count against a charm limit.</w:t>
       </w:r>
     </w:p>
     <w:p>
@@ -14401,6 +14401,98 @@
       </w:r>
       <w:r>
         <w:t xml:space="preserve">, and the Order of the Iron Cross hunts known practitioners.</w:t>
+      </w:r>
+    </w:p>
+    <w:p>
+      <w:pPr>
+        <w:pStyle w:val="FirstParagraph"/>
+      </w:pPr>
+      <w:r>
+        <w:rPr>
+          <w:bCs/>
+          <w:b/>
+        </w:rPr>
+        <w:t xml:space="preserve">The old country’s magic.</w:t>
+      </w:r>
+      <w:r>
+        <w:t xml:space="preserve"> </w:t>
+      </w:r>
+      <w:r>
+        <w:t xml:space="preserve">German settlers brought theirs west with the wagons.</w:t>
+      </w:r>
+      <w:r>
+        <w:t xml:space="preserve"> </w:t>
+      </w:r>
+      <w:r>
+        <w:rPr>
+          <w:bCs/>
+          <w:b/>
+        </w:rPr>
+        <w:t xml:space="preserve">Braucher</w:t>
+      </w:r>
+      <w:r>
+        <w:t xml:space="preserve">, the powwow doctors of the Pennsylvania settlements, the Ohio valley and the Texas Hill Country, heal with charms whispered from Hohman’s</w:t>
+      </w:r>
+      <w:r>
+        <w:t xml:space="preserve"> </w:t>
+      </w:r>
+      <w:r>
+        <w:rPr>
+          <w:iCs/>
+          <w:i/>
+        </w:rPr>
+        <w:t xml:space="preserve">Long Lost Friend</w:t>
+      </w:r>
+      <w:r>
+        <w:t xml:space="preserve"> </w:t>
+      </w:r>
+      <w:r>
+        <w:t xml:space="preserve">and never take pay. Soldiers sew</w:t>
+      </w:r>
+      <w:r>
+        <w:t xml:space="preserve"> </w:t>
+      </w:r>
+      <w:r>
+        <w:rPr>
+          <w:bCs/>
+          <w:b/>
+        </w:rPr>
+        <w:t xml:space="preserve">heaven’s letters</w:t>
+      </w:r>
+      <w:r>
+        <w:t xml:space="preserve"> </w:t>
+      </w:r>
+      <w:r>
+        <w:t xml:space="preserve">into their coats against bullets. The</w:t>
+      </w:r>
+      <w:r>
+        <w:t xml:space="preserve"> </w:t>
+      </w:r>
+      <w:r>
+        <w:rPr>
+          <w:iCs/>
+          <w:i/>
+        </w:rPr>
+        <w:t xml:space="preserve">Sixth and Seventh Books of Moses</w:t>
+      </w:r>
+      <w:r>
+        <w:t xml:space="preserve">, a German grimoire, passes from hand to hand, prized by Hermeticists and hoodoo root doctors alike. And where there is a Braucher, there is a</w:t>
+      </w:r>
+      <w:r>
+        <w:t xml:space="preserve"> </w:t>
+      </w:r>
+      <w:r>
+        <w:rPr>
+          <w:bCs/>
+          <w:b/>
+        </w:rPr>
+        <w:t xml:space="preserve">Hexenmeister</w:t>
+      </w:r>
+      <w:r>
+        <w:t xml:space="preserve"> </w:t>
+      </w:r>
+      <w:r>
+        <w:t xml:space="preserve">who will curse for money.</w:t>
       </w:r>
     </w:p>
     <w:bookmarkStart w:id="78" w:name="hexes-1"/>
@@ -22051,7 +22143,7 @@
         <w:pStyle w:val="BodyText"/>
       </w:pPr>
       <w:r>
-        <w:t xml:space="preserve">A human who works real magic in a tradition: alchemy, witchcraft, the old hermetic arts or worse. Preachers call it devilry, and monster hunters keep a list.</w:t>
+        <w:t xml:space="preserve">A human who works real magic in a tradition: alchemy, witchcraft, Pennsylvania German powwow, the old hermetic arts or worse. Preachers call it devilry, and monster hunters keep a list.</w:t>
       </w:r>
     </w:p>
     <w:p>
@@ -22289,7 +22381,7 @@
               <w:rPr>
                 <w:sz w:val="19"/>
               </w:rPr>
-              <w:t xml:space="preserve">Ritual magic from grimoires, circles and sigils: wards, bindings, divination. An hour per roll, and it needs books. +2 to Occult for wards and bindings.</w:t>
+              <w:t xml:space="preserve">Ritual magic from grimoires, circles and sigils (the Key of Solomon, the German Sixth and Seventh Books of Moses): wards, bindings, divination. An hour per roll, and it needs books. +2 to Occult for wards and bindings.</w:t>
             </w:r>
           </w:p>
         </w:tc>
@@ -22443,6 +22535,68 @@
                 <w:sz w:val="19"/>
               </w:rPr>
               <w:t xml:space="preserve">Your charms demand their rituals. Accept the delay or the odd behavior they require.</w:t>
+            </w:r>
+          </w:p>
+        </w:tc>
+      </w:tr>
+      <w:tr>
+        <w:tc>
+          <w:tcPr/>
+          <w:p>
+            <w:pPr>
+              <w:pStyle w:val="Compact"/>
+              <w:jc w:val="left"/>
+            </w:pPr>
+            <w:r>
+              <w:rPr>
+                <w:b/>
+                <w:sz w:val="19"/>
+              </w:rPr>
+              <w:t xml:space="preserve">Braucher</w:t>
+            </w:r>
+          </w:p>
+        </w:tc>
+        <w:tc>
+          <w:tcPr/>
+          <w:p>
+            <w:pPr>
+              <w:pStyle w:val="Compact"/>
+              <w:jc w:val="left"/>
+            </w:pPr>
+            <w:r>
+              <w:rPr>
+                <w:sz w:val="19"/>
+              </w:rPr>
+              <w:t xml:space="preserve">Pennsylvania German powwow (Brauche): healing and protection by whispered charms, the sign of the cross and Hohman’s Long Lost Friend. A minute a roll, not ten, for a charm spoken over a wound, a burn or a sick child. +2 to Occult to heal, and to ward a person, house or barn against fire, theft, bullets and hexes.</w:t>
+            </w:r>
+          </w:p>
+        </w:tc>
+        <w:tc>
+          <w:tcPr/>
+          <w:p>
+            <w:pPr>
+              <w:pStyle w:val="Compact"/>
+              <w:jc w:val="left"/>
+            </w:pPr>
+            <w:r>
+              <w:rPr>
+                <w:bCs/>
+                <w:b/>
+                <w:sz w:val="19"/>
+              </w:rPr>
+              <w:t xml:space="preserve">Never for Pay.</w:t>
+            </w:r>
+            <w:r>
+              <w:rPr>
+                <w:sz w:val="19"/>
+              </w:rPr>
+              <w:t xml:space="preserve"> </w:t>
+            </w:r>
+            <w:r>
+              <w:rPr>
+                <w:sz w:val="19"/>
+              </w:rPr>
+              <w:t xml:space="preserve">The gift fails if you ask for money, and the old rule says to teach it only to someone of the other sex. Accept the gift you can’t refuse or the debt you can’t collect.</w:t>
             </w:r>
           </w:p>
         </w:tc>

--- a/legend-dynamics/site/dust-and-damnation/Dust_Damnation_Players_Guide.docx
+++ b/legend-dynamics/site/dust-and-damnation/Dust_Damnation_Players_Guide.docx
@@ -5995,6 +5995,39 @@
                 <w:b/>
                 <w:sz w:val="19"/>
               </w:rPr>
+              <w:t xml:space="preserve">Heavy coat</w:t>
+            </w:r>
+          </w:p>
+        </w:tc>
+        <w:tc>
+          <w:tcPr/>
+          <w:p>
+            <w:pPr>
+              <w:pStyle w:val="Compact"/>
+              <w:jc w:val="left"/>
+            </w:pPr>
+            <w:r>
+              <w:rPr>
+                <w:sz w:val="19"/>
+              </w:rPr>
+              <w:t xml:space="preserve">A buffalo coat or a canvas duster: it turns a blade, a claw or an arrow, but not a bullet. Once per fight, a hit of 2 or more boxes from a blade, claw, fang or missile marks one fewer.</w:t>
+            </w:r>
+          </w:p>
+        </w:tc>
+      </w:tr>
+      <w:tr>
+        <w:tc>
+          <w:tcPr/>
+          <w:p>
+            <w:pPr>
+              <w:pStyle w:val="Compact"/>
+              <w:jc w:val="left"/>
+            </w:pPr>
+            <w:r>
+              <w:rPr>
+                <w:b/>
+                <w:sz w:val="19"/>
+              </w:rPr>
               <w:t xml:space="preserve">Lantern and matches</w:t>
             </w:r>
           </w:p>
@@ -6784,7 +6817,7 @@
     </w:p>
     <w:bookmarkEnd w:id="48"/>
     <w:bookmarkEnd w:id="49"/>
-    <w:bookmarkStart w:id="57" w:name="personal-combat"/>
+    <w:bookmarkStart w:id="58" w:name="personal-combat"/>
     <w:p>
       <w:pPr>
         <w:pStyle w:val="Heading1"/>
@@ -6811,7 +6844,7 @@
       </w:r>
     </w:p>
     <w:bookmarkEnd w:id="50"/>
-    <w:bookmarkStart w:id="51" w:name="attacking-and-defending"/>
+    <w:bookmarkStart w:id="52" w:name="attacking-and-defending"/>
     <w:p>
       <w:pPr>
         <w:pStyle w:val="Heading2"/>
@@ -6836,8 +6869,167 @@
         <w:t xml:space="preserve">Solid cover blocks a shot. Partial cover imposes −2 on the attack. Weapon effects apply after a hit survives any Dodge. Success margin does not increase damage.</w:t>
       </w:r>
     </w:p>
+    <w:bookmarkStart w:id="51" w:name="fighting-in-dust-damnation"/>
+    <w:p>
+      <w:pPr>
+        <w:pStyle w:val="Heading3"/>
+      </w:pPr>
+      <w:r>
+        <w:t xml:space="preserve">Fighting in Dust &amp; Damnation</w:t>
+      </w:r>
+    </w:p>
+    <w:p>
+      <w:pPr>
+        <w:pStyle w:val="FirstParagraph"/>
+      </w:pPr>
+      <w:r>
+        <w:t xml:space="preserve">Dust &amp; Damnation adds these rules to the ones above.</w:t>
+      </w:r>
+    </w:p>
+    <w:p>
+      <w:pPr>
+        <w:numPr>
+          <w:ilvl w:val="0"/>
+          <w:numId w:val="1008"/>
+        </w:numPr>
+        <w:pStyle w:val="Compact"/>
+      </w:pPr>
+      <w:r>
+        <w:rPr>
+          <w:bCs/>
+          <w:b/>
+        </w:rPr>
+        <w:t xml:space="preserve">Defend against every attack.</w:t>
+      </w:r>
+      <w:r>
+        <w:t xml:space="preserve"> </w:t>
+      </w:r>
+      <w:r>
+        <w:t xml:space="preserve">A target may defend against every attack, not just one a round.</w:t>
+      </w:r>
+    </w:p>
+    <w:p>
+      <w:pPr>
+        <w:numPr>
+          <w:ilvl w:val="0"/>
+          <w:numId w:val="1008"/>
+        </w:numPr>
+        <w:pStyle w:val="Compact"/>
+      </w:pPr>
+      <w:r>
+        <w:rPr>
+          <w:bCs/>
+          <w:b/>
+        </w:rPr>
+        <w:t xml:space="preserve">Attack quality.</w:t>
+      </w:r>
+      <w:r>
+        <w:t xml:space="preserve"> </w:t>
+      </w:r>
+      <w:r>
+        <w:t xml:space="preserve">A clean hit is harder to escape. When an attack succeeds by 3 or 4, the defense is at −1; by 5 or 6, −2; by 7 or more, −3.</w:t>
+      </w:r>
+    </w:p>
+    <w:p>
+      <w:pPr>
+        <w:numPr>
+          <w:ilvl w:val="0"/>
+          <w:numId w:val="1008"/>
+        </w:numPr>
+        <w:pStyle w:val="Compact"/>
+      </w:pPr>
+      <w:r>
+        <w:rPr>
+          <w:bCs/>
+          <w:b/>
+        </w:rPr>
+        <w:t xml:space="preserve">Parry.</w:t>
+      </w:r>
+      <w:r>
+        <w:t xml:space="preserve"> </w:t>
+      </w:r>
+      <w:r>
+        <w:t xml:space="preserve">Against a blade, a club, claws or fists, you can parry instead of Dodge: roll Melee −3 with a weapon in hand, or Brawling −3 bare-handed against fists, claws and fangs. Each parry after your first in a round is a further −2. Nobody parries a bullet or an arrow.</w:t>
+      </w:r>
+    </w:p>
+    <w:p>
+      <w:pPr>
+        <w:numPr>
+          <w:ilvl w:val="0"/>
+          <w:numId w:val="1008"/>
+        </w:numPr>
+        <w:pStyle w:val="Compact"/>
+      </w:pPr>
+      <w:r>
+        <w:rPr>
+          <w:bCs/>
+          <w:b/>
+        </w:rPr>
+        <w:t xml:space="preserve">Aim.</w:t>
+      </w:r>
+      <w:r>
+        <w:t xml:space="preserve"> </w:t>
+      </w:r>
+      <w:r>
+        <w:t xml:space="preserve">Spend your action aiming at a target you can see: +1 to your next attack against it. With</w:t>
+      </w:r>
+      <w:r>
+        <w:t xml:space="preserve"> </w:t>
+      </w:r>
+      <w:r>
+        <w:rPr>
+          <w:bCs/>
+          <w:b/>
+        </w:rPr>
+        <w:t xml:space="preserve">Careful Marksman</w:t>
+      </w:r>
+      <w:r>
+        <w:t xml:space="preserve">, the advantage’s +2 adds to this.</w:t>
+      </w:r>
+    </w:p>
+    <w:p>
+      <w:pPr>
+        <w:numPr>
+          <w:ilvl w:val="0"/>
+          <w:numId w:val="1008"/>
+        </w:numPr>
+        <w:pStyle w:val="Compact"/>
+      </w:pPr>
+      <w:r>
+        <w:rPr>
+          <w:bCs/>
+          <w:b/>
+        </w:rPr>
+        <w:t xml:space="preserve">A heavy coat.</w:t>
+      </w:r>
+      <w:r>
+        <w:t xml:space="preserve"> </w:t>
+      </w:r>
+      <w:r>
+        <w:t xml:space="preserve">A buffalo coat or a canvas duster turns a blade, a claw or an arrow, but not a bullet. Once per fight, a hit of 2 or more boxes from a blade, claw, fang or missile marks one fewer.</w:t>
+      </w:r>
+    </w:p>
+    <w:p>
+      <w:pPr>
+        <w:pStyle w:val="FirstParagraph"/>
+      </w:pPr>
+      <w:r>
+        <w:rPr>
+          <w:iCs/>
+          <w:i/>
+        </w:rPr>
+        <w:t xml:space="preserve">Example:</w:t>
+      </w:r>
+      <w:r>
+        <w:t xml:space="preserve"> </w:t>
+      </w:r>
+      <w:r>
+        <w:t xml:space="preserve">a werewolf’s claws succeed by 5 against Deputy Ames. Ames already dodged a knife this round, but may still defend: Dodge 11, −2 for the clean hit, needs a 9 or less. A parry with the saber would be Melee 14 −3 −2 = 9, no better, so Ames dodges.</w:t>
+      </w:r>
+    </w:p>
     <w:bookmarkEnd w:id="51"/>
-    <w:bookmarkStart w:id="52" w:name="range"/>
+    <w:bookmarkEnd w:id="52"/>
+    <w:bookmarkStart w:id="53" w:name="range"/>
     <w:p>
       <w:pPr>
         <w:pStyle w:val="Heading2"/>
@@ -7203,8 +7395,8 @@
         <w:t xml:space="preserve">Moving: your move each turn covers the Close band. Give up your action to run and you cover Short instead.</w:t>
       </w:r>
     </w:p>
-    <w:bookmarkEnd w:id="52"/>
-    <w:bookmarkStart w:id="54" w:name="injury"/>
+    <w:bookmarkEnd w:id="53"/>
+    <w:bookmarkStart w:id="55" w:name="injury"/>
     <w:p>
       <w:pPr>
         <w:pStyle w:val="Heading2"/>
@@ -7493,7 +7685,7 @@
         <w:t xml:space="preserve">Injury penalties replace each other rather than stacking. They apply to movement, attacks, Dodge, and other tasks the injury physically hinders.</w:t>
       </w:r>
     </w:p>
-    <w:bookmarkStart w:id="53" w:name="dying-and-death"/>
+    <w:bookmarkStart w:id="54" w:name="dying-and-death"/>
     <w:p>
       <w:pPr>
         <w:pStyle w:val="Heading3"/>
@@ -7506,7 +7698,7 @@
       <w:pPr>
         <w:numPr>
           <w:ilvl w:val="0"/>
-          <w:numId w:val="1008"/>
+          <w:numId w:val="1009"/>
         </w:numPr>
         <w:pStyle w:val="Compact"/>
       </w:pPr>
@@ -7557,7 +7749,7 @@
       <w:pPr>
         <w:numPr>
           <w:ilvl w:val="0"/>
-          <w:numId w:val="1008"/>
+          <w:numId w:val="1009"/>
         </w:numPr>
         <w:pStyle w:val="Compact"/>
       </w:pPr>
@@ -7579,7 +7771,7 @@
       <w:pPr>
         <w:numPr>
           <w:ilvl w:val="0"/>
-          <w:numId w:val="1008"/>
+          <w:numId w:val="1009"/>
         </w:numPr>
         <w:pStyle w:val="Compact"/>
       </w:pPr>
@@ -7605,9 +7797,9 @@
         <w:t xml:space="preserve">Your protection is avoiding the hit: Dodge, cover, and a Grit point, which reduces a hit by one box.</w:t>
       </w:r>
     </w:p>
-    <w:bookmarkEnd w:id="53"/>
     <w:bookmarkEnd w:id="54"/>
-    <w:bookmarkStart w:id="55" w:name="weapons-and-damage"/>
+    <w:bookmarkEnd w:id="55"/>
+    <w:bookmarkStart w:id="56" w:name="weapons-and-damage"/>
     <w:p>
       <w:pPr>
         <w:pStyle w:val="Heading2"/>
@@ -8725,8 +8917,8 @@
         <w:t xml:space="preserve">To take someone down without killing them, use fists, a club, a grapple, or a lasso.</w:t>
       </w:r>
     </w:p>
-    <w:bookmarkEnd w:id="55"/>
-    <w:bookmarkStart w:id="56" w:name="gun-and-rounds"/>
+    <w:bookmarkEnd w:id="56"/>
+    <w:bookmarkStart w:id="57" w:name="gun-and-rounds"/>
     <w:p>
       <w:pPr>
         <w:pStyle w:val="Heading2"/>
@@ -9205,7 +9397,7 @@
       <w:pPr>
         <w:numPr>
           <w:ilvl w:val="0"/>
-          <w:numId w:val="1009"/>
+          <w:numId w:val="1010"/>
         </w:numPr>
         <w:pStyle w:val="Compact"/>
       </w:pPr>
@@ -9227,7 +9419,7 @@
       <w:pPr>
         <w:numPr>
           <w:ilvl w:val="0"/>
-          <w:numId w:val="1009"/>
+          <w:numId w:val="1010"/>
         </w:numPr>
         <w:pStyle w:val="Compact"/>
       </w:pPr>
@@ -9249,7 +9441,7 @@
       <w:pPr>
         <w:numPr>
           <w:ilvl w:val="0"/>
-          <w:numId w:val="1009"/>
+          <w:numId w:val="1010"/>
         </w:numPr>
         <w:pStyle w:val="Compact"/>
       </w:pPr>
@@ -9267,9 +9459,9 @@
         <w:t xml:space="preserve">A natural 18 with this weapon also jams it: clearing it takes an action.</w:t>
       </w:r>
     </w:p>
-    <w:bookmarkEnd w:id="56"/>
     <w:bookmarkEnd w:id="57"/>
-    <w:bookmarkStart w:id="62" w:name="medical-care"/>
+    <w:bookmarkEnd w:id="58"/>
+    <w:bookmarkStart w:id="63" w:name="medical-care"/>
     <w:p>
       <w:pPr>
         <w:pStyle w:val="Heading1"/>
@@ -9302,7 +9494,7 @@
         <w:t xml:space="preserve">below.</w:t>
       </w:r>
     </w:p>
-    <w:bookmarkStart w:id="58" w:name="diagnosis-and-stabilization"/>
+    <w:bookmarkStart w:id="59" w:name="diagnosis-and-stabilization"/>
     <w:p>
       <w:pPr>
         <w:pStyle w:val="Heading2"/>
@@ -9319,8 +9511,8 @@
         <w:t xml:space="preserve">Roll Medicine when the diagnosis is uncertain or an urgent treatment decision matters. Emergency stabilization takes one action and a successful Medicine roll with a doctor’s bag. It ends Dying and stops deterioration, but removes no boxes.</w:t>
       </w:r>
     </w:p>
-    <w:bookmarkEnd w:id="58"/>
-    <w:bookmarkStart w:id="59" w:name="field-treatment"/>
+    <w:bookmarkEnd w:id="59"/>
+    <w:bookmarkStart w:id="60" w:name="field-treatment"/>
     <w:p>
       <w:pPr>
         <w:pStyle w:val="Heading2"/>
@@ -9337,8 +9529,8 @@
         <w:t xml:space="preserve">With a doctor’s bag and several uninterrupted minutes, successful Medicine removes one injury box; success by 5 or more removes two. Each injury receives one field-treatment attempt; further attempts need changed circumstances.</w:t>
       </w:r>
     </w:p>
-    <w:bookmarkEnd w:id="59"/>
-    <w:bookmarkStart w:id="60" w:name="proper-care"/>
+    <w:bookmarkEnd w:id="60"/>
+    <w:bookmarkStart w:id="61" w:name="proper-care"/>
     <w:p>
       <w:pPr>
         <w:pStyle w:val="Heading2"/>
@@ -9355,8 +9547,8 @@
         <w:t xml:space="preserve">A doctor’s surgery with instruments, chloroform and a clean table grants +2 to Medicine. A successful treatment removes two boxes; success by 5 or more removes three. Allow the time the treatment requires.</w:t>
       </w:r>
     </w:p>
-    <w:bookmarkEnd w:id="60"/>
-    <w:bookmarkStart w:id="61" w:name="natural-recovery"/>
+    <w:bookmarkEnd w:id="61"/>
+    <w:bookmarkStart w:id="62" w:name="natural-recovery"/>
     <w:p>
       <w:pPr>
         <w:pStyle w:val="Heading2"/>
@@ -9389,9 +9581,9 @@
         <w:t xml:space="preserve">of rest clears one injury box. Rest means nothing strenuous. At three boxes, rest alone clears nothing: treatment must clear the first box.</w:t>
       </w:r>
     </w:p>
-    <w:bookmarkEnd w:id="61"/>
     <w:bookmarkEnd w:id="62"/>
-    <w:bookmarkStart w:id="68" w:name="magic"/>
+    <w:bookmarkEnd w:id="63"/>
+    <w:bookmarkStart w:id="69" w:name="magic"/>
     <w:p>
       <w:pPr>
         <w:pStyle w:val="Heading1"/>
@@ -9635,7 +9827,7 @@
         </w:tc>
       </w:tr>
     </w:tbl>
-    <w:bookmarkStart w:id="63" w:name="hexes"/>
+    <w:bookmarkStart w:id="64" w:name="hexes"/>
     <w:p>
       <w:pPr>
         <w:pStyle w:val="Heading2"/>
@@ -10016,8 +10208,8 @@
         <w:t xml:space="preserve">A failed hex marks a box of The Dark; a natural 18 marks two, or something answers that shouldn’t.</w:t>
       </w:r>
     </w:p>
-    <w:bookmarkEnd w:id="63"/>
-    <w:bookmarkStart w:id="64" w:name="rituals"/>
+    <w:bookmarkEnd w:id="64"/>
+    <w:bookmarkStart w:id="65" w:name="rituals"/>
     <w:p>
       <w:pPr>
         <w:pStyle w:val="Heading2"/>
@@ -10030,7 +10222,7 @@
       <w:pPr>
         <w:numPr>
           <w:ilvl w:val="0"/>
-          <w:numId w:val="1010"/>
+          <w:numId w:val="1011"/>
         </w:numPr>
         <w:pStyle w:val="Compact"/>
       </w:pPr>
@@ -10052,7 +10244,7 @@
       <w:pPr>
         <w:numPr>
           <w:ilvl w:val="0"/>
-          <w:numId w:val="1010"/>
+          <w:numId w:val="1011"/>
         </w:numPr>
         <w:pStyle w:val="Compact"/>
       </w:pPr>
@@ -10074,7 +10266,7 @@
       <w:pPr>
         <w:numPr>
           <w:ilvl w:val="0"/>
-          <w:numId w:val="1010"/>
+          <w:numId w:val="1011"/>
         </w:numPr>
         <w:pStyle w:val="Compact"/>
       </w:pPr>
@@ -10334,8 +10526,8 @@
         <w:t xml:space="preserve">The right materials, hour or place remove one segment.</w:t>
       </w:r>
     </w:p>
-    <w:bookmarkEnd w:id="64"/>
-    <w:bookmarkStart w:id="65" w:name="charms"/>
+    <w:bookmarkEnd w:id="65"/>
+    <w:bookmarkStart w:id="66" w:name="charms"/>
     <w:p>
       <w:pPr>
         <w:pStyle w:val="Heading2"/>
@@ -10365,8 +10557,8 @@
         <w:t xml:space="preserve">. Preparation is how slow magic wins a fast fight.</w:t>
       </w:r>
     </w:p>
-    <w:bookmarkEnd w:id="65"/>
-    <w:bookmarkStart w:id="66" w:name="magic-advancement"/>
+    <w:bookmarkEnd w:id="66"/>
+    <w:bookmarkStart w:id="67" w:name="magic-advancement"/>
     <w:p>
       <w:pPr>
         <w:pStyle w:val="Heading2"/>
@@ -10764,8 +10956,8 @@
         </w:tc>
       </w:tr>
     </w:tbl>
-    <w:bookmarkEnd w:id="66"/>
-    <w:bookmarkStart w:id="67" w:name="magic-in-dust-damnation"/>
+    <w:bookmarkEnd w:id="67"/>
+    <w:bookmarkStart w:id="68" w:name="magic-in-dust-damnation"/>
     <w:p>
       <w:pPr>
         <w:pStyle w:val="Heading2"/>
@@ -10997,9 +11189,9 @@
         </w:tc>
       </w:tr>
     </w:tbl>
-    <w:bookmarkEnd w:id="67"/>
     <w:bookmarkEnd w:id="68"/>
-    <w:bookmarkStart w:id="72" w:name="grit-points-and-tracks"/>
+    <w:bookmarkEnd w:id="69"/>
+    <w:bookmarkStart w:id="73" w:name="grit-points-and-tracks"/>
     <w:p>
       <w:pPr>
         <w:pStyle w:val="Heading1"/>
@@ -11008,7 +11200,7 @@
         <w:t xml:space="preserve">Grit points and tracks</w:t>
       </w:r>
     </w:p>
-    <w:bookmarkStart w:id="69" w:name="using-grit-points"/>
+    <w:bookmarkStart w:id="70" w:name="using-grit-points"/>
     <w:p>
       <w:pPr>
         <w:pStyle w:val="Heading2"/>
@@ -11193,8 +11385,8 @@
         <w:t xml:space="preserve">Gain one point when one of your complications creates a meaningful problem you accept, including a companion complication. You can decline the proposed complication without penalty.</w:t>
       </w:r>
     </w:p>
-    <w:bookmarkEnd w:id="69"/>
-    <w:bookmarkStart w:id="70" w:name="trouble"/>
+    <w:bookmarkEnd w:id="70"/>
+    <w:bookmarkStart w:id="71" w:name="trouble"/>
     <w:p>
       <w:pPr>
         <w:pStyle w:val="Heading2"/>
@@ -11483,8 +11675,8 @@
         </w:tc>
       </w:tr>
     </w:tbl>
-    <w:bookmarkEnd w:id="70"/>
-    <w:bookmarkStart w:id="71" w:name="advancement"/>
+    <w:bookmarkEnd w:id="71"/>
+    <w:bookmarkStart w:id="72" w:name="advancement"/>
     <w:p>
       <w:pPr>
         <w:pStyle w:val="Heading2"/>
@@ -11501,9 +11693,9 @@
         <w:t xml:space="preserve">After a significant job, the GM may authorize one relevant skill to advance from Untrained to Trained or from Trained to Specialty, or allow revision of an advantage or complication. Only an Old hand’s starting skill is Expert; a skill raised later tops out at Specialty (+3) unless they broaden (see Step 3).</w:t>
       </w:r>
     </w:p>
-    <w:bookmarkEnd w:id="71"/>
     <w:bookmarkEnd w:id="72"/>
-    <w:bookmarkStart w:id="75" w:name="running-jobs"/>
+    <w:bookmarkEnd w:id="73"/>
+    <w:bookmarkStart w:id="76" w:name="running-jobs"/>
     <w:p>
       <w:pPr>
         <w:pStyle w:val="Heading1"/>
@@ -11512,7 +11704,7 @@
         <w:t xml:space="preserve">Running jobs</w:t>
       </w:r>
     </w:p>
-    <w:bookmarkStart w:id="73" w:name="job-seeds"/>
+    <w:bookmarkStart w:id="74" w:name="job-seeds"/>
     <w:p>
       <w:pPr>
         <w:pStyle w:val="Heading2"/>
@@ -13744,8 +13936,8 @@
         </w:tc>
       </w:tr>
     </w:tbl>
-    <w:bookmarkEnd w:id="73"/>
-    <w:bookmarkStart w:id="74" w:name="the-trail-journal"/>
+    <w:bookmarkEnd w:id="74"/>
+    <w:bookmarkStart w:id="75" w:name="the-trail-journal"/>
     <w:p>
       <w:pPr>
         <w:pStyle w:val="Heading2"/>
@@ -13766,7 +13958,7 @@
       <w:pPr>
         <w:numPr>
           <w:ilvl w:val="0"/>
-          <w:numId w:val="1011"/>
+          <w:numId w:val="1012"/>
         </w:numPr>
         <w:pStyle w:val="Compact"/>
       </w:pPr>
@@ -13788,7 +13980,7 @@
       <w:pPr>
         <w:numPr>
           <w:ilvl w:val="0"/>
-          <w:numId w:val="1011"/>
+          <w:numId w:val="1012"/>
         </w:numPr>
         <w:pStyle w:val="Compact"/>
       </w:pPr>
@@ -13810,7 +14002,7 @@
       <w:pPr>
         <w:numPr>
           <w:ilvl w:val="0"/>
-          <w:numId w:val="1011"/>
+          <w:numId w:val="1012"/>
         </w:numPr>
         <w:pStyle w:val="Compact"/>
       </w:pPr>
@@ -13832,7 +14024,7 @@
       <w:pPr>
         <w:numPr>
           <w:ilvl w:val="0"/>
-          <w:numId w:val="1011"/>
+          <w:numId w:val="1012"/>
         </w:numPr>
         <w:pStyle w:val="Compact"/>
       </w:pPr>
@@ -13854,7 +14046,7 @@
       <w:pPr>
         <w:numPr>
           <w:ilvl w:val="0"/>
-          <w:numId w:val="1011"/>
+          <w:numId w:val="1012"/>
         </w:numPr>
         <w:pStyle w:val="Compact"/>
       </w:pPr>
@@ -13872,9 +14064,9 @@
         <w:t xml:space="preserve">After a significant job, the GM may authorize one skill step for each character.</w:t>
       </w:r>
     </w:p>
-    <w:bookmarkEnd w:id="74"/>
     <w:bookmarkEnd w:id="75"/>
-    <w:bookmarkStart w:id="82" w:name="monsters-and-magic"/>
+    <w:bookmarkEnd w:id="76"/>
+    <w:bookmarkStart w:id="83" w:name="monsters-and-magic"/>
     <w:p>
       <w:pPr>
         <w:pStyle w:val="Heading1"/>
@@ -13883,7 +14075,7 @@
         <w:t xml:space="preserve">Monsters and magic</w:t>
       </w:r>
     </w:p>
-    <w:bookmarkStart w:id="76" w:name="the-sight"/>
+    <w:bookmarkStart w:id="77" w:name="the-sight"/>
     <w:p>
       <w:pPr>
         <w:pStyle w:val="Heading2"/>
@@ -13913,8 +14105,8 @@
         <w:t xml:space="preserve">. They see ghosts, the true faces of monsters wearing human ones, and magic at work. To everyone else the darkness is a rumor, until it isn’t.</w:t>
       </w:r>
     </w:p>
-    <w:bookmarkEnd w:id="76"/>
-    <w:bookmarkStart w:id="77" w:name="monstrous-forms"/>
+    <w:bookmarkEnd w:id="77"/>
+    <w:bookmarkStart w:id="78" w:name="monstrous-forms"/>
     <w:p>
       <w:pPr>
         <w:pStyle w:val="Heading2"/>
@@ -13973,8 +14165,8 @@
         <w:t xml:space="preserve">.</w:t>
       </w:r>
     </w:p>
-    <w:bookmarkEnd w:id="77"/>
-    <w:bookmarkStart w:id="79" w:name="magic-1"/>
+    <w:bookmarkEnd w:id="78"/>
+    <w:bookmarkStart w:id="80" w:name="magic-1"/>
     <w:p>
       <w:pPr>
         <w:pStyle w:val="Heading2"/>
@@ -14290,7 +14482,7 @@
       <w:pPr>
         <w:numPr>
           <w:ilvl w:val="0"/>
-          <w:numId w:val="1012"/>
+          <w:numId w:val="1013"/>
         </w:numPr>
         <w:pStyle w:val="Compact"/>
       </w:pPr>
@@ -14312,7 +14504,7 @@
       <w:pPr>
         <w:numPr>
           <w:ilvl w:val="0"/>
-          <w:numId w:val="1012"/>
+          <w:numId w:val="1013"/>
         </w:numPr>
         <w:pStyle w:val="Compact"/>
       </w:pPr>
@@ -14334,7 +14526,7 @@
       <w:pPr>
         <w:numPr>
           <w:ilvl w:val="0"/>
-          <w:numId w:val="1012"/>
+          <w:numId w:val="1013"/>
         </w:numPr>
         <w:pStyle w:val="Compact"/>
       </w:pPr>
@@ -14365,14 +14557,14 @@
         <w:t xml:space="preserve"> </w:t>
       </w:r>
       <w:r>
-        <w:t xml:space="preserve">Edge: a mojo hand from a hoodoo root doctor, a gris-gris from a Voodoo mambo in New Orleans, a Himmelsbrief (heaven’s letter) from a Pennsylvania German powwow doctor, a blessed buckeye from an Appalachian granny woman. It holds a Minor ritual, is renewed between jobs, and doesn’t count against a charm limit.</w:t>
+        <w:t xml:space="preserve">Edge: a mojo hand from a hoodoo root doctor, a gris-gris from a Voodoo mambo in New Orleans, a Himmelsbrief (heaven’s letter) from a Pennsylvania German Braucher, a blessed buckeye from an Appalachian granny woman. It holds a Minor ritual, is renewed between jobs, and doesn’t count against a charm limit.</w:t>
       </w:r>
     </w:p>
     <w:p>
       <w:pPr>
         <w:numPr>
           <w:ilvl w:val="0"/>
-          <w:numId w:val="1012"/>
+          <w:numId w:val="1013"/>
         </w:numPr>
         <w:pStyle w:val="Compact"/>
       </w:pPr>
@@ -14431,7 +14623,7 @@
         <w:t xml:space="preserve">Braucher</w:t>
       </w:r>
       <w:r>
-        <w:t xml:space="preserve">, the powwow doctors of the Pennsylvania settlements, the Ohio valley and the Texas Hill Country, heal with charms whispered from Hohman’s</w:t>
+        <w:t xml:space="preserve">, the folk healers of the Pennsylvania settlements, the Ohio valley and the Texas Hill Country, heal with charms whispered from Hohman’s</w:t>
       </w:r>
       <w:r>
         <w:t xml:space="preserve"> </w:t>
@@ -14495,7 +14687,7 @@
         <w:t xml:space="preserve">who will curse for money.</w:t>
       </w:r>
     </w:p>
-    <w:bookmarkStart w:id="78" w:name="hexes-1"/>
+    <w:bookmarkStart w:id="79" w:name="hexes-1"/>
     <w:p>
       <w:pPr>
         <w:pStyle w:val="Heading3"/>
@@ -14951,9 +15143,9 @@
         </w:tc>
       </w:tr>
     </w:tbl>
-    <w:bookmarkEnd w:id="78"/>
     <w:bookmarkEnd w:id="79"/>
-    <w:bookmarkStart w:id="80" w:name="weaknesses"/>
+    <w:bookmarkEnd w:id="80"/>
+    <w:bookmarkStart w:id="81" w:name="weaknesses"/>
     <w:p>
       <w:pPr>
         <w:pStyle w:val="Heading2"/>
@@ -15245,8 +15437,8 @@
         </w:tc>
       </w:tr>
     </w:tbl>
-    <w:bookmarkEnd w:id="80"/>
-    <w:bookmarkStart w:id="81" w:name="bites-and-curses"/>
+    <w:bookmarkEnd w:id="81"/>
+    <w:bookmarkStart w:id="82" w:name="bites-and-curses"/>
     <w:p>
       <w:pPr>
         <w:pStyle w:val="Heading2"/>
@@ -15259,7 +15451,7 @@
       <w:pPr>
         <w:numPr>
           <w:ilvl w:val="0"/>
-          <w:numId w:val="1013"/>
+          <w:numId w:val="1014"/>
         </w:numPr>
         <w:pStyle w:val="Compact"/>
       </w:pPr>
@@ -15297,7 +15489,7 @@
       <w:pPr>
         <w:numPr>
           <w:ilvl w:val="0"/>
-          <w:numId w:val="1013"/>
+          <w:numId w:val="1014"/>
         </w:numPr>
         <w:pStyle w:val="Compact"/>
       </w:pPr>
@@ -15319,7 +15511,7 @@
       <w:pPr>
         <w:numPr>
           <w:ilvl w:val="0"/>
-          <w:numId w:val="1013"/>
+          <w:numId w:val="1014"/>
         </w:numPr>
         <w:pStyle w:val="Compact"/>
       </w:pPr>
@@ -15337,9 +15529,9 @@
         <w:t xml:space="preserve">A vampire who drains a victim to Dying can choose to turn them.</w:t>
       </w:r>
     </w:p>
-    <w:bookmarkEnd w:id="81"/>
     <w:bookmarkEnd w:id="82"/>
-    <w:bookmarkStart w:id="83" w:name="threats"/>
+    <w:bookmarkEnd w:id="83"/>
+    <w:bookmarkStart w:id="84" w:name="threats"/>
     <w:p>
       <w:pPr>
         <w:pStyle w:val="Heading1"/>
@@ -16610,8 +16802,8 @@
         <w:t xml:space="preserve">For a tougher version, add +1 to its targets and one box; for a weaker one, subtract.</w:t>
       </w:r>
     </w:p>
-    <w:bookmarkEnd w:id="83"/>
-    <w:bookmarkStart w:id="90" w:name="ready-made-characters"/>
+    <w:bookmarkEnd w:id="84"/>
+    <w:bookmarkStart w:id="91" w:name="ready-made-characters"/>
     <w:p>
       <w:pPr>
         <w:pStyle w:val="Heading1"/>
@@ -16628,7 +16820,7 @@
         <w:t xml:space="preserve">Characters ready to play, for one-shots, new players, or a group in a hurry. Each follows the creation rules exactly, and their connections tie them together. In the creator, choose one from the ready-made list to open it and make it your own.</w:t>
       </w:r>
     </w:p>
-    <w:bookmarkStart w:id="84" w:name="ruth-calloway"/>
+    <w:bookmarkStart w:id="85" w:name="ruth-calloway"/>
     <w:p>
       <w:pPr>
         <w:pStyle w:val="Heading2"/>
@@ -16659,7 +16851,7 @@
       <w:pPr>
         <w:numPr>
           <w:ilvl w:val="0"/>
-          <w:numId w:val="1014"/>
+          <w:numId w:val="1015"/>
         </w:numPr>
         <w:pStyle w:val="Compact"/>
       </w:pPr>
@@ -16697,7 +16889,7 @@
       <w:pPr>
         <w:numPr>
           <w:ilvl w:val="0"/>
-          <w:numId w:val="1014"/>
+          <w:numId w:val="1015"/>
         </w:numPr>
         <w:pStyle w:val="Compact"/>
       </w:pPr>
@@ -16719,7 +16911,7 @@
       <w:pPr>
         <w:numPr>
           <w:ilvl w:val="0"/>
-          <w:numId w:val="1014"/>
+          <w:numId w:val="1015"/>
         </w:numPr>
         <w:pStyle w:val="Compact"/>
       </w:pPr>
@@ -16741,7 +16933,7 @@
       <w:pPr>
         <w:numPr>
           <w:ilvl w:val="0"/>
-          <w:numId w:val="1014"/>
+          <w:numId w:val="1015"/>
         </w:numPr>
         <w:pStyle w:val="Compact"/>
       </w:pPr>
@@ -16779,7 +16971,7 @@
       <w:pPr>
         <w:numPr>
           <w:ilvl w:val="0"/>
-          <w:numId w:val="1014"/>
+          <w:numId w:val="1015"/>
         </w:numPr>
         <w:pStyle w:val="Compact"/>
       </w:pPr>
@@ -16813,8 +17005,8 @@
         <w:t xml:space="preserve">Isaiah Booker brought in the man who killed her father, alive, when he could have collected either way.</w:t>
       </w:r>
     </w:p>
-    <w:bookmarkEnd w:id="84"/>
-    <w:bookmarkStart w:id="85" w:name="dr.-elias-webb"/>
+    <w:bookmarkEnd w:id="85"/>
+    <w:bookmarkStart w:id="86" w:name="dr.-elias-webb"/>
     <w:p>
       <w:pPr>
         <w:pStyle w:val="Heading2"/>
@@ -16845,7 +17037,7 @@
       <w:pPr>
         <w:numPr>
           <w:ilvl w:val="0"/>
-          <w:numId w:val="1015"/>
+          <w:numId w:val="1016"/>
         </w:numPr>
         <w:pStyle w:val="Compact"/>
       </w:pPr>
@@ -16883,7 +17075,7 @@
       <w:pPr>
         <w:numPr>
           <w:ilvl w:val="0"/>
-          <w:numId w:val="1015"/>
+          <w:numId w:val="1016"/>
         </w:numPr>
         <w:pStyle w:val="Compact"/>
       </w:pPr>
@@ -16905,7 +17097,7 @@
       <w:pPr>
         <w:numPr>
           <w:ilvl w:val="0"/>
-          <w:numId w:val="1015"/>
+          <w:numId w:val="1016"/>
         </w:numPr>
         <w:pStyle w:val="Compact"/>
       </w:pPr>
@@ -16927,7 +17119,7 @@
       <w:pPr>
         <w:numPr>
           <w:ilvl w:val="0"/>
-          <w:numId w:val="1015"/>
+          <w:numId w:val="1016"/>
         </w:numPr>
         <w:pStyle w:val="Compact"/>
       </w:pPr>
@@ -16965,7 +17157,7 @@
       <w:pPr>
         <w:numPr>
           <w:ilvl w:val="0"/>
-          <w:numId w:val="1015"/>
+          <w:numId w:val="1016"/>
         </w:numPr>
         <w:pStyle w:val="Compact"/>
       </w:pPr>
@@ -16999,8 +17191,8 @@
         <w:t xml:space="preserve">Reverend Stone is the only one who knows why he left Philadelphia.</w:t>
       </w:r>
     </w:p>
-    <w:bookmarkEnd w:id="85"/>
-    <w:bookmarkStart w:id="86" w:name="tom-feeney"/>
+    <w:bookmarkEnd w:id="86"/>
+    <w:bookmarkStart w:id="87" w:name="tom-feeney"/>
     <w:p>
       <w:pPr>
         <w:pStyle w:val="Heading2"/>
@@ -17031,7 +17223,7 @@
       <w:pPr>
         <w:numPr>
           <w:ilvl w:val="0"/>
-          <w:numId w:val="1016"/>
+          <w:numId w:val="1017"/>
         </w:numPr>
         <w:pStyle w:val="Compact"/>
       </w:pPr>
@@ -17085,7 +17277,7 @@
       <w:pPr>
         <w:numPr>
           <w:ilvl w:val="0"/>
-          <w:numId w:val="1016"/>
+          <w:numId w:val="1017"/>
         </w:numPr>
         <w:pStyle w:val="Compact"/>
       </w:pPr>
@@ -17107,7 +17299,7 @@
       <w:pPr>
         <w:numPr>
           <w:ilvl w:val="0"/>
-          <w:numId w:val="1016"/>
+          <w:numId w:val="1017"/>
         </w:numPr>
         <w:pStyle w:val="Compact"/>
       </w:pPr>
@@ -17129,7 +17321,7 @@
       <w:pPr>
         <w:numPr>
           <w:ilvl w:val="0"/>
-          <w:numId w:val="1016"/>
+          <w:numId w:val="1017"/>
         </w:numPr>
         <w:pStyle w:val="Compact"/>
       </w:pPr>
@@ -17167,7 +17359,7 @@
       <w:pPr>
         <w:numPr>
           <w:ilvl w:val="0"/>
-          <w:numId w:val="1016"/>
+          <w:numId w:val="1017"/>
         </w:numPr>
         <w:pStyle w:val="Compact"/>
       </w:pPr>
@@ -17201,8 +17393,8 @@
         <w:t xml:space="preserve">Plays cards with Lucinda Marsh every Saturday, and loses.</w:t>
       </w:r>
     </w:p>
-    <w:bookmarkEnd w:id="86"/>
-    <w:bookmarkStart w:id="87" w:name="lucinda-marsh"/>
+    <w:bookmarkEnd w:id="87"/>
+    <w:bookmarkStart w:id="88" w:name="lucinda-marsh"/>
     <w:p>
       <w:pPr>
         <w:pStyle w:val="Heading2"/>
@@ -17233,7 +17425,7 @@
       <w:pPr>
         <w:numPr>
           <w:ilvl w:val="0"/>
-          <w:numId w:val="1017"/>
+          <w:numId w:val="1018"/>
         </w:numPr>
         <w:pStyle w:val="Compact"/>
       </w:pPr>
@@ -17271,7 +17463,7 @@
       <w:pPr>
         <w:numPr>
           <w:ilvl w:val="0"/>
-          <w:numId w:val="1017"/>
+          <w:numId w:val="1018"/>
         </w:numPr>
         <w:pStyle w:val="Compact"/>
       </w:pPr>
@@ -17293,7 +17485,7 @@
       <w:pPr>
         <w:numPr>
           <w:ilvl w:val="0"/>
-          <w:numId w:val="1017"/>
+          <w:numId w:val="1018"/>
         </w:numPr>
         <w:pStyle w:val="Compact"/>
       </w:pPr>
@@ -17315,7 +17507,7 @@
       <w:pPr>
         <w:numPr>
           <w:ilvl w:val="0"/>
-          <w:numId w:val="1017"/>
+          <w:numId w:val="1018"/>
         </w:numPr>
         <w:pStyle w:val="Compact"/>
       </w:pPr>
@@ -17353,7 +17545,7 @@
       <w:pPr>
         <w:numPr>
           <w:ilvl w:val="0"/>
-          <w:numId w:val="1017"/>
+          <w:numId w:val="1018"/>
         </w:numPr>
         <w:pStyle w:val="Compact"/>
       </w:pPr>
@@ -17387,8 +17579,8 @@
         <w:t xml:space="preserve">Owes Ruth Calloway a favor for a warrant that went missing.</w:t>
       </w:r>
     </w:p>
-    <w:bookmarkEnd w:id="87"/>
-    <w:bookmarkStart w:id="88" w:name="isaiah-booker"/>
+    <w:bookmarkEnd w:id="88"/>
+    <w:bookmarkStart w:id="89" w:name="isaiah-booker"/>
     <w:p>
       <w:pPr>
         <w:pStyle w:val="Heading2"/>
@@ -17419,7 +17611,7 @@
       <w:pPr>
         <w:numPr>
           <w:ilvl w:val="0"/>
-          <w:numId w:val="1018"/>
+          <w:numId w:val="1019"/>
         </w:numPr>
         <w:pStyle w:val="Compact"/>
       </w:pPr>
@@ -17457,7 +17649,7 @@
       <w:pPr>
         <w:numPr>
           <w:ilvl w:val="0"/>
-          <w:numId w:val="1018"/>
+          <w:numId w:val="1019"/>
         </w:numPr>
         <w:pStyle w:val="Compact"/>
       </w:pPr>
@@ -17479,7 +17671,7 @@
       <w:pPr>
         <w:numPr>
           <w:ilvl w:val="0"/>
-          <w:numId w:val="1018"/>
+          <w:numId w:val="1019"/>
         </w:numPr>
         <w:pStyle w:val="Compact"/>
       </w:pPr>
@@ -17501,7 +17693,7 @@
       <w:pPr>
         <w:numPr>
           <w:ilvl w:val="0"/>
-          <w:numId w:val="1018"/>
+          <w:numId w:val="1019"/>
         </w:numPr>
         <w:pStyle w:val="Compact"/>
       </w:pPr>
@@ -17539,7 +17731,7 @@
       <w:pPr>
         <w:numPr>
           <w:ilvl w:val="0"/>
-          <w:numId w:val="1018"/>
+          <w:numId w:val="1019"/>
         </w:numPr>
         <w:pStyle w:val="Compact"/>
       </w:pPr>
@@ -17573,8 +17765,8 @@
         <w:t xml:space="preserve">Taught Tom Feeney to shoot straight, and still reminds him of it.</w:t>
       </w:r>
     </w:p>
-    <w:bookmarkEnd w:id="88"/>
-    <w:bookmarkStart w:id="89" w:name="rev.-abigail-stone"/>
+    <w:bookmarkEnd w:id="89"/>
+    <w:bookmarkStart w:id="90" w:name="rev.-abigail-stone"/>
     <w:p>
       <w:pPr>
         <w:pStyle w:val="Heading2"/>
@@ -17605,7 +17797,7 @@
       <w:pPr>
         <w:numPr>
           <w:ilvl w:val="0"/>
-          <w:numId w:val="1019"/>
+          <w:numId w:val="1020"/>
         </w:numPr>
         <w:pStyle w:val="Compact"/>
       </w:pPr>
@@ -17643,7 +17835,7 @@
       <w:pPr>
         <w:numPr>
           <w:ilvl w:val="0"/>
-          <w:numId w:val="1019"/>
+          <w:numId w:val="1020"/>
         </w:numPr>
         <w:pStyle w:val="Compact"/>
       </w:pPr>
@@ -17665,7 +17857,7 @@
       <w:pPr>
         <w:numPr>
           <w:ilvl w:val="0"/>
-          <w:numId w:val="1019"/>
+          <w:numId w:val="1020"/>
         </w:numPr>
         <w:pStyle w:val="Compact"/>
       </w:pPr>
@@ -17687,7 +17879,7 @@
       <w:pPr>
         <w:numPr>
           <w:ilvl w:val="0"/>
-          <w:numId w:val="1019"/>
+          <w:numId w:val="1020"/>
         </w:numPr>
         <w:pStyle w:val="Compact"/>
       </w:pPr>
@@ -17725,7 +17917,7 @@
       <w:pPr>
         <w:numPr>
           <w:ilvl w:val="0"/>
-          <w:numId w:val="1019"/>
+          <w:numId w:val="1020"/>
         </w:numPr>
         <w:pStyle w:val="Compact"/>
       </w:pPr>
@@ -17759,9 +17951,9 @@
         <w:t xml:space="preserve">Keeps Dr. Webb’s secret, and his whiskey hidden.</w:t>
       </w:r>
     </w:p>
-    <w:bookmarkEnd w:id="89"/>
     <w:bookmarkEnd w:id="90"/>
-    <w:bookmarkStart w:id="91" w:name="advantages"/>
+    <w:bookmarkEnd w:id="91"/>
+    <w:bookmarkStart w:id="92" w:name="advantages"/>
     <w:p>
       <w:pPr>
         <w:pStyle w:val="Heading1"/>
@@ -18583,8 +18775,8 @@
         <w:t xml:space="preserve">A badge is legal authority, not a magic word: outlaws and the powerful don’t always care about it, and it carries a duty. Your superiors can give you orders, and abusing the badge or failing in your duty can cost you it. Law callings (Marshal, Deputy) usually take one, as their advantage or as a second advantage Edge. A Pinkerton detective takes Pinkerton Credentials instead: the agency’s reach and files, but no badge.</w:t>
       </w:r>
     </w:p>
-    <w:bookmarkEnd w:id="91"/>
-    <w:bookmarkStart w:id="107" w:name="origins"/>
+    <w:bookmarkEnd w:id="92"/>
+    <w:bookmarkStart w:id="108" w:name="origins"/>
     <w:p>
       <w:pPr>
         <w:pStyle w:val="Heading1"/>
@@ -19574,7 +19766,7 @@
         </w:tc>
       </w:tr>
     </w:tbl>
-    <w:bookmarkStart w:id="92" w:name="shared-rules"/>
+    <w:bookmarkStart w:id="93" w:name="shared-rules"/>
     <w:p>
       <w:pPr>
         <w:pStyle w:val="Heading2"/>
@@ -19776,8 +19968,8 @@
         </w:tc>
       </w:tr>
     </w:tbl>
-    <w:bookmarkEnd w:id="92"/>
-    <w:bookmarkStart w:id="93" w:name="city-bred"/>
+    <w:bookmarkEnd w:id="93"/>
+    <w:bookmarkStart w:id="94" w:name="city-bred"/>
     <w:p>
       <w:pPr>
         <w:pStyle w:val="Heading2"/>
@@ -20028,8 +20220,8 @@
         </w:tc>
       </w:tr>
     </w:tbl>
-    <w:bookmarkEnd w:id="93"/>
-    <w:bookmarkStart w:id="94" w:name="drifter"/>
+    <w:bookmarkEnd w:id="94"/>
+    <w:bookmarkStart w:id="95" w:name="drifter"/>
     <w:p>
       <w:pPr>
         <w:pStyle w:val="Heading2"/>
@@ -20280,8 +20472,8 @@
         </w:tc>
       </w:tr>
     </w:tbl>
-    <w:bookmarkEnd w:id="94"/>
-    <w:bookmarkStart w:id="95" w:name="frontier-born"/>
+    <w:bookmarkEnd w:id="95"/>
+    <w:bookmarkStart w:id="96" w:name="frontier-born"/>
     <w:p>
       <w:pPr>
         <w:pStyle w:val="Heading2"/>
@@ -20532,8 +20724,8 @@
         </w:tc>
       </w:tr>
     </w:tbl>
-    <w:bookmarkEnd w:id="95"/>
-    <w:bookmarkStart w:id="96" w:name="immigrant"/>
+    <w:bookmarkEnd w:id="96"/>
+    <w:bookmarkStart w:id="97" w:name="immigrant"/>
     <w:p>
       <w:pPr>
         <w:pStyle w:val="Heading2"/>
@@ -20784,8 +20976,8 @@
         </w:tc>
       </w:tr>
     </w:tbl>
-    <w:bookmarkEnd w:id="96"/>
-    <w:bookmarkStart w:id="97" w:name="old-money"/>
+    <w:bookmarkEnd w:id="97"/>
+    <w:bookmarkStart w:id="98" w:name="old-money"/>
     <w:p>
       <w:pPr>
         <w:pStyle w:val="Heading2"/>
@@ -21036,8 +21228,8 @@
         </w:tc>
       </w:tr>
     </w:tbl>
-    <w:bookmarkEnd w:id="97"/>
-    <w:bookmarkStart w:id="98" w:name="railroad-hand"/>
+    <w:bookmarkEnd w:id="98"/>
+    <w:bookmarkStart w:id="99" w:name="railroad-hand"/>
     <w:p>
       <w:pPr>
         <w:pStyle w:val="Heading2"/>
@@ -21288,8 +21480,8 @@
         </w:tc>
       </w:tr>
     </w:tbl>
-    <w:bookmarkEnd w:id="98"/>
-    <w:bookmarkStart w:id="99" w:name="war-veteran"/>
+    <w:bookmarkEnd w:id="99"/>
+    <w:bookmarkStart w:id="100" w:name="war-veteran"/>
     <w:p>
       <w:pPr>
         <w:pStyle w:val="Heading2"/>
@@ -21540,8 +21732,8 @@
         </w:tc>
       </w:tr>
     </w:tbl>
-    <w:bookmarkEnd w:id="99"/>
-    <w:bookmarkStart w:id="100" w:name="sighted"/>
+    <w:bookmarkEnd w:id="100"/>
+    <w:bookmarkStart w:id="101" w:name="sighted"/>
     <w:p>
       <w:pPr>
         <w:pStyle w:val="Heading2"/>
@@ -21586,7 +21778,7 @@
       <w:pPr>
         <w:numPr>
           <w:ilvl w:val="0"/>
-          <w:numId w:val="1020"/>
+          <w:numId w:val="1021"/>
         </w:numPr>
         <w:pStyle w:val="Compact"/>
       </w:pPr>
@@ -21816,8 +22008,8 @@
         </w:tc>
       </w:tr>
     </w:tbl>
-    <w:bookmarkEnd w:id="100"/>
-    <w:bookmarkStart w:id="101" w:name="dhampir"/>
+    <w:bookmarkEnd w:id="101"/>
+    <w:bookmarkStart w:id="102" w:name="dhampir"/>
     <w:p>
       <w:pPr>
         <w:pStyle w:val="Heading2"/>
@@ -21862,7 +22054,7 @@
       <w:pPr>
         <w:numPr>
           <w:ilvl w:val="0"/>
-          <w:numId w:val="1021"/>
+          <w:numId w:val="1022"/>
         </w:numPr>
         <w:pStyle w:val="Compact"/>
       </w:pPr>
@@ -21874,7 +22066,7 @@
       <w:pPr>
         <w:numPr>
           <w:ilvl w:val="0"/>
-          <w:numId w:val="1021"/>
+          <w:numId w:val="1022"/>
         </w:numPr>
         <w:pStyle w:val="Compact"/>
       </w:pPr>
@@ -21886,7 +22078,7 @@
       <w:pPr>
         <w:numPr>
           <w:ilvl w:val="0"/>
-          <w:numId w:val="1021"/>
+          <w:numId w:val="1022"/>
         </w:numPr>
         <w:pStyle w:val="Compact"/>
       </w:pPr>
@@ -22116,8 +22308,8 @@
         </w:tc>
       </w:tr>
     </w:tbl>
-    <w:bookmarkEnd w:id="101"/>
-    <w:bookmarkStart w:id="102" w:name="practitioner"/>
+    <w:bookmarkEnd w:id="102"/>
+    <w:bookmarkStart w:id="103" w:name="practitioner"/>
     <w:p>
       <w:pPr>
         <w:pStyle w:val="Heading2"/>
@@ -22143,7 +22335,7 @@
         <w:pStyle w:val="BodyText"/>
       </w:pPr>
       <w:r>
-        <w:t xml:space="preserve">A human who works real magic in a tradition: alchemy, witchcraft, Pennsylvania German powwow, the old hermetic arts or worse. Preachers call it devilry, and monster hunters keep a list.</w:t>
+        <w:t xml:space="preserve">A human who works real magic in a tradition: alchemy, witchcraft, Pennsylvania German Braucherei, the old hermetic arts or worse. Preachers call it devilry, and monster hunters keep a list.</w:t>
       </w:r>
     </w:p>
     <w:p>
@@ -22162,7 +22354,7 @@
       <w:pPr>
         <w:numPr>
           <w:ilvl w:val="0"/>
-          <w:numId w:val="1022"/>
+          <w:numId w:val="1023"/>
         </w:numPr>
         <w:pStyle w:val="Compact"/>
       </w:pPr>
@@ -22174,7 +22366,7 @@
       <w:pPr>
         <w:numPr>
           <w:ilvl w:val="0"/>
-          <w:numId w:val="1022"/>
+          <w:numId w:val="1023"/>
         </w:numPr>
         <w:pStyle w:val="Compact"/>
       </w:pPr>
@@ -22186,7 +22378,7 @@
       <w:pPr>
         <w:numPr>
           <w:ilvl w:val="0"/>
-          <w:numId w:val="1022"/>
+          <w:numId w:val="1023"/>
         </w:numPr>
         <w:pStyle w:val="Compact"/>
       </w:pPr>
@@ -22567,7 +22759,7 @@
               <w:rPr>
                 <w:sz w:val="19"/>
               </w:rPr>
-              <w:t xml:space="preserve">Pennsylvania German powwow (Brauche): healing and protection by whispered charms, the sign of the cross and Hohman’s Long Lost Friend. A minute a roll, not ten, for a charm spoken over a wound, a burn or a sick child. +2 to Occult to heal, and to ward a person, house or barn against fire, theft, bullets and hexes.</w:t>
+              <w:t xml:space="preserve">Braucherei, the Pennsylvania German healing craft: healing and protection by whispered charms, the sign of the cross and Hohman’s Long Lost Friend. A minute a roll, not ten, for a charm spoken over a wound, a burn or a sick child. +2 to Occult to heal, and to ward a person, house or barn against fire, theft, bullets and hexes.</w:t>
             </w:r>
           </w:p>
         </w:tc>
@@ -22788,8 +22980,8 @@
         </w:tc>
       </w:tr>
     </w:tbl>
-    <w:bookmarkEnd w:id="102"/>
-    <w:bookmarkStart w:id="103" w:name="revenant"/>
+    <w:bookmarkEnd w:id="103"/>
+    <w:bookmarkStart w:id="104" w:name="revenant"/>
     <w:p>
       <w:pPr>
         <w:pStyle w:val="Heading2"/>
@@ -22834,7 +23026,7 @@
       <w:pPr>
         <w:numPr>
           <w:ilvl w:val="0"/>
-          <w:numId w:val="1023"/>
+          <w:numId w:val="1024"/>
         </w:numPr>
         <w:pStyle w:val="Compact"/>
       </w:pPr>
@@ -22846,7 +23038,7 @@
       <w:pPr>
         <w:numPr>
           <w:ilvl w:val="0"/>
-          <w:numId w:val="1023"/>
+          <w:numId w:val="1024"/>
         </w:numPr>
         <w:pStyle w:val="Compact"/>
       </w:pPr>
@@ -22858,7 +23050,7 @@
       <w:pPr>
         <w:numPr>
           <w:ilvl w:val="0"/>
-          <w:numId w:val="1023"/>
+          <w:numId w:val="1024"/>
         </w:numPr>
         <w:pStyle w:val="Compact"/>
       </w:pPr>
@@ -23088,8 +23280,8 @@
         </w:tc>
       </w:tr>
     </w:tbl>
-    <w:bookmarkEnd w:id="103"/>
-    <w:bookmarkStart w:id="104" w:name="werewolf"/>
+    <w:bookmarkEnd w:id="104"/>
+    <w:bookmarkStart w:id="105" w:name="werewolf"/>
     <w:p>
       <w:pPr>
         <w:pStyle w:val="Heading2"/>
@@ -23134,7 +23326,7 @@
       <w:pPr>
         <w:numPr>
           <w:ilvl w:val="0"/>
-          <w:numId w:val="1024"/>
+          <w:numId w:val="1025"/>
         </w:numPr>
         <w:pStyle w:val="Compact"/>
       </w:pPr>
@@ -23146,7 +23338,7 @@
       <w:pPr>
         <w:numPr>
           <w:ilvl w:val="0"/>
-          <w:numId w:val="1024"/>
+          <w:numId w:val="1025"/>
         </w:numPr>
         <w:pStyle w:val="Compact"/>
       </w:pPr>
@@ -23158,7 +23350,7 @@
       <w:pPr>
         <w:numPr>
           <w:ilvl w:val="0"/>
-          <w:numId w:val="1024"/>
+          <w:numId w:val="1025"/>
         </w:numPr>
         <w:pStyle w:val="Compact"/>
       </w:pPr>
@@ -23422,8 +23614,8 @@
         </w:tc>
       </w:tr>
     </w:tbl>
-    <w:bookmarkEnd w:id="104"/>
-    <w:bookmarkStart w:id="105" w:name="pact-bound"/>
+    <w:bookmarkEnd w:id="105"/>
+    <w:bookmarkStart w:id="106" w:name="pact-bound"/>
     <w:p>
       <w:pPr>
         <w:pStyle w:val="Heading2"/>
@@ -23468,7 +23660,7 @@
       <w:pPr>
         <w:numPr>
           <w:ilvl w:val="0"/>
-          <w:numId w:val="1025"/>
+          <w:numId w:val="1026"/>
         </w:numPr>
         <w:pStyle w:val="Compact"/>
       </w:pPr>
@@ -23480,7 +23672,7 @@
       <w:pPr>
         <w:numPr>
           <w:ilvl w:val="0"/>
-          <w:numId w:val="1025"/>
+          <w:numId w:val="1026"/>
         </w:numPr>
         <w:pStyle w:val="Compact"/>
       </w:pPr>
@@ -23492,7 +23684,7 @@
       <w:pPr>
         <w:numPr>
           <w:ilvl w:val="0"/>
-          <w:numId w:val="1025"/>
+          <w:numId w:val="1026"/>
         </w:numPr>
         <w:pStyle w:val="Compact"/>
       </w:pPr>
@@ -23722,8 +23914,8 @@
         </w:tc>
       </w:tr>
     </w:tbl>
-    <w:bookmarkEnd w:id="105"/>
-    <w:bookmarkStart w:id="106" w:name="vampire"/>
+    <w:bookmarkEnd w:id="106"/>
+    <w:bookmarkStart w:id="107" w:name="vampire"/>
     <w:p>
       <w:pPr>
         <w:pStyle w:val="Heading2"/>
@@ -23768,7 +23960,7 @@
       <w:pPr>
         <w:numPr>
           <w:ilvl w:val="0"/>
-          <w:numId w:val="1026"/>
+          <w:numId w:val="1027"/>
         </w:numPr>
         <w:pStyle w:val="Compact"/>
       </w:pPr>
@@ -23780,7 +23972,7 @@
       <w:pPr>
         <w:numPr>
           <w:ilvl w:val="0"/>
-          <w:numId w:val="1026"/>
+          <w:numId w:val="1027"/>
         </w:numPr>
         <w:pStyle w:val="Compact"/>
       </w:pPr>
@@ -23792,7 +23984,7 @@
       <w:pPr>
         <w:numPr>
           <w:ilvl w:val="0"/>
-          <w:numId w:val="1026"/>
+          <w:numId w:val="1027"/>
         </w:numPr>
         <w:pStyle w:val="Compact"/>
       </w:pPr>
@@ -23804,7 +23996,7 @@
       <w:pPr>
         <w:numPr>
           <w:ilvl w:val="0"/>
-          <w:numId w:val="1026"/>
+          <w:numId w:val="1027"/>
         </w:numPr>
         <w:pStyle w:val="Compact"/>
       </w:pPr>
@@ -24068,9 +24260,9 @@
         </w:tc>
       </w:tr>
     </w:tbl>
-    <w:bookmarkEnd w:id="106"/>
     <w:bookmarkEnd w:id="107"/>
-    <w:bookmarkStart w:id="118" w:name="making-your-own"/>
+    <w:bookmarkEnd w:id="108"/>
+    <w:bookmarkStart w:id="119" w:name="making-your-own"/>
     <w:p>
       <w:pPr>
         <w:pStyle w:val="Heading1"/>
@@ -24103,7 +24295,7 @@
         <w:t xml:space="preserve">option at the end of each list, and its checklist holds a custom choice to the same rules as everything else.</w:t>
       </w:r>
     </w:p>
-    <w:bookmarkStart w:id="108" w:name="a-custom-calling"/>
+    <w:bookmarkStart w:id="109" w:name="a-custom-calling"/>
     <w:p>
       <w:pPr>
         <w:pStyle w:val="Heading2"/>
@@ -24124,7 +24316,7 @@
       <w:pPr>
         <w:numPr>
           <w:ilvl w:val="0"/>
-          <w:numId w:val="1027"/>
+          <w:numId w:val="1028"/>
         </w:numPr>
         <w:pStyle w:val="Compact"/>
       </w:pPr>
@@ -24170,7 +24362,7 @@
       <w:pPr>
         <w:numPr>
           <w:ilvl w:val="0"/>
-          <w:numId w:val="1027"/>
+          <w:numId w:val="1028"/>
         </w:numPr>
         <w:pStyle w:val="Compact"/>
       </w:pPr>
@@ -24192,7 +24384,7 @@
       <w:pPr>
         <w:numPr>
           <w:ilvl w:val="0"/>
-          <w:numId w:val="1027"/>
+          <w:numId w:val="1028"/>
         </w:numPr>
         <w:pStyle w:val="Compact"/>
       </w:pPr>
@@ -24214,7 +24406,7 @@
       <w:pPr>
         <w:numPr>
           <w:ilvl w:val="0"/>
-          <w:numId w:val="1027"/>
+          <w:numId w:val="1028"/>
         </w:numPr>
         <w:pStyle w:val="Compact"/>
       </w:pPr>
@@ -24279,8 +24471,8 @@
         <w:t xml:space="preserve">.</w:t>
       </w:r>
     </w:p>
-    <w:bookmarkEnd w:id="108"/>
-    <w:bookmarkStart w:id="117" w:name="a-custom-origin"/>
+    <w:bookmarkEnd w:id="109"/>
+    <w:bookmarkStart w:id="118" w:name="a-custom-origin"/>
     <w:p>
       <w:pPr>
         <w:pStyle w:val="Heading2"/>
@@ -24297,7 +24489,7 @@
         <w:t xml:space="preserve">Build it with the GM, one step at a time.</w:t>
       </w:r>
     </w:p>
-    <w:bookmarkStart w:id="109" w:name="the-concept"/>
+    <w:bookmarkStart w:id="110" w:name="the-concept"/>
     <w:p>
       <w:pPr>
         <w:pStyle w:val="Heading3"/>
@@ -24314,8 +24506,8 @@
         <w:t xml:space="preserve">Two or three sentences: where they come from, what sets them apart, and how others see them. It should be something the origins in this book don’t already cover.</w:t>
       </w:r>
     </w:p>
-    <w:bookmarkEnd w:id="109"/>
-    <w:bookmarkStart w:id="110" w:name="the-tier"/>
+    <w:bookmarkEnd w:id="110"/>
+    <w:bookmarkStart w:id="111" w:name="the-tier"/>
     <w:p>
       <w:pPr>
         <w:pStyle w:val="Heading3"/>
@@ -24612,8 +24804,8 @@
         <w:t xml:space="preserve">When in doubt, choose the higher tier.</w:t>
       </w:r>
     </w:p>
-    <w:bookmarkEnd w:id="110"/>
-    <w:bookmarkStart w:id="111" w:name="attribute-adjustments"/>
+    <w:bookmarkEnd w:id="111"/>
+    <w:bookmarkStart w:id="112" w:name="attribute-adjustments"/>
     <w:p>
       <w:pPr>
         <w:pStyle w:val="Heading3"/>
@@ -24659,8 +24851,8 @@
         <w:t xml:space="preserve">: a +2 needs a −2 or two −1s. The adjustments move the attribute’s base (+1 starts it at 11) and raise its starting maximum (13 plus the bonus). Most origins change two to four attributes.</w:t>
       </w:r>
     </w:p>
-    <w:bookmarkEnd w:id="111"/>
-    <w:bookmarkStart w:id="112" w:name="core-rules-tier-1-and-up"/>
+    <w:bookmarkEnd w:id="112"/>
+    <w:bookmarkStart w:id="113" w:name="core-rules-tier-1-and-up"/>
     <w:p>
       <w:pPr>
         <w:pStyle w:val="Heading3"/>
@@ -24677,8 +24869,8 @@
         <w:t xml:space="preserve">One to three short rules that always apply: what they can do (see in the dark, resist cold, a free Trained skill) and what it costs (a weakness, a people’s distrust, a hazard they can’t abide). A strength with no drawback is worth more than it looks, so price it a tier higher.</w:t>
       </w:r>
     </w:p>
-    <w:bookmarkEnd w:id="112"/>
-    <w:bookmarkStart w:id="113" w:name="origin-advantages"/>
+    <w:bookmarkEnd w:id="113"/>
+    <w:bookmarkStart w:id="114" w:name="origin-advantages"/>
     <w:p>
       <w:pPr>
         <w:pStyle w:val="Heading3"/>
@@ -24733,8 +24925,8 @@
         <w:t xml:space="preserve">: a problem the trait causes, with a clear trigger and a real consequence, which earns a Grit point when it bites, like any complication. A character takes one advantage, general or origin, so make them distinct choices.</w:t>
       </w:r>
     </w:p>
-    <w:bookmarkEnd w:id="113"/>
-    <w:bookmarkStart w:id="114" w:name="an-alternate-form-optional-tier-2-or-3"/>
+    <w:bookmarkEnd w:id="114"/>
+    <w:bookmarkStart w:id="115" w:name="an-alternate-form-optional-tier-2-or-3"/>
     <w:p>
       <w:pPr>
         <w:pStyle w:val="Heading3"/>
@@ -24767,8 +24959,8 @@
         <w:t xml:space="preserve">apply.</w:t>
       </w:r>
     </w:p>
-    <w:bookmarkEnd w:id="114"/>
-    <w:bookmarkStart w:id="115" w:name="in-the-creator"/>
+    <w:bookmarkEnd w:id="115"/>
+    <w:bookmarkStart w:id="116" w:name="in-the-creator"/>
     <w:p>
       <w:pPr>
         <w:pStyle w:val="Heading3"/>
@@ -24781,7 +24973,7 @@
       <w:pPr>
         <w:numPr>
           <w:ilvl w:val="0"/>
-          <w:numId w:val="1028"/>
+          <w:numId w:val="1029"/>
         </w:numPr>
         <w:pStyle w:val="Compact"/>
       </w:pPr>
@@ -24809,7 +25001,7 @@
       <w:pPr>
         <w:numPr>
           <w:ilvl w:val="0"/>
-          <w:numId w:val="1028"/>
+          <w:numId w:val="1029"/>
         </w:numPr>
         <w:pStyle w:val="Compact"/>
       </w:pPr>
@@ -24821,7 +25013,7 @@
       <w:pPr>
         <w:numPr>
           <w:ilvl w:val="0"/>
-          <w:numId w:val="1028"/>
+          <w:numId w:val="1029"/>
         </w:numPr>
         <w:pStyle w:val="Compact"/>
       </w:pPr>
@@ -24849,7 +25041,7 @@
       <w:pPr>
         <w:numPr>
           <w:ilvl w:val="0"/>
-          <w:numId w:val="1028"/>
+          <w:numId w:val="1029"/>
         </w:numPr>
         <w:pStyle w:val="Compact"/>
       </w:pPr>
@@ -24873,8 +25065,8 @@
         <w:t xml:space="preserve">and enter the advantage and its companion complication.</w:t>
       </w:r>
     </w:p>
-    <w:bookmarkEnd w:id="115"/>
-    <w:bookmarkStart w:id="116" w:name="example"/>
+    <w:bookmarkEnd w:id="116"/>
+    <w:bookmarkStart w:id="117" w:name="example"/>
     <w:p>
       <w:pPr>
         <w:pStyle w:val="Heading3"/>
@@ -24979,10 +25171,10 @@
         <w:t xml:space="preserve">: something from the other side follows you; when it matters, accept the chill, the stopped clock or the panicked horse.</w:t>
       </w:r>
     </w:p>
-    <w:bookmarkEnd w:id="116"/>
     <w:bookmarkEnd w:id="117"/>
     <w:bookmarkEnd w:id="118"/>
-    <w:bookmarkStart w:id="119" w:name="complications"/>
+    <w:bookmarkEnd w:id="119"/>
+    <w:bookmarkStart w:id="120" w:name="complications"/>
     <w:p>
       <w:pPr>
         <w:pStyle w:val="Heading1"/>
@@ -25687,8 +25879,8 @@
         </w:tc>
       </w:tr>
     </w:tbl>
-    <w:bookmarkEnd w:id="119"/>
-    <w:bookmarkStart w:id="121" w:name="quick-reference"/>
+    <w:bookmarkEnd w:id="120"/>
+    <w:bookmarkStart w:id="122" w:name="quick-reference"/>
     <w:p>
       <w:pPr>
         <w:pStyle w:val="Heading1"/>
@@ -25879,7 +26071,7 @@
       <w:r>
         <w:t xml:space="preserve"> </w:t>
       </w:r>
-      <w:hyperlink r:id="rId120">
+      <w:hyperlink r:id="rId121">
         <w:r>
           <w:rPr>
             <w:rStyle w:val="Hyperlink"/>
@@ -25891,7 +26083,7 @@
         <w:t xml:space="preserve">. You may share, adapt, and use it for any purpose, including commercially, as long as you give appropriate credit to the author.</w:t>
       </w:r>
     </w:p>
-    <w:bookmarkEnd w:id="121"/>
+    <w:bookmarkEnd w:id="122"/>
     <w:sectPr/>
   </w:body>
 </w:document>
@@ -26244,34 +26436,7 @@
     <w:abstractNumId w:val="991"/>
   </w:num>
   <w:num w:numId="1010">
-    <w:abstractNumId w:val="99411"/>
-    <w:lvlOverride w:ilvl="0">
-      <w:startOverride w:val="1"/>
-    </w:lvlOverride>
-    <w:lvlOverride w:ilvl="1">
-      <w:startOverride w:val="1"/>
-    </w:lvlOverride>
-    <w:lvlOverride w:ilvl="2">
-      <w:startOverride w:val="1"/>
-    </w:lvlOverride>
-    <w:lvlOverride w:ilvl="3">
-      <w:startOverride w:val="1"/>
-    </w:lvlOverride>
-    <w:lvlOverride w:ilvl="4">
-      <w:startOverride w:val="1"/>
-    </w:lvlOverride>
-    <w:lvlOverride w:ilvl="5">
-      <w:startOverride w:val="1"/>
-    </w:lvlOverride>
-    <w:lvlOverride w:ilvl="6">
-      <w:startOverride w:val="1"/>
-    </w:lvlOverride>
-    <w:lvlOverride w:ilvl="7">
-      <w:startOverride w:val="1"/>
-    </w:lvlOverride>
-    <w:lvlOverride w:ilvl="8">
-      <w:startOverride w:val="1"/>
-    </w:lvlOverride>
+    <w:abstractNumId w:val="991"/>
   </w:num>
   <w:num w:numId="1011">
     <w:abstractNumId w:val="99411"/>
@@ -26304,7 +26469,34 @@
     </w:lvlOverride>
   </w:num>
   <w:num w:numId="1012">
-    <w:abstractNumId w:val="991"/>
+    <w:abstractNumId w:val="99411"/>
+    <w:lvlOverride w:ilvl="0">
+      <w:startOverride w:val="1"/>
+    </w:lvlOverride>
+    <w:lvlOverride w:ilvl="1">
+      <w:startOverride w:val="1"/>
+    </w:lvlOverride>
+    <w:lvlOverride w:ilvl="2">
+      <w:startOverride w:val="1"/>
+    </w:lvlOverride>
+    <w:lvlOverride w:ilvl="3">
+      <w:startOverride w:val="1"/>
+    </w:lvlOverride>
+    <w:lvlOverride w:ilvl="4">
+      <w:startOverride w:val="1"/>
+    </w:lvlOverride>
+    <w:lvlOverride w:ilvl="5">
+      <w:startOverride w:val="1"/>
+    </w:lvlOverride>
+    <w:lvlOverride w:ilvl="6">
+      <w:startOverride w:val="1"/>
+    </w:lvlOverride>
+    <w:lvlOverride w:ilvl="7">
+      <w:startOverride w:val="1"/>
+    </w:lvlOverride>
+    <w:lvlOverride w:ilvl="8">
+      <w:startOverride w:val="1"/>
+    </w:lvlOverride>
   </w:num>
   <w:num w:numId="1013">
     <w:abstractNumId w:val="991"/>
@@ -26349,6 +26541,9 @@
     <w:abstractNumId w:val="991"/>
   </w:num>
   <w:num w:numId="1027">
+    <w:abstractNumId w:val="991"/>
+  </w:num>
+  <w:num w:numId="1028">
     <w:abstractNumId w:val="99411"/>
     <w:lvlOverride w:ilvl="0">
       <w:startOverride w:val="1"/>
@@ -26378,7 +26573,7 @@
       <w:startOverride w:val="1"/>
     </w:lvlOverride>
   </w:num>
-  <w:num w:numId="1028">
+  <w:num w:numId="1029">
     <w:abstractNumId w:val="99411"/>
     <w:lvlOverride w:ilvl="0">
       <w:startOverride w:val="1"/>

--- a/legend-dynamics/site/dust-and-damnation/Dust_Damnation_Players_Guide.docx
+++ b/legend-dynamics/site/dust-and-damnation/Dust_Damnation_Players_Guide.docx
@@ -6028,6 +6028,39 @@
                 <w:b/>
                 <w:sz w:val="19"/>
               </w:rPr>
+              <w:t xml:space="preserve">Shield</w:t>
+            </w:r>
+          </w:p>
+        </w:tc>
+        <w:tc>
+          <w:tcPr/>
+          <w:p>
+            <w:pPr>
+              <w:pStyle w:val="Compact"/>
+              <w:jc w:val="left"/>
+            </w:pPr>
+            <w:r>
+              <w:rPr>
+                <w:sz w:val="19"/>
+              </w:rPr>
+              <w:t xml:space="preserve">A hide shield or an iron-bound buckler, rare out West: you Block at +1.</w:t>
+            </w:r>
+          </w:p>
+        </w:tc>
+      </w:tr>
+      <w:tr>
+        <w:tc>
+          <w:tcPr/>
+          <w:p>
+            <w:pPr>
+              <w:pStyle w:val="Compact"/>
+              <w:jc w:val="left"/>
+            </w:pPr>
+            <w:r>
+              <w:rPr>
+                <w:b/>
+                <w:sz w:val="19"/>
+              </w:rPr>
               <w:t xml:space="preserve">Lantern and matches</w:t>
             </w:r>
           </w:p>
@@ -6950,6 +6983,28 @@
       </w:r>
       <w:r>
         <w:t xml:space="preserve">Against a blade, a club, claws or fists, you can parry instead of Dodge: roll Melee −3 with a weapon in hand, or Brawling −3 bare-handed against fists, claws and fangs. Each parry after your first in a round is a further −2. Nobody parries a bullet or an arrow.</w:t>
+      </w:r>
+    </w:p>
+    <w:p>
+      <w:pPr>
+        <w:numPr>
+          <w:ilvl w:val="0"/>
+          <w:numId w:val="1008"/>
+        </w:numPr>
+        <w:pStyle w:val="Compact"/>
+      </w:pPr>
+      <w:r>
+        <w:rPr>
+          <w:bCs/>
+          <w:b/>
+        </w:rPr>
+        <w:t xml:space="preserve">Block.</w:t>
+      </w:r>
+      <w:r>
+        <w:t xml:space="preserve"> </w:t>
+      </w:r>
+      <w:r>
+        <w:t xml:space="preserve">With a shield, or anything that can stand in for one (a chair, a wooden slat, a crate lid, a saddle), you can block a blade, a club, claws, fists or an arrow instead of Dodge: roll Melee −2, or Melee −1 with a real shield. Once a round. Nothing you can lift blocks a bullet. An improvised shield breaks the first time it blocks a hit of 2 or more boxes.</w:t>
       </w:r>
     </w:p>
     <w:p>

--- a/legend-dynamics/site/dust-and-damnation/Dust_Damnation_Players_Guide.docx
+++ b/legend-dynamics/site/dust-and-damnation/Dust_Damnation_Players_Guide.docx
@@ -3155,6 +3155,54 @@
           </w:p>
         </w:tc>
       </w:tr>
+      <w:tr>
+        <w:tc>
+          <w:tcPr/>
+          <w:p>
+            <w:pPr>
+              <w:pStyle w:val="Compact"/>
+              <w:jc w:val="left"/>
+            </w:pPr>
+            <w:r>
+              <w:rPr>
+                <w:b/>
+                <w:sz w:val="19"/>
+              </w:rPr>
+              <w:t xml:space="preserve">Additional Defense</w:t>
+            </w:r>
+          </w:p>
+        </w:tc>
+        <w:tc>
+          <w:tcPr/>
+          <w:p>
+            <w:pPr>
+              <w:pStyle w:val="Compact"/>
+              <w:jc w:val="left"/>
+            </w:pPr>
+            <w:r>
+              <w:rPr>
+                <w:sz w:val="19"/>
+              </w:rPr>
+              <w:t xml:space="preserve">Defend twice a round instead of once: Dodge, Parry or Block, in any mix. A second parry is still −2.</w:t>
+            </w:r>
+          </w:p>
+        </w:tc>
+        <w:tc>
+          <w:tcPr/>
+          <w:p>
+            <w:pPr>
+              <w:pStyle w:val="Compact"/>
+              <w:jc w:val="left"/>
+            </w:pPr>
+            <w:r>
+              <w:rPr>
+                <w:sz w:val="19"/>
+              </w:rPr>
+              <w:t xml:space="preserve">1</w:t>
+            </w:r>
+          </w:p>
+        </w:tc>
+      </w:tr>
     </w:tbl>
     <w:bookmarkEnd w:id="26"/>
     <w:bookmarkStart w:id="27" w:name="spending-points"/>
@@ -6932,13 +6980,29 @@
           <w:bCs/>
           <w:b/>
         </w:rPr>
-        <w:t xml:space="preserve">Defend against every attack.</w:t>
-      </w:r>
-      <w:r>
-        <w:t xml:space="preserve"> </w:t>
-      </w:r>
-      <w:r>
-        <w:t xml:space="preserve">A target may defend against every attack, not just one a round.</w:t>
+        <w:t xml:space="preserve">One defense a round.</w:t>
+      </w:r>
+      <w:r>
+        <w:t xml:space="preserve"> </w:t>
+      </w:r>
+      <w:r>
+        <w:t xml:space="preserve">Dodge, Parry and Block are all defenses, and you get one a round, between your turns: choose which when an attack hits. The</w:t>
+      </w:r>
+      <w:r>
+        <w:t xml:space="preserve"> </w:t>
+      </w:r>
+      <w:r>
+        <w:rPr>
+          <w:bCs/>
+          <w:b/>
+        </w:rPr>
+        <w:t xml:space="preserve">Additional Defense</w:t>
+      </w:r>
+      <w:r>
+        <w:t xml:space="preserve"> </w:t>
+      </w:r>
+      <w:r>
+        <w:t xml:space="preserve">Edge gives you a second.</w:t>
       </w:r>
     </w:p>
     <w:p>
@@ -6982,7 +7046,7 @@
         <w:t xml:space="preserve"> </w:t>
       </w:r>
       <w:r>
-        <w:t xml:space="preserve">Against a blade, a club, claws or fists, you can parry instead of Dodge: roll Melee −3 with a weapon in hand, or Brawling −3 bare-handed against fists, claws and fangs. Each parry after your first in a round is a further −2. Nobody parries a bullet or an arrow.</w:t>
+        <w:t xml:space="preserve">Against a blade, a club, claws or fists, you can parry instead of Dodge: roll Melee −3 with a weapon in hand, or Brawling −3 bare-handed against fists, claws and fangs. A second parry in the same round (with Additional Defense) is a further −2. Nobody parries a bullet or an arrow.</w:t>
       </w:r>
     </w:p>
     <w:p>
@@ -7004,7 +7068,7 @@
         <w:t xml:space="preserve"> </w:t>
       </w:r>
       <w:r>
-        <w:t xml:space="preserve">With a shield, or anything that can stand in for one (a chair, a wooden slat, a crate lid, a saddle), you can block a blade, a club, claws, fists or an arrow instead of Dodge: roll Melee −2, or Melee −1 with a real shield. Once a round. Nothing you can lift blocks a bullet. An improvised shield breaks the first time it blocks a hit of 2 or more boxes.</w:t>
+        <w:t xml:space="preserve">With a shield, or anything that can stand in for one (a chair, a wooden slat, a crate lid, a saddle), you can block a blade, a club, claws, fists or an arrow instead of Dodge: roll Melee −2, or Melee −1 with a real shield. Nothing you can lift blocks a bullet. An improvised shield breaks the first time it blocks a hit of 2 or more boxes.</w:t>
       </w:r>
     </w:p>
     <w:p>
@@ -7079,7 +7143,7 @@
         <w:t xml:space="preserve"> </w:t>
       </w:r>
       <w:r>
-        <w:t xml:space="preserve">a werewolf’s claws succeed by 5 against Deputy Ames. Ames already dodged a knife this round, but may still defend: Dodge 11, −2 for the clean hit, needs a 9 or less. A parry with the saber would be Melee 14 −3 −2 = 9, no better, so Ames dodges.</w:t>
+        <w:t xml:space="preserve">a werewolf’s claws succeed by 5 against Deputy Ames, who hasn’t defended yet this round. Dodge is 11, −2 for the clean hit: Ames needs a 9 or less. A parry with the saber would be Melee 14 −3 −2 = 9, no better, so Ames dodges. When the second wolf lunges before Ames’s next turn, there’s no defense left, unless Ames has Additional Defense.</w:t>
       </w:r>
     </w:p>
     <w:bookmarkEnd w:id="51"/>
